--- a/HCF reproduction report.docx
+++ b/HCF reproduction report.docx
@@ -368,10 +368,102 @@
     <w:p>
       <w:pPr>
         <w:pStyle w:val="LEUFPTitle"/>
-      </w:pPr>
-      <w:r>
-        <w:t>HCF Algorithm Reproduction &amp; Simulation</w:t>
-      </w:r>
+        <w:rPr>
+          <w:rFonts w:hint="eastAsia"/>
+          <w:lang w:eastAsia="zh-CN"/>
+        </w:rPr>
+      </w:pPr>
+      <w:r>
+        <w:t>HCF Algorithm Simulation</w:t>
+      </w:r>
+      <w:r>
+        <w:rPr>
+          <w:rFonts w:hint="eastAsia"/>
+          <w:lang w:eastAsia="zh-CN"/>
+        </w:rPr>
+        <w:t xml:space="preserve"> and Performance </w:t>
+      </w:r>
+      <w:r>
+        <w:rPr>
+          <w:lang w:eastAsia="zh-CN"/>
+        </w:rPr>
+        <w:t>Comparison</w:t>
+      </w:r>
+    </w:p>
+    <w:p>
+      <w:pPr>
+        <w:rPr>
+          <w:rFonts w:eastAsiaTheme="minorEastAsia"/>
+          <w:lang w:eastAsia="zh-CN"/>
+        </w:rPr>
+      </w:pPr>
+      <w:r>
+        <w:rPr>
+          <w:rFonts w:hint="eastAsia"/>
+          <w:lang w:eastAsia="zh-CN"/>
+        </w:rPr>
+        <w:t>Boyu Yan 202011085</w:t>
+      </w:r>
+    </w:p>
+    <w:p>
+      <w:pPr>
+        <w:rPr>
+          <w:rFonts w:eastAsiaTheme="minorEastAsia"/>
+          <w:lang w:eastAsia="zh-CN"/>
+        </w:rPr>
+      </w:pPr>
+      <w:r>
+        <w:rPr>
+          <w:rFonts w:eastAsiaTheme="minorEastAsia"/>
+          <w:lang w:eastAsia="zh-CN"/>
+        </w:rPr>
+        <w:t>Aisha</w:t>
+      </w:r>
+      <w:r>
+        <w:rPr>
+          <w:rFonts w:eastAsiaTheme="minorEastAsia" w:hint="eastAsia"/>
+          <w:lang w:eastAsia="zh-CN"/>
+        </w:rPr>
+        <w:t xml:space="preserve"> akeyeerke 201951562</w:t>
+      </w:r>
+    </w:p>
+    <w:p>
+      <w:pPr>
+        <w:rPr>
+          <w:rFonts w:eastAsiaTheme="minorEastAsia"/>
+          <w:lang w:eastAsia="zh-CN"/>
+        </w:rPr>
+      </w:pPr>
+      <w:r>
+        <w:rPr>
+          <w:rFonts w:eastAsiaTheme="minorEastAsia" w:hint="eastAsia"/>
+          <w:lang w:eastAsia="zh-CN"/>
+        </w:rPr>
+        <w:t>Yinxuan Guo 202017734</w:t>
+      </w:r>
+    </w:p>
+    <w:p>
+      <w:pPr>
+        <w:rPr>
+          <w:rFonts w:eastAsiaTheme="minorEastAsia" w:hint="eastAsia"/>
+          <w:lang w:eastAsia="zh-CN"/>
+        </w:rPr>
+      </w:pPr>
+      <w:r>
+        <w:rPr>
+          <w:rFonts w:eastAsiaTheme="minorEastAsia" w:hint="eastAsia"/>
+          <w:lang w:eastAsia="zh-CN"/>
+        </w:rPr>
+        <w:t>Zhongyun Jiang 202015175</w:t>
+      </w:r>
+    </w:p>
+    <w:p>
+      <w:pPr>
+        <w:rPr>
+          <w:rFonts w:eastAsiaTheme="minorEastAsia" w:hint="eastAsia"/>
+          <w:lang w:eastAsia="zh-CN"/>
+        </w:rPr>
+      </w:pPr>
     </w:p>
     <w:p>
       <w:r>
@@ -394,31 +486,319 @@
     <w:p>
       <w:pPr>
         <w:rPr>
-          <w:rFonts w:eastAsiaTheme="minorEastAsia"/>
-          <w:lang w:val="en-US" w:eastAsia="zh-CN"/>
-        </w:rPr>
-      </w:pPr>
-      <w:r>
-        <w:rPr>
-          <w:rFonts w:eastAsiaTheme="minorEastAsia"/>
-          <w:lang w:val="en-US" w:eastAsia="zh-CN"/>
-        </w:rPr>
-        <w:t xml:space="preserve">Internet growth demand greater network scale and data transfer capability, higher performance switch is needed. </w:t>
-      </w:r>
-    </w:p>
-    <w:p>
-      <w:pPr>
-        <w:rPr>
-          <w:rFonts w:eastAsiaTheme="minorEastAsia"/>
-          <w:lang w:val="en-US" w:eastAsia="zh-CN"/>
-        </w:rPr>
-      </w:pPr>
-      <w:r>
-        <w:rPr>
-          <w:rFonts w:eastAsiaTheme="minorEastAsia"/>
-          <w:lang w:val="en-US" w:eastAsia="zh-CN"/>
-        </w:rPr>
-        <w:t xml:space="preserve">OQ needs too much memory bandwidth, IQ has </w:t>
+          <w:lang w:val="en-US" w:eastAsia="zh-CN"/>
+        </w:rPr>
+      </w:pPr>
+      <w:r>
+        <w:rPr>
+          <w:lang w:val="en-US" w:eastAsia="zh-CN"/>
+        </w:rPr>
+        <w:t>The rapid development of internet applications</w:t>
+      </w:r>
+      <w:r>
+        <w:rPr>
+          <w:rFonts w:hint="eastAsia"/>
+          <w:lang w:val="en-US" w:eastAsia="zh-CN"/>
+        </w:rPr>
+        <w:t>, especially</w:t>
+      </w:r>
+      <w:r>
+        <w:rPr>
+          <w:lang w:val="en-US" w:eastAsia="zh-CN"/>
+        </w:rPr>
+        <w:t xml:space="preserve"> multimedia applications that require high bandwidth</w:t>
+      </w:r>
+      <w:r>
+        <w:rPr>
+          <w:rFonts w:hint="eastAsia"/>
+          <w:lang w:val="en-US" w:eastAsia="zh-CN"/>
+        </w:rPr>
+        <w:t xml:space="preserve"> </w:t>
+      </w:r>
+      <w:r>
+        <w:rPr>
+          <w:lang w:val="en-US" w:eastAsia="zh-CN"/>
+        </w:rPr>
+        <w:t>has driven demand for larger-scale networks and higher transmission speeds, making more efficient switching technologies essential.</w:t>
+      </w:r>
+    </w:p>
+    <w:p>
+      <w:pPr>
+        <w:rPr>
+          <w:rFonts w:eastAsiaTheme="minorEastAsia"/>
+          <w:lang w:val="en-US" w:eastAsia="zh-CN"/>
+        </w:rPr>
+      </w:pPr>
+      <w:r>
+        <w:rPr>
+          <w:lang w:val="en-US" w:eastAsia="zh-CN"/>
+        </w:rPr>
+        <w:t>Output</w:t>
+      </w:r>
+      <w:r>
+        <w:rPr>
+          <w:rFonts w:hint="eastAsia"/>
+          <w:lang w:val="en-US" w:eastAsia="zh-CN"/>
+        </w:rPr>
+        <w:t xml:space="preserve"> </w:t>
+      </w:r>
+      <w:r>
+        <w:rPr>
+          <w:lang w:val="en-US" w:eastAsia="zh-CN"/>
+        </w:rPr>
+        <w:t>Queued (OQ) switches are known to provide an optimal delay</w:t>
+      </w:r>
+      <w:r>
+        <w:rPr>
+          <w:rFonts w:hint="eastAsia"/>
+          <w:lang w:val="en-US" w:eastAsia="zh-CN"/>
+        </w:rPr>
+        <w:t xml:space="preserve"> </w:t>
+      </w:r>
+      <w:r>
+        <w:rPr>
+          <w:lang w:val="en-US" w:eastAsia="zh-CN"/>
+        </w:rPr>
+        <w:t>throughput performance and even quality-of-service</w:t>
+      </w:r>
+      <w:r>
+        <w:rPr>
+          <w:rFonts w:hint="eastAsia"/>
+          <w:lang w:val="en-US" w:eastAsia="zh-CN"/>
+        </w:rPr>
+        <w:t xml:space="preserve"> </w:t>
+      </w:r>
+      <w:r>
+        <w:rPr>
+          <w:lang w:val="en-US" w:eastAsia="zh-CN"/>
+        </w:rPr>
+        <w:t>(QOS)</w:t>
+      </w:r>
+      <w:r>
+        <w:rPr>
+          <w:rFonts w:hint="eastAsia"/>
+          <w:lang w:val="en-US" w:eastAsia="zh-CN"/>
+        </w:rPr>
+        <w:t xml:space="preserve"> </w:t>
+      </w:r>
+      <w:r>
+        <w:rPr>
+          <w:lang w:val="en-US" w:eastAsia="zh-CN"/>
+        </w:rPr>
+        <w:t xml:space="preserve">for all traffic distributions but </w:t>
+      </w:r>
+      <w:r>
+        <w:rPr>
+          <w:lang w:val="en-US" w:eastAsia="zh-CN"/>
+        </w:rPr>
+        <w:t>require</w:t>
+      </w:r>
+      <w:r>
+        <w:rPr>
+          <w:lang w:val="en-US" w:eastAsia="zh-CN"/>
+        </w:rPr>
+        <w:t xml:space="preserve"> </w:t>
+      </w:r>
+      <w:r>
+        <w:rPr>
+          <w:lang w:val="en-US" w:eastAsia="zh-CN"/>
+        </w:rPr>
+        <w:t>enormous</w:t>
+      </w:r>
+      <w:r>
+        <w:rPr>
+          <w:rFonts w:hint="eastAsia"/>
+          <w:lang w:val="en-US" w:eastAsia="zh-CN"/>
+        </w:rPr>
+        <w:t xml:space="preserve"> memory bandwidth</w:t>
+      </w:r>
+      <w:r>
+        <w:rPr>
+          <w:lang w:val="en-US" w:eastAsia="zh-CN"/>
+        </w:rPr>
+        <w:t>.</w:t>
+      </w:r>
+      <w:r>
+        <w:rPr>
+          <w:rFonts w:hint="eastAsia"/>
+          <w:lang w:val="en-US" w:eastAsia="zh-CN"/>
+        </w:rPr>
+        <w:t xml:space="preserve"> Input Queued (IQ) </w:t>
+      </w:r>
+      <w:r>
+        <w:rPr>
+          <w:lang w:val="en-US" w:eastAsia="zh-CN"/>
+        </w:rPr>
+        <w:t>replace the centralized shared memory by maintaining</w:t>
+      </w:r>
+      <w:r>
+        <w:rPr>
+          <w:rFonts w:hint="eastAsia"/>
+          <w:lang w:val="en-US" w:eastAsia="zh-CN"/>
+        </w:rPr>
+        <w:t xml:space="preserve"> </w:t>
+      </w:r>
+      <w:r>
+        <w:rPr>
+          <w:lang w:val="en-US" w:eastAsia="zh-CN"/>
+        </w:rPr>
+        <w:t>separate queues at each input of a crossbar fabric, each of which</w:t>
+      </w:r>
+      <w:r>
+        <w:rPr>
+          <w:rFonts w:hint="eastAsia"/>
+          <w:lang w:val="en-US" w:eastAsia="zh-CN"/>
+        </w:rPr>
+        <w:t xml:space="preserve"> </w:t>
+      </w:r>
+      <w:r>
+        <w:rPr>
+          <w:lang w:val="en-US" w:eastAsia="zh-CN"/>
+        </w:rPr>
+        <w:t>runs at the line rate. However, head-of-line (HOL) blocking is</w:t>
+      </w:r>
+      <w:r>
+        <w:rPr>
+          <w:rFonts w:hint="eastAsia"/>
+          <w:lang w:val="en-US" w:eastAsia="zh-CN"/>
+        </w:rPr>
+        <w:t xml:space="preserve"> </w:t>
+      </w:r>
+      <w:r>
+        <w:rPr>
+          <w:lang w:val="en-US" w:eastAsia="zh-CN"/>
+        </w:rPr>
+        <w:t>well known to limit the throughput of input-queued switches</w:t>
+      </w:r>
+      <w:r>
+        <w:rPr>
+          <w:rFonts w:hint="eastAsia"/>
+          <w:lang w:val="en-US" w:eastAsia="zh-CN"/>
+        </w:rPr>
+        <w:t xml:space="preserve"> </w:t>
+      </w:r>
+      <w:r>
+        <w:rPr>
+          <w:lang w:val="en-US" w:eastAsia="zh-CN"/>
+        </w:rPr>
+        <w:t>to approximately 58.6%</w:t>
+      </w:r>
+      <w:r>
+        <w:rPr>
+          <w:rFonts w:hint="eastAsia"/>
+          <w:lang w:val="en-US" w:eastAsia="zh-CN"/>
+        </w:rPr>
+        <w:t xml:space="preserve">. </w:t>
+      </w:r>
+      <w:r>
+        <w:rPr>
+          <w:lang w:val="en-US" w:eastAsia="zh-CN"/>
+        </w:rPr>
+        <w:t>This problem can be overcome by</w:t>
+      </w:r>
+      <w:r>
+        <w:rPr>
+          <w:rFonts w:hint="eastAsia"/>
+          <w:lang w:val="en-US" w:eastAsia="zh-CN"/>
+        </w:rPr>
+        <w:t xml:space="preserve"> </w:t>
+      </w:r>
+      <w:r>
+        <w:rPr>
+          <w:lang w:val="en-US" w:eastAsia="zh-CN"/>
+        </w:rPr>
+        <w:t>using Virtual Output Queues (VOQs) but requires a scheduling algorithm to schedule cell</w:t>
+      </w:r>
+      <w:r>
+        <w:rPr>
+          <w:rFonts w:hint="eastAsia"/>
+          <w:lang w:val="en-US" w:eastAsia="zh-CN"/>
+        </w:rPr>
+        <w:t xml:space="preserve"> </w:t>
+      </w:r>
+      <w:r>
+        <w:rPr>
+          <w:lang w:val="en-US" w:eastAsia="zh-CN"/>
+        </w:rPr>
+        <w:t>transmission across the switching fabric.</w:t>
+      </w:r>
+    </w:p>
+    <w:p>
+      <w:pPr>
+        <w:rPr>
+          <w:rFonts w:eastAsiaTheme="minorEastAsia"/>
+          <w:lang w:val="en-US" w:eastAsia="zh-CN"/>
+        </w:rPr>
+      </w:pPr>
+      <w:r>
+        <w:rPr>
+          <w:rFonts w:eastAsiaTheme="minorEastAsia" w:hint="eastAsia"/>
+          <w:lang w:val="en-US" w:eastAsia="zh-CN"/>
+        </w:rPr>
+        <w:t xml:space="preserve">Various algorithms exist to schedule VOQs, whereas they all have their own problems. For </w:t>
+      </w:r>
+      <w:r>
+        <w:rPr>
+          <w:rFonts w:eastAsiaTheme="minorEastAsia"/>
+          <w:lang w:val="en-US" w:eastAsia="zh-CN"/>
+        </w:rPr>
+        <w:t>example,</w:t>
+      </w:r>
+      <w:r>
+        <w:rPr>
+          <w:rFonts w:eastAsiaTheme="minorEastAsia" w:hint="eastAsia"/>
+          <w:lang w:val="en-US" w:eastAsia="zh-CN"/>
+        </w:rPr>
+        <w:t xml:space="preserve"> iSLIP implements max size </w:t>
+      </w:r>
+      <w:r>
+        <w:rPr>
+          <w:rFonts w:eastAsiaTheme="minorEastAsia"/>
+          <w:lang w:val="en-US" w:eastAsia="zh-CN"/>
+        </w:rPr>
+        <w:t>matching</w:t>
+      </w:r>
+      <w:r>
+        <w:rPr>
+          <w:rFonts w:eastAsiaTheme="minorEastAsia" w:hint="eastAsia"/>
+          <w:lang w:val="en-US" w:eastAsia="zh-CN"/>
+        </w:rPr>
+        <w:t xml:space="preserve"> using round robin pointers on both input and output ports</w:t>
+      </w:r>
+      <w:r>
+        <w:rPr>
+          <w:rFonts w:eastAsiaTheme="minorEastAsia"/>
+          <w:lang w:val="en-US" w:eastAsia="zh-CN"/>
+        </w:rPr>
+        <w:t>. It’s</w:t>
+      </w:r>
+      <w:r>
+        <w:rPr>
+          <w:rFonts w:eastAsiaTheme="minorEastAsia" w:hint="eastAsia"/>
+          <w:lang w:val="en-US" w:eastAsia="zh-CN"/>
+        </w:rPr>
+        <w:t xml:space="preserve"> simple to produce in hardware and works perfectly under uniform traffic load, but has poor performance under non-uniform traffic, which is what real world network traffic always </w:t>
+      </w:r>
+      <w:r>
+        <w:rPr>
+          <w:rFonts w:eastAsiaTheme="minorEastAsia"/>
+          <w:lang w:val="en-US" w:eastAsia="zh-CN"/>
+        </w:rPr>
+        <w:t>like</w:t>
+      </w:r>
+      <w:r>
+        <w:rPr>
+          <w:rFonts w:eastAsiaTheme="minorEastAsia" w:hint="eastAsia"/>
+          <w:lang w:val="en-US" w:eastAsia="zh-CN"/>
+        </w:rPr>
+        <w:t xml:space="preserve">. </w:t>
+      </w:r>
+      <w:r>
+        <w:rPr>
+          <w:rFonts w:eastAsiaTheme="minorEastAsia"/>
+          <w:lang w:val="en-US" w:eastAsia="zh-CN"/>
+        </w:rPr>
+        <w:t xml:space="preserve">Other iterative algorithms use weights to fix the uneven traffic problem. Examples are iOCF and </w:t>
       </w:r>
       <w:proofErr w:type="spellStart"/>
       <w:r>
@@ -426,7 +806,7 @@
           <w:rFonts w:eastAsiaTheme="minorEastAsia"/>
           <w:lang w:val="en-US" w:eastAsia="zh-CN"/>
         </w:rPr>
-        <w:t>HoL</w:t>
+        <w:t>iLQF</w:t>
       </w:r>
       <w:proofErr w:type="spellEnd"/>
       <w:r>
@@ -434,77 +814,179 @@
           <w:rFonts w:eastAsiaTheme="minorEastAsia"/>
           <w:lang w:val="en-US" w:eastAsia="zh-CN"/>
         </w:rPr>
-        <w:t xml:space="preserve"> blocking problem.</w:t>
-      </w:r>
-    </w:p>
-    <w:p>
-      <w:pPr>
-        <w:rPr>
-          <w:rFonts w:eastAsiaTheme="minorEastAsia"/>
-          <w:lang w:val="en-US" w:eastAsia="zh-CN"/>
-        </w:rPr>
-      </w:pPr>
-      <w:r>
-        <w:rPr>
-          <w:rFonts w:eastAsiaTheme="minorEastAsia"/>
-          <w:lang w:val="en-US" w:eastAsia="zh-CN"/>
-        </w:rPr>
-        <w:t>VOQ solves IQ’s problem.</w:t>
-      </w:r>
-    </w:p>
-    <w:p>
-      <w:pPr>
-        <w:rPr>
-          <w:rFonts w:eastAsiaTheme="minorEastAsia"/>
-          <w:lang w:val="en-US" w:eastAsia="zh-CN"/>
-        </w:rPr>
-      </w:pPr>
-      <w:r>
-        <w:rPr>
-          <w:rFonts w:eastAsiaTheme="minorEastAsia"/>
-          <w:lang w:val="en-US" w:eastAsia="zh-CN"/>
-        </w:rPr>
-        <w:t>Various VOQ methods exists, good but has problems.</w:t>
-      </w:r>
-    </w:p>
-    <w:p>
-      <w:pPr>
-        <w:rPr>
-          <w:rFonts w:eastAsiaTheme="minorEastAsia"/>
-          <w:lang w:val="en-US" w:eastAsia="zh-CN"/>
-        </w:rPr>
-      </w:pPr>
-      <w:r>
-        <w:rPr>
-          <w:rFonts w:eastAsiaTheme="minorEastAsia"/>
-          <w:lang w:val="en-US" w:eastAsia="zh-CN"/>
-        </w:rPr>
-        <w:t xml:space="preserve">This paper </w:t>
+        <w:t>. They look at the waiting time or queue length to make decisions. They perform very well. However, they are still difficult to build.</w:t>
+      </w:r>
+    </w:p>
+    <w:p>
+      <w:pPr>
+        <w:rPr>
+          <w:rFonts w:eastAsiaTheme="minorEastAsia"/>
+          <w:lang w:eastAsia="zh-CN"/>
+        </w:rPr>
+      </w:pPr>
+      <w:r>
+        <w:rPr>
+          <w:rFonts w:eastAsiaTheme="minorEastAsia" w:hint="eastAsia"/>
+          <w:lang w:val="en-US" w:eastAsia="zh-CN"/>
+        </w:rPr>
+        <w:t xml:space="preserve">In short, </w:t>
+      </w:r>
+      <w:r>
+        <w:rPr>
+          <w:rFonts w:eastAsiaTheme="minorEastAsia" w:hint="eastAsia"/>
+          <w:lang w:eastAsia="zh-CN"/>
+        </w:rPr>
+        <w:t>w</w:t>
+      </w:r>
+      <w:r>
+        <w:rPr>
+          <w:rFonts w:eastAsiaTheme="minorEastAsia"/>
+          <w:lang w:eastAsia="zh-CN"/>
+        </w:rPr>
+        <w:t xml:space="preserve">e need an algorithm that is as simple to build as </w:t>
+      </w:r>
+      <w:r>
+        <w:rPr>
+          <w:rFonts w:eastAsiaTheme="minorEastAsia"/>
+          <w:lang w:eastAsia="zh-CN"/>
+        </w:rPr>
+        <w:t>iSLIP but</w:t>
+      </w:r>
+      <w:r>
+        <w:rPr>
+          <w:rFonts w:eastAsiaTheme="minorEastAsia"/>
+          <w:lang w:eastAsia="zh-CN"/>
+        </w:rPr>
+        <w:t xml:space="preserve"> handles uneven traffic as well as iOCF.</w:t>
+      </w:r>
+      <w:r>
+        <w:rPr>
+          <w:rFonts w:eastAsiaTheme="minorEastAsia" w:hint="eastAsia"/>
+          <w:lang w:eastAsia="zh-CN"/>
+        </w:rPr>
+        <w:t xml:space="preserve"> This paper </w:t>
+      </w:r>
+      <w:r>
+        <w:rPr>
+          <w:rFonts w:eastAsiaTheme="minorEastAsia"/>
+          <w:lang w:eastAsia="zh-CN"/>
+        </w:rPr>
+        <w:t>introduces</w:t>
+      </w:r>
+      <w:r>
+        <w:rPr>
+          <w:rFonts w:eastAsiaTheme="minorEastAsia" w:hint="eastAsia"/>
+          <w:lang w:eastAsia="zh-CN"/>
+        </w:rPr>
+        <w:t xml:space="preserve"> HCF (H</w:t>
+      </w:r>
+      <w:r>
+        <w:rPr>
+          <w:rFonts w:eastAsiaTheme="minorEastAsia"/>
+          <w:lang w:eastAsia="zh-CN"/>
+        </w:rPr>
+        <w:t>i</w:t>
+      </w:r>
+      <w:r>
+        <w:rPr>
+          <w:rFonts w:eastAsiaTheme="minorEastAsia" w:hint="eastAsia"/>
+          <w:lang w:eastAsia="zh-CN"/>
+        </w:rPr>
+        <w:t xml:space="preserve">ghest Count First) which </w:t>
+      </w:r>
+      <w:r>
+        <w:rPr>
+          <w:rFonts w:eastAsiaTheme="minorEastAsia"/>
+          <w:lang w:eastAsia="zh-CN"/>
+        </w:rPr>
+        <w:t>uses weights based on the waiting time of the HOL cells</w:t>
+      </w:r>
+      <w:r>
+        <w:rPr>
+          <w:rFonts w:eastAsiaTheme="minorEastAsia" w:hint="eastAsia"/>
+          <w:lang w:eastAsia="zh-CN"/>
+        </w:rPr>
+        <w:t xml:space="preserve">. </w:t>
+      </w:r>
+      <w:r>
+        <w:rPr>
+          <w:rFonts w:eastAsiaTheme="minorEastAsia"/>
+          <w:lang w:eastAsia="zh-CN"/>
+        </w:rPr>
+        <w:t>The algorithm provides</w:t>
+      </w:r>
+      <w:r>
+        <w:rPr>
+          <w:rFonts w:eastAsiaTheme="minorEastAsia" w:hint="eastAsia"/>
+          <w:lang w:eastAsia="zh-CN"/>
+        </w:rPr>
+        <w:t xml:space="preserve"> </w:t>
+      </w:r>
+      <w:r>
+        <w:rPr>
+          <w:rFonts w:eastAsiaTheme="minorEastAsia"/>
+          <w:lang w:eastAsia="zh-CN"/>
+        </w:rPr>
+        <w:t>high throughput and performs well on a wide range of traffic</w:t>
+      </w:r>
+      <w:r>
+        <w:rPr>
+          <w:rFonts w:eastAsiaTheme="minorEastAsia" w:hint="eastAsia"/>
+          <w:lang w:eastAsia="zh-CN"/>
+        </w:rPr>
+        <w:t xml:space="preserve"> </w:t>
+      </w:r>
+      <w:r>
+        <w:rPr>
+          <w:rFonts w:eastAsiaTheme="minorEastAsia"/>
+          <w:lang w:eastAsia="zh-CN"/>
+        </w:rPr>
+        <w:t>pattens</w:t>
+      </w:r>
+      <w:r>
+        <w:rPr>
+          <w:rFonts w:eastAsiaTheme="minorEastAsia"/>
+          <w:lang w:eastAsia="zh-CN"/>
+        </w:rPr>
+        <w:t xml:space="preserve"> in only a few iterations</w:t>
+      </w:r>
+      <w:r>
+        <w:rPr>
+          <w:rFonts w:eastAsiaTheme="minorEastAsia" w:hint="eastAsia"/>
+          <w:lang w:eastAsia="zh-CN"/>
+        </w:rPr>
+        <w:t xml:space="preserve"> and it</w:t>
+      </w:r>
+      <w:r>
+        <w:rPr>
+          <w:rFonts w:eastAsiaTheme="minorEastAsia"/>
+          <w:lang w:eastAsia="zh-CN"/>
+        </w:rPr>
+        <w:t>’</w:t>
+      </w:r>
+      <w:r>
+        <w:rPr>
+          <w:rFonts w:eastAsiaTheme="minorEastAsia" w:hint="eastAsia"/>
+          <w:lang w:eastAsia="zh-CN"/>
+        </w:rPr>
+        <w:t xml:space="preserve">s simple to implement, </w:t>
       </w:r>
       <w:proofErr w:type="gramStart"/>
       <w:r>
         <w:rPr>
-          <w:rFonts w:eastAsiaTheme="minorEastAsia"/>
-          <w:lang w:val="en-US" w:eastAsia="zh-CN"/>
-        </w:rPr>
-        <w:t>introduce</w:t>
+          <w:rFonts w:eastAsiaTheme="minorEastAsia" w:hint="eastAsia"/>
+          <w:lang w:eastAsia="zh-CN"/>
+        </w:rPr>
+        <w:t>similar to</w:t>
       </w:r>
       <w:proofErr w:type="gramEnd"/>
       <w:r>
         <w:rPr>
-          <w:rFonts w:eastAsiaTheme="minorEastAsia"/>
-          <w:lang w:val="en-US" w:eastAsia="zh-CN"/>
-        </w:rPr>
-        <w:t xml:space="preserve"> HCF, a better VOQ scheduling algorithm.</w:t>
-      </w:r>
-    </w:p>
-    <w:p>
-      <w:pPr>
-        <w:rPr>
-          <w:rFonts w:eastAsiaTheme="minorEastAsia"/>
-          <w:lang w:eastAsia="zh-CN"/>
-        </w:rPr>
-      </w:pPr>
+          <w:rFonts w:eastAsiaTheme="minorEastAsia" w:hint="eastAsia"/>
+          <w:lang w:eastAsia="zh-CN"/>
+        </w:rPr>
+        <w:t xml:space="preserve"> iSLIP.</w:t>
+      </w:r>
     </w:p>
     <w:p>
       <w:pPr>
@@ -515,29 +997,1890 @@
         </w:rPr>
       </w:pPr>
       <w:r>
-        <w:t xml:space="preserve">The </w:t>
-      </w:r>
-      <w:proofErr w:type="spellStart"/>
-      <w:r>
-        <w:t>iHCF</w:t>
-      </w:r>
-      <w:proofErr w:type="spellEnd"/>
-      <w:r>
-        <w:t xml:space="preserve"> Algorithm </w:t>
-      </w:r>
-    </w:p>
-    <w:p>
-      <w:pPr>
-        <w:rPr>
-          <w:lang w:val="en-US" w:eastAsia="zh-CN"/>
-        </w:rPr>
-      </w:pPr>
-      <w:r>
-        <w:rPr>
-          <w:lang w:val="en-US" w:eastAsia="zh-CN"/>
-        </w:rPr>
-        <w:t>Explain this algorithm. We introduce a counter at every input and output port ……</w:t>
-      </w:r>
+        <w:lastRenderedPageBreak/>
+        <w:t xml:space="preserve">The iHCF Algorithm </w:t>
+      </w:r>
+    </w:p>
+    <w:p>
+      <w:pPr>
+        <w:rPr>
+          <w:rFonts w:eastAsiaTheme="minorEastAsia"/>
+          <w:lang w:eastAsia="zh-CN"/>
+        </w:rPr>
+      </w:pPr>
+      <w:r>
+        <w:rPr>
+          <w:rFonts w:eastAsiaTheme="minorEastAsia" w:hint="eastAsia"/>
+          <w:lang w:val="en-US" w:eastAsia="zh-CN"/>
+        </w:rPr>
+        <w:t>The</w:t>
+      </w:r>
+      <w:r>
+        <w:rPr>
+          <w:rFonts w:eastAsiaTheme="minorEastAsia"/>
+          <w:lang w:eastAsia="zh-CN"/>
+        </w:rPr>
+        <w:t xml:space="preserve"> central idea</w:t>
+      </w:r>
+      <w:r>
+        <w:rPr>
+          <w:rFonts w:eastAsiaTheme="minorEastAsia" w:hint="eastAsia"/>
+          <w:lang w:eastAsia="zh-CN"/>
+        </w:rPr>
+        <w:t xml:space="preserve"> of HCF</w:t>
+      </w:r>
+      <w:r>
+        <w:rPr>
+          <w:rFonts w:eastAsiaTheme="minorEastAsia"/>
+          <w:lang w:eastAsia="zh-CN"/>
+        </w:rPr>
+        <w:t xml:space="preserve"> is to approximate the waiting time of the head</w:t>
+      </w:r>
+      <w:r>
+        <w:rPr>
+          <w:rFonts w:eastAsiaTheme="minorEastAsia"/>
+          <w:lang w:eastAsia="zh-CN"/>
+        </w:rPr>
+        <w:noBreakHyphen/>
+        <w:t>of</w:t>
+      </w:r>
+      <w:r>
+        <w:rPr>
+          <w:rFonts w:eastAsiaTheme="minorEastAsia"/>
+          <w:lang w:eastAsia="zh-CN"/>
+        </w:rPr>
+        <w:noBreakHyphen/>
+        <w:t xml:space="preserve">line (HOL) cell in each virtual output queue (VOQ) by a small local counter, and to use this counter as a weight during arbitration. </w:t>
+      </w:r>
+      <w:r>
+        <w:rPr>
+          <w:rFonts w:eastAsiaTheme="minorEastAsia"/>
+          <w:lang w:eastAsia="zh-CN"/>
+        </w:rPr>
+        <w:t>For each VOQ </w:t>
+      </w:r>
+      <m:oMath>
+        <m:sSub>
+          <m:sSubPr>
+            <m:ctrlPr>
+              <w:rPr>
+                <w:rFonts w:ascii="Cambria Math" w:eastAsiaTheme="minorEastAsia" w:hAnsi="Cambria Math"/>
+                <w:lang w:eastAsia="zh-CN"/>
+              </w:rPr>
+            </m:ctrlPr>
+          </m:sSubPr>
+          <m:e>
+            <m:r>
+              <w:rPr>
+                <w:rFonts w:ascii="Cambria Math" w:eastAsiaTheme="minorEastAsia" w:hAnsi="Cambria Math"/>
+                <w:lang w:eastAsia="zh-CN"/>
+              </w:rPr>
+              <m:t>Q</m:t>
+            </m:r>
+          </m:e>
+          <m:sub>
+            <m:r>
+              <w:rPr>
+                <w:rFonts w:ascii="Cambria Math" w:eastAsiaTheme="minorEastAsia" w:hAnsi="Cambria Math"/>
+                <w:lang w:eastAsia="zh-CN"/>
+              </w:rPr>
+              <m:t>ij</m:t>
+            </m:r>
+          </m:sub>
+        </m:sSub>
+      </m:oMath>
+      <w:r>
+        <w:rPr>
+          <w:rFonts w:eastAsiaTheme="minorEastAsia"/>
+          <w:lang w:eastAsia="zh-CN"/>
+        </w:rPr>
+        <w:t> (input </w:t>
+      </w:r>
+      <m:oMath>
+        <m:r>
+          <w:rPr>
+            <w:rFonts w:ascii="Cambria Math" w:eastAsiaTheme="minorEastAsia" w:hAnsi="Cambria Math"/>
+            <w:lang w:eastAsia="zh-CN"/>
+          </w:rPr>
+          <m:t>i</m:t>
+        </m:r>
+      </m:oMath>
+      <w:r>
+        <w:rPr>
+          <w:rFonts w:eastAsiaTheme="minorEastAsia"/>
+          <w:lang w:eastAsia="zh-CN"/>
+        </w:rPr>
+        <w:t> to output </w:t>
+      </w:r>
+      <m:oMath>
+        <m:r>
+          <w:rPr>
+            <w:rFonts w:ascii="Cambria Math" w:eastAsiaTheme="minorEastAsia" w:hAnsi="Cambria Math"/>
+            <w:lang w:eastAsia="zh-CN"/>
+          </w:rPr>
+          <m:t>j</m:t>
+        </m:r>
+      </m:oMath>
+      <w:r>
+        <w:rPr>
+          <w:rFonts w:eastAsiaTheme="minorEastAsia"/>
+          <w:lang w:eastAsia="zh-CN"/>
+        </w:rPr>
+        <w:t>), a counter </w:t>
+      </w:r>
+      <m:oMath>
+        <m:sSub>
+          <m:sSubPr>
+            <m:ctrlPr>
+              <w:rPr>
+                <w:rFonts w:ascii="Cambria Math" w:eastAsiaTheme="minorEastAsia" w:hAnsi="Cambria Math"/>
+                <w:lang w:eastAsia="zh-CN"/>
+              </w:rPr>
+            </m:ctrlPr>
+          </m:sSubPr>
+          <m:e>
+            <m:r>
+              <w:rPr>
+                <w:rFonts w:ascii="Cambria Math" w:eastAsiaTheme="minorEastAsia" w:hAnsi="Cambria Math"/>
+                <w:lang w:eastAsia="zh-CN"/>
+              </w:rPr>
+              <m:t>v</m:t>
+            </m:r>
+          </m:e>
+          <m:sub>
+            <m:r>
+              <w:rPr>
+                <w:rFonts w:ascii="Cambria Math" w:eastAsiaTheme="minorEastAsia" w:hAnsi="Cambria Math"/>
+                <w:lang w:eastAsia="zh-CN"/>
+              </w:rPr>
+              <m:t>q</m:t>
+            </m:r>
+            <m:r>
+              <m:rPr>
+                <m:sty m:val="p"/>
+              </m:rPr>
+              <w:rPr>
+                <w:rFonts w:ascii="Cambria Math" w:eastAsiaTheme="minorEastAsia" w:hAnsi="Cambria Math"/>
+                <w:lang w:eastAsia="zh-CN"/>
+              </w:rPr>
+              <m:t>_</m:t>
+            </m:r>
+            <m:r>
+              <w:rPr>
+                <w:rFonts w:ascii="Cambria Math" w:eastAsiaTheme="minorEastAsia" w:hAnsi="Cambria Math"/>
+                <w:lang w:eastAsia="zh-CN"/>
+              </w:rPr>
+              <m:t>cntr</m:t>
+            </m:r>
+          </m:sub>
+        </m:sSub>
+        <m:d>
+          <m:dPr>
+            <m:begChr m:val="["/>
+            <m:endChr m:val="]"/>
+            <m:ctrlPr>
+              <w:rPr>
+                <w:rFonts w:ascii="Cambria Math" w:eastAsiaTheme="minorEastAsia" w:hAnsi="Cambria Math"/>
+                <w:i/>
+                <w:lang w:eastAsia="zh-CN"/>
+              </w:rPr>
+            </m:ctrlPr>
+          </m:dPr>
+          <m:e>
+            <m:r>
+              <w:rPr>
+                <w:rFonts w:ascii="Cambria Math" w:eastAsiaTheme="minorEastAsia" w:hAnsi="Cambria Math"/>
+                <w:lang w:eastAsia="zh-CN"/>
+              </w:rPr>
+              <m:t>i</m:t>
+            </m:r>
+          </m:e>
+        </m:d>
+        <m:d>
+          <m:dPr>
+            <m:begChr m:val="["/>
+            <m:endChr m:val="]"/>
+            <m:ctrlPr>
+              <w:rPr>
+                <w:rFonts w:ascii="Cambria Math" w:eastAsiaTheme="minorEastAsia" w:hAnsi="Cambria Math"/>
+                <w:i/>
+                <w:lang w:eastAsia="zh-CN"/>
+              </w:rPr>
+            </m:ctrlPr>
+          </m:dPr>
+          <m:e>
+            <m:r>
+              <w:rPr>
+                <w:rFonts w:ascii="Cambria Math" w:eastAsiaTheme="minorEastAsia" w:hAnsi="Cambria Math"/>
+                <w:lang w:eastAsia="zh-CN"/>
+              </w:rPr>
+              <m:t>j</m:t>
+            </m:r>
+          </m:e>
+        </m:d>
+      </m:oMath>
+      <w:r>
+        <w:rPr>
+          <w:rFonts w:eastAsiaTheme="minorEastAsia"/>
+          <w:lang w:eastAsia="zh-CN"/>
+        </w:rPr>
+        <w:t> counts how many time slots the HOL cell has waited while the VOQ was non</w:t>
+      </w:r>
+      <w:r>
+        <w:rPr>
+          <w:rFonts w:eastAsiaTheme="minorEastAsia"/>
+          <w:lang w:eastAsia="zh-CN"/>
+        </w:rPr>
+        <w:noBreakHyphen/>
+        <w:t xml:space="preserve">empty. The value is used as a </w:t>
+      </w:r>
+      <w:proofErr w:type="gramStart"/>
+      <w:r>
+        <w:rPr>
+          <w:rFonts w:eastAsiaTheme="minorEastAsia"/>
+          <w:lang w:eastAsia="zh-CN"/>
+        </w:rPr>
+        <w:t>weight</w:t>
+      </w:r>
+      <w:proofErr w:type="gramEnd"/>
+      <w:r>
+        <w:rPr>
+          <w:rFonts w:eastAsiaTheme="minorEastAsia" w:hint="eastAsia"/>
+          <w:lang w:eastAsia="zh-CN"/>
+        </w:rPr>
+        <w:t xml:space="preserve"> and the higher the counter</w:t>
+      </w:r>
+      <w:r>
+        <w:rPr>
+          <w:rFonts w:eastAsiaTheme="minorEastAsia"/>
+          <w:lang w:eastAsia="zh-CN"/>
+        </w:rPr>
+        <w:t>’</w:t>
+      </w:r>
+      <w:r>
+        <w:rPr>
+          <w:rFonts w:eastAsiaTheme="minorEastAsia" w:hint="eastAsia"/>
+          <w:lang w:eastAsia="zh-CN"/>
+        </w:rPr>
+        <w:t>s value is the higher a queue</w:t>
+      </w:r>
+      <w:r>
+        <w:rPr>
+          <w:rFonts w:eastAsiaTheme="minorEastAsia"/>
+          <w:lang w:eastAsia="zh-CN"/>
+        </w:rPr>
+        <w:t>’</w:t>
+      </w:r>
+      <w:r>
+        <w:rPr>
+          <w:rFonts w:eastAsiaTheme="minorEastAsia" w:hint="eastAsia"/>
+          <w:lang w:eastAsia="zh-CN"/>
+        </w:rPr>
+        <w:t>s weight is</w:t>
+      </w:r>
+      <w:r>
+        <w:rPr>
+          <w:rFonts w:eastAsiaTheme="minorEastAsia"/>
+          <w:lang w:eastAsia="zh-CN"/>
+        </w:rPr>
+        <w:t>. Additionally, the scheduler keeps a round</w:t>
+      </w:r>
+      <w:r>
+        <w:rPr>
+          <w:rFonts w:eastAsiaTheme="minorEastAsia"/>
+          <w:lang w:eastAsia="zh-CN"/>
+        </w:rPr>
+        <w:noBreakHyphen/>
+        <w:t>robin pointer per input (</w:t>
+      </w:r>
+      <m:oMath>
+        <m:r>
+          <w:rPr>
+            <w:rFonts w:ascii="Cambria Math" w:eastAsiaTheme="minorEastAsia" w:hAnsi="Cambria Math"/>
+            <w:lang w:eastAsia="zh-CN"/>
+          </w:rPr>
+          <m:t>i</m:t>
+        </m:r>
+        <m:sSub>
+          <m:sSubPr>
+            <m:ctrlPr>
+              <w:rPr>
+                <w:rFonts w:ascii="Cambria Math" w:eastAsiaTheme="minorEastAsia" w:hAnsi="Cambria Math"/>
+                <w:lang w:eastAsia="zh-CN"/>
+              </w:rPr>
+            </m:ctrlPr>
+          </m:sSubPr>
+          <m:e>
+            <m:r>
+              <w:rPr>
+                <w:rFonts w:ascii="Cambria Math" w:eastAsiaTheme="minorEastAsia" w:hAnsi="Cambria Math"/>
+                <w:lang w:eastAsia="zh-CN"/>
+              </w:rPr>
+              <m:t>n</m:t>
+            </m:r>
+            <m:ctrlPr>
+              <w:rPr>
+                <w:rFonts w:ascii="Cambria Math" w:eastAsiaTheme="minorEastAsia" w:hAnsi="Cambria Math"/>
+                <w:i/>
+                <w:lang w:eastAsia="zh-CN"/>
+              </w:rPr>
+            </m:ctrlPr>
+          </m:e>
+          <m:sub>
+            <m:r>
+              <w:rPr>
+                <w:rFonts w:ascii="Cambria Math" w:eastAsiaTheme="minorEastAsia" w:hAnsi="Cambria Math"/>
+                <w:lang w:eastAsia="zh-CN"/>
+              </w:rPr>
+              <m:t>p</m:t>
+            </m:r>
+          </m:sub>
+        </m:sSub>
+        <m:r>
+          <w:rPr>
+            <w:rFonts w:ascii="Cambria Math" w:eastAsiaTheme="minorEastAsia" w:hAnsi="Cambria Math"/>
+            <w:lang w:eastAsia="zh-CN"/>
+          </w:rPr>
+          <m:t>tr</m:t>
+        </m:r>
+        <m:d>
+          <m:dPr>
+            <m:begChr m:val="["/>
+            <m:endChr m:val="]"/>
+            <m:ctrlPr>
+              <w:rPr>
+                <w:rFonts w:ascii="Cambria Math" w:eastAsiaTheme="minorEastAsia" w:hAnsi="Cambria Math"/>
+                <w:i/>
+                <w:lang w:eastAsia="zh-CN"/>
+              </w:rPr>
+            </m:ctrlPr>
+          </m:dPr>
+          <m:e>
+            <m:r>
+              <w:rPr>
+                <w:rFonts w:ascii="Cambria Math" w:eastAsiaTheme="minorEastAsia" w:hAnsi="Cambria Math"/>
+                <w:lang w:eastAsia="zh-CN"/>
+              </w:rPr>
+              <m:t>i</m:t>
+            </m:r>
+          </m:e>
+        </m:d>
+      </m:oMath>
+      <w:r>
+        <w:rPr>
+          <w:rFonts w:eastAsiaTheme="minorEastAsia"/>
+          <w:lang w:eastAsia="zh-CN"/>
+        </w:rPr>
+        <w:t>) and per output (</w:t>
+      </w:r>
+      <m:oMath>
+        <m:r>
+          <w:rPr>
+            <w:rFonts w:ascii="Cambria Math" w:eastAsiaTheme="minorEastAsia" w:hAnsi="Cambria Math"/>
+            <w:lang w:eastAsia="zh-CN"/>
+          </w:rPr>
+          <m:t>ou</m:t>
+        </m:r>
+        <m:sSub>
+          <m:sSubPr>
+            <m:ctrlPr>
+              <w:rPr>
+                <w:rFonts w:ascii="Cambria Math" w:eastAsiaTheme="minorEastAsia" w:hAnsi="Cambria Math"/>
+                <w:lang w:eastAsia="zh-CN"/>
+              </w:rPr>
+            </m:ctrlPr>
+          </m:sSubPr>
+          <m:e>
+            <m:r>
+              <w:rPr>
+                <w:rFonts w:ascii="Cambria Math" w:eastAsiaTheme="minorEastAsia" w:hAnsi="Cambria Math"/>
+                <w:lang w:eastAsia="zh-CN"/>
+              </w:rPr>
+              <m:t>t</m:t>
+            </m:r>
+            <m:ctrlPr>
+              <w:rPr>
+                <w:rFonts w:ascii="Cambria Math" w:eastAsiaTheme="minorEastAsia" w:hAnsi="Cambria Math"/>
+                <w:i/>
+                <w:lang w:eastAsia="zh-CN"/>
+              </w:rPr>
+            </m:ctrlPr>
+          </m:e>
+          <m:sub>
+            <m:r>
+              <w:rPr>
+                <w:rFonts w:ascii="Cambria Math" w:eastAsiaTheme="minorEastAsia" w:hAnsi="Cambria Math"/>
+                <w:lang w:eastAsia="zh-CN"/>
+              </w:rPr>
+              <m:t>p</m:t>
+            </m:r>
+          </m:sub>
+        </m:sSub>
+        <m:r>
+          <w:rPr>
+            <w:rFonts w:ascii="Cambria Math" w:eastAsiaTheme="minorEastAsia" w:hAnsi="Cambria Math"/>
+            <w:lang w:eastAsia="zh-CN"/>
+          </w:rPr>
+          <m:t>tr</m:t>
+        </m:r>
+        <m:d>
+          <m:dPr>
+            <m:begChr m:val="["/>
+            <m:endChr m:val="]"/>
+            <m:ctrlPr>
+              <w:rPr>
+                <w:rFonts w:ascii="Cambria Math" w:eastAsiaTheme="minorEastAsia" w:hAnsi="Cambria Math"/>
+                <w:i/>
+                <w:lang w:eastAsia="zh-CN"/>
+              </w:rPr>
+            </m:ctrlPr>
+          </m:dPr>
+          <m:e>
+            <m:r>
+              <w:rPr>
+                <w:rFonts w:ascii="Cambria Math" w:eastAsiaTheme="minorEastAsia" w:hAnsi="Cambria Math"/>
+                <w:lang w:eastAsia="zh-CN"/>
+              </w:rPr>
+              <m:t>j</m:t>
+            </m:r>
+          </m:e>
+        </m:d>
+      </m:oMath>
+      <w:r>
+        <w:rPr>
+          <w:rFonts w:eastAsiaTheme="minorEastAsia"/>
+          <w:lang w:eastAsia="zh-CN"/>
+        </w:rPr>
+        <w:t>) to break tie</w:t>
+      </w:r>
+      <w:r>
+        <w:rPr>
+          <w:rFonts w:eastAsiaTheme="minorEastAsia" w:hint="eastAsia"/>
+          <w:lang w:eastAsia="zh-CN"/>
+        </w:rPr>
+        <w:t>s</w:t>
+      </w:r>
+      <w:r>
+        <w:rPr>
+          <w:rFonts w:eastAsiaTheme="minorEastAsia"/>
+          <w:lang w:eastAsia="zh-CN"/>
+        </w:rPr>
+        <w:t>.</w:t>
+      </w:r>
+    </w:p>
+    <w:p>
+      <w:pPr>
+        <w:rPr>
+          <w:rFonts w:eastAsiaTheme="minorEastAsia"/>
+          <w:lang w:eastAsia="zh-CN"/>
+        </w:rPr>
+      </w:pPr>
+      <w:r>
+        <w:rPr>
+          <w:rFonts w:eastAsiaTheme="minorEastAsia" w:hint="eastAsia"/>
+          <w:lang w:eastAsia="zh-CN"/>
+        </w:rPr>
+        <w:t xml:space="preserve">One </w:t>
+      </w:r>
+      <w:r>
+        <w:rPr>
+          <w:rFonts w:eastAsiaTheme="minorEastAsia"/>
+          <w:lang w:eastAsia="zh-CN"/>
+        </w:rPr>
+        <w:t>throughout</w:t>
+      </w:r>
+      <w:r>
+        <w:rPr>
+          <w:rFonts w:eastAsiaTheme="minorEastAsia" w:hint="eastAsia"/>
+          <w:lang w:eastAsia="zh-CN"/>
+        </w:rPr>
+        <w:t xml:space="preserve"> operation of this algorithm can be </w:t>
+      </w:r>
+      <w:r>
+        <w:rPr>
+          <w:rFonts w:eastAsiaTheme="minorEastAsia"/>
+          <w:lang w:eastAsia="zh-CN"/>
+        </w:rPr>
+        <w:t>divided</w:t>
+      </w:r>
+      <w:r>
+        <w:rPr>
+          <w:rFonts w:eastAsiaTheme="minorEastAsia" w:hint="eastAsia"/>
+          <w:lang w:eastAsia="zh-CN"/>
+        </w:rPr>
+        <w:t xml:space="preserve"> into 3 parts and just like any other scheduling algorithms, the core concept lies in finishing 3 phases which are request, grant and accept.</w:t>
+      </w:r>
+    </w:p>
+    <w:p>
+      <w:pPr>
+        <w:rPr>
+          <w:rFonts w:eastAsiaTheme="minorEastAsia"/>
+          <w:lang w:val="en-US" w:eastAsia="zh-CN"/>
+        </w:rPr>
+      </w:pPr>
+      <w:r>
+        <w:rPr>
+          <w:rStyle w:val="SubtleEmphasis"/>
+          <w:lang w:val="en-US" w:eastAsia="zh-CN"/>
+        </w:rPr>
+        <w:t>Step 1 – Counter Increment</w:t>
+      </w:r>
+      <w:r>
+        <w:rPr>
+          <w:rFonts w:eastAsiaTheme="minorEastAsia"/>
+          <w:lang w:val="en-US" w:eastAsia="zh-CN"/>
+        </w:rPr>
+        <w:br/>
+        <w:t>Before matching, every VOQ that currently has a HOL cell increments its counter by 1. If counters are configured to saturate at a maximum value </w:t>
+      </w:r>
+      <m:oMath>
+        <m:r>
+          <w:rPr>
+            <w:rFonts w:ascii="Cambria Math" w:eastAsiaTheme="minorEastAsia" w:hAnsi="Cambria Math"/>
+            <w:lang w:val="en-US" w:eastAsia="zh-CN"/>
+          </w:rPr>
+          <m:t>MA</m:t>
+        </m:r>
+        <m:sSub>
+          <m:sSubPr>
+            <m:ctrlPr>
+              <w:rPr>
+                <w:rFonts w:ascii="Cambria Math" w:eastAsiaTheme="minorEastAsia" w:hAnsi="Cambria Math"/>
+                <w:lang w:val="en-US" w:eastAsia="zh-CN"/>
+              </w:rPr>
+            </m:ctrlPr>
+          </m:sSubPr>
+          <m:e>
+            <m:r>
+              <w:rPr>
+                <w:rFonts w:ascii="Cambria Math" w:eastAsiaTheme="minorEastAsia" w:hAnsi="Cambria Math"/>
+                <w:lang w:val="en-US" w:eastAsia="zh-CN"/>
+              </w:rPr>
+              <m:t>X</m:t>
+            </m:r>
+            <m:ctrlPr>
+              <w:rPr>
+                <w:rFonts w:ascii="Cambria Math" w:eastAsiaTheme="minorEastAsia" w:hAnsi="Cambria Math"/>
+                <w:i/>
+                <w:lang w:val="en-US" w:eastAsia="zh-CN"/>
+              </w:rPr>
+            </m:ctrlPr>
+          </m:e>
+          <m:sub>
+            <m:r>
+              <w:rPr>
+                <w:rFonts w:ascii="Cambria Math" w:eastAsiaTheme="minorEastAsia" w:hAnsi="Cambria Math"/>
+                <w:lang w:val="en-US" w:eastAsia="zh-CN"/>
+              </w:rPr>
+              <m:t>C</m:t>
+            </m:r>
+          </m:sub>
+        </m:sSub>
+        <m:r>
+          <w:rPr>
+            <w:rFonts w:ascii="Cambria Math" w:eastAsiaTheme="minorEastAsia" w:hAnsi="Cambria Math"/>
+            <w:lang w:val="en-US" w:eastAsia="zh-CN"/>
+          </w:rPr>
+          <m:t>NT</m:t>
+        </m:r>
+      </m:oMath>
+      <w:r>
+        <w:rPr>
+          <w:rFonts w:eastAsiaTheme="minorEastAsia"/>
+          <w:lang w:val="en-US" w:eastAsia="zh-CN"/>
+        </w:rPr>
+        <w:t>, they do not exceed this bound.</w:t>
+      </w:r>
+    </w:p>
+    <w:p>
+      <w:pPr>
+        <w:rPr>
+          <w:rFonts w:eastAsiaTheme="minorEastAsia" w:hint="eastAsia"/>
+          <w:lang w:val="en-US" w:eastAsia="zh-CN"/>
+        </w:rPr>
+      </w:pPr>
+      <w:r>
+        <w:rPr>
+          <w:rStyle w:val="SubtleEmphasis"/>
+          <w:lang w:val="en-US" w:eastAsia="zh-CN"/>
+        </w:rPr>
+        <w:t>Step 2 – Iterative Matching</w:t>
+      </w:r>
+      <w:r>
+        <w:rPr>
+          <w:rFonts w:eastAsiaTheme="minorEastAsia"/>
+          <w:lang w:val="en-US" w:eastAsia="zh-CN"/>
+        </w:rPr>
+        <w:br/>
+        <w:t>Matching proceeds over a fixed number of iterations. In each iteration, only unmatched inputs and outputs participate.</w:t>
+      </w:r>
+      <w:r>
+        <w:rPr>
+          <w:rFonts w:eastAsiaTheme="minorEastAsia" w:hint="eastAsia"/>
+          <w:lang w:val="en-US" w:eastAsia="zh-CN"/>
+        </w:rPr>
+        <w:t xml:space="preserve"> The details are illustrated in Figure 1.</w:t>
+      </w:r>
+    </w:p>
+    <w:p>
+      <w:pPr>
+        <w:pStyle w:val="ListParagraph"/>
+        <w:numPr>
+          <w:ilvl w:val="0"/>
+          <w:numId w:val="3"/>
+        </w:numPr>
+        <w:rPr>
+          <w:rFonts w:eastAsiaTheme="minorEastAsia"/>
+          <w:lang w:val="en-US" w:eastAsia="zh-CN"/>
+        </w:rPr>
+      </w:pPr>
+      <w:r>
+        <w:rPr>
+          <w:rFonts w:eastAsiaTheme="minorEastAsia"/>
+          <w:i/>
+          <w:iCs/>
+          <w:lang w:val="en-US" w:eastAsia="zh-CN"/>
+        </w:rPr>
+        <w:t>Request phase</w:t>
+      </w:r>
+      <w:r>
+        <w:rPr>
+          <w:rFonts w:eastAsiaTheme="minorEastAsia"/>
+          <w:lang w:val="en-US" w:eastAsia="zh-CN"/>
+        </w:rPr>
+        <w:t> – implicit: any unmatched input with a HOL cell for an unmatched output is assumed to request.</w:t>
+      </w:r>
+    </w:p>
+    <w:p>
+      <w:pPr>
+        <w:pStyle w:val="ListParagraph"/>
+        <w:numPr>
+          <w:ilvl w:val="0"/>
+          <w:numId w:val="3"/>
+        </w:numPr>
+        <w:rPr>
+          <w:rFonts w:eastAsiaTheme="minorEastAsia"/>
+          <w:lang w:val="en-US" w:eastAsia="zh-CN"/>
+        </w:rPr>
+      </w:pPr>
+      <w:r>
+        <w:rPr>
+          <w:rFonts w:eastAsiaTheme="minorEastAsia"/>
+          <w:i/>
+          <w:iCs/>
+          <w:lang w:val="en-US" w:eastAsia="zh-CN"/>
+        </w:rPr>
+        <w:t>Grant phase</w:t>
+      </w:r>
+      <w:r>
+        <w:rPr>
+          <w:rFonts w:eastAsiaTheme="minorEastAsia"/>
+          <w:lang w:val="en-US" w:eastAsia="zh-CN"/>
+        </w:rPr>
+        <w:t> – each unmatched output </w:t>
+      </w:r>
+      <m:oMath>
+        <m:r>
+          <w:rPr>
+            <w:rFonts w:ascii="Cambria Math" w:eastAsiaTheme="minorEastAsia" w:hAnsi="Cambria Math"/>
+            <w:lang w:val="en-US" w:eastAsia="zh-CN"/>
+          </w:rPr>
+          <m:t>j</m:t>
+        </m:r>
+      </m:oMath>
+      <w:r>
+        <w:rPr>
+          <w:rFonts w:eastAsiaTheme="minorEastAsia"/>
+          <w:lang w:val="en-US" w:eastAsia="zh-CN"/>
+        </w:rPr>
+        <w:t> looks at all requesting inputs, picks the one with the </w:t>
+      </w:r>
+      <w:r>
+        <w:rPr>
+          <w:rFonts w:eastAsiaTheme="minorEastAsia"/>
+          <w:b/>
+          <w:bCs/>
+          <w:lang w:val="en-US" w:eastAsia="zh-CN"/>
+        </w:rPr>
+        <w:t>highest</w:t>
+      </w:r>
+      <w:r>
+        <w:rPr>
+          <w:rFonts w:eastAsiaTheme="minorEastAsia"/>
+          <w:lang w:val="en-US" w:eastAsia="zh-CN"/>
+        </w:rPr>
+        <w:t> counter </w:t>
+      </w:r>
+      <m:oMath>
+        <m:sSub>
+          <m:sSubPr>
+            <m:ctrlPr>
+              <w:rPr>
+                <w:rFonts w:ascii="Cambria Math" w:eastAsiaTheme="minorEastAsia" w:hAnsi="Cambria Math"/>
+                <w:lang w:val="en-US" w:eastAsia="zh-CN"/>
+              </w:rPr>
+            </m:ctrlPr>
+          </m:sSubPr>
+          <m:e>
+            <m:r>
+              <w:rPr>
+                <w:rFonts w:ascii="Cambria Math" w:eastAsiaTheme="minorEastAsia" w:hAnsi="Cambria Math"/>
+                <w:lang w:val="en-US" w:eastAsia="zh-CN"/>
+              </w:rPr>
+              <m:t>v</m:t>
+            </m:r>
+          </m:e>
+          <m:sub>
+            <m:r>
+              <w:rPr>
+                <w:rFonts w:ascii="Cambria Math" w:eastAsiaTheme="minorEastAsia" w:hAnsi="Cambria Math"/>
+                <w:lang w:val="en-US" w:eastAsia="zh-CN"/>
+              </w:rPr>
+              <m:t>q</m:t>
+            </m:r>
+            <m:r>
+              <m:rPr>
+                <m:sty m:val="p"/>
+              </m:rPr>
+              <w:rPr>
+                <w:rFonts w:ascii="Cambria Math" w:eastAsiaTheme="minorEastAsia" w:hAnsi="Cambria Math"/>
+                <w:lang w:val="en-US" w:eastAsia="zh-CN"/>
+              </w:rPr>
+              <m:t>_</m:t>
+            </m:r>
+            <m:r>
+              <w:rPr>
+                <w:rFonts w:ascii="Cambria Math" w:eastAsiaTheme="minorEastAsia" w:hAnsi="Cambria Math"/>
+                <w:lang w:val="en-US" w:eastAsia="zh-CN"/>
+              </w:rPr>
+              <m:t>cntr</m:t>
+            </m:r>
+          </m:sub>
+        </m:sSub>
+        <m:d>
+          <m:dPr>
+            <m:begChr m:val="["/>
+            <m:endChr m:val="]"/>
+            <m:ctrlPr>
+              <w:rPr>
+                <w:rFonts w:ascii="Cambria Math" w:eastAsiaTheme="minorEastAsia" w:hAnsi="Cambria Math"/>
+                <w:i/>
+                <w:lang w:val="en-US" w:eastAsia="zh-CN"/>
+              </w:rPr>
+            </m:ctrlPr>
+          </m:dPr>
+          <m:e>
+            <m:r>
+              <w:rPr>
+                <w:rFonts w:ascii="Cambria Math" w:eastAsiaTheme="minorEastAsia" w:hAnsi="Cambria Math"/>
+                <w:lang w:val="en-US" w:eastAsia="zh-CN"/>
+              </w:rPr>
+              <m:t>i</m:t>
+            </m:r>
+          </m:e>
+        </m:d>
+        <m:d>
+          <m:dPr>
+            <m:begChr m:val="["/>
+            <m:endChr m:val="]"/>
+            <m:ctrlPr>
+              <w:rPr>
+                <w:rFonts w:ascii="Cambria Math" w:eastAsiaTheme="minorEastAsia" w:hAnsi="Cambria Math"/>
+                <w:i/>
+                <w:lang w:val="en-US" w:eastAsia="zh-CN"/>
+              </w:rPr>
+            </m:ctrlPr>
+          </m:dPr>
+          <m:e>
+            <m:r>
+              <w:rPr>
+                <w:rFonts w:ascii="Cambria Math" w:eastAsiaTheme="minorEastAsia" w:hAnsi="Cambria Math"/>
+                <w:lang w:val="en-US" w:eastAsia="zh-CN"/>
+              </w:rPr>
+              <m:t>j</m:t>
+            </m:r>
+          </m:e>
+        </m:d>
+      </m:oMath>
+      <w:r>
+        <w:rPr>
+          <w:rFonts w:eastAsiaTheme="minorEastAsia"/>
+          <w:lang w:val="en-US" w:eastAsia="zh-CN"/>
+        </w:rPr>
+        <w:t>. If several inputs share the maximum, the output uses its round</w:t>
+      </w:r>
+      <w:r>
+        <w:rPr>
+          <w:rFonts w:eastAsiaTheme="minorEastAsia"/>
+          <w:lang w:val="en-US" w:eastAsia="zh-CN"/>
+        </w:rPr>
+        <w:noBreakHyphen/>
+        <w:t>robin pointer </w:t>
+      </w:r>
+      <m:oMath>
+        <m:r>
+          <w:rPr>
+            <w:rFonts w:ascii="Cambria Math" w:eastAsiaTheme="minorEastAsia" w:hAnsi="Cambria Math"/>
+            <w:lang w:val="en-US" w:eastAsia="zh-CN"/>
+          </w:rPr>
+          <m:t>ou</m:t>
+        </m:r>
+        <m:sSub>
+          <m:sSubPr>
+            <m:ctrlPr>
+              <w:rPr>
+                <w:rFonts w:ascii="Cambria Math" w:eastAsiaTheme="minorEastAsia" w:hAnsi="Cambria Math"/>
+                <w:lang w:val="en-US" w:eastAsia="zh-CN"/>
+              </w:rPr>
+            </m:ctrlPr>
+          </m:sSubPr>
+          <m:e>
+            <m:r>
+              <w:rPr>
+                <w:rFonts w:ascii="Cambria Math" w:eastAsiaTheme="minorEastAsia" w:hAnsi="Cambria Math"/>
+                <w:lang w:val="en-US" w:eastAsia="zh-CN"/>
+              </w:rPr>
+              <m:t>t</m:t>
+            </m:r>
+            <m:ctrlPr>
+              <w:rPr>
+                <w:rFonts w:ascii="Cambria Math" w:eastAsiaTheme="minorEastAsia" w:hAnsi="Cambria Math"/>
+                <w:i/>
+                <w:lang w:val="en-US" w:eastAsia="zh-CN"/>
+              </w:rPr>
+            </m:ctrlPr>
+          </m:e>
+          <m:sub>
+            <m:r>
+              <w:rPr>
+                <w:rFonts w:ascii="Cambria Math" w:eastAsiaTheme="minorEastAsia" w:hAnsi="Cambria Math"/>
+                <w:lang w:val="en-US" w:eastAsia="zh-CN"/>
+              </w:rPr>
+              <m:t>p</m:t>
+            </m:r>
+          </m:sub>
+        </m:sSub>
+        <m:r>
+          <w:rPr>
+            <w:rFonts w:ascii="Cambria Math" w:eastAsiaTheme="minorEastAsia" w:hAnsi="Cambria Math"/>
+            <w:lang w:val="en-US" w:eastAsia="zh-CN"/>
+          </w:rPr>
+          <m:t>tr</m:t>
+        </m:r>
+        <m:d>
+          <m:dPr>
+            <m:begChr m:val="["/>
+            <m:endChr m:val="]"/>
+            <m:ctrlPr>
+              <w:rPr>
+                <w:rFonts w:ascii="Cambria Math" w:eastAsiaTheme="minorEastAsia" w:hAnsi="Cambria Math"/>
+                <w:i/>
+                <w:lang w:val="en-US" w:eastAsia="zh-CN"/>
+              </w:rPr>
+            </m:ctrlPr>
+          </m:dPr>
+          <m:e>
+            <m:r>
+              <w:rPr>
+                <w:rFonts w:ascii="Cambria Math" w:eastAsiaTheme="minorEastAsia" w:hAnsi="Cambria Math"/>
+                <w:lang w:val="en-US" w:eastAsia="zh-CN"/>
+              </w:rPr>
+              <m:t>j</m:t>
+            </m:r>
+          </m:e>
+        </m:d>
+      </m:oMath>
+      <w:r>
+        <w:rPr>
+          <w:rFonts w:eastAsiaTheme="minorEastAsia"/>
+          <w:lang w:val="en-US" w:eastAsia="zh-CN"/>
+        </w:rPr>
+        <w:t> to choose one (starting from the pointer position, in cyclic order).</w:t>
+      </w:r>
+    </w:p>
+    <w:p>
+      <w:pPr>
+        <w:pStyle w:val="ListParagraph"/>
+        <w:numPr>
+          <w:ilvl w:val="0"/>
+          <w:numId w:val="3"/>
+        </w:numPr>
+        <w:rPr>
+          <w:rFonts w:eastAsiaTheme="minorEastAsia"/>
+          <w:lang w:val="en-US" w:eastAsia="zh-CN"/>
+        </w:rPr>
+      </w:pPr>
+      <w:r>
+        <w:rPr>
+          <w:rFonts w:eastAsiaTheme="minorEastAsia"/>
+          <w:i/>
+          <w:iCs/>
+          <w:lang w:val="en-US" w:eastAsia="zh-CN"/>
+        </w:rPr>
+        <w:t>Accept phase</w:t>
+      </w:r>
+      <w:r>
+        <w:rPr>
+          <w:rFonts w:eastAsiaTheme="minorEastAsia"/>
+          <w:lang w:val="en-US" w:eastAsia="zh-CN"/>
+        </w:rPr>
+        <w:t> – each unmatched input </w:t>
+      </w:r>
+      <m:oMath>
+        <m:r>
+          <w:rPr>
+            <w:rFonts w:ascii="Cambria Math" w:eastAsiaTheme="minorEastAsia" w:hAnsi="Cambria Math"/>
+            <w:lang w:val="en-US" w:eastAsia="zh-CN"/>
+          </w:rPr>
+          <m:t>i</m:t>
+        </m:r>
+      </m:oMath>
+      <w:r>
+        <w:rPr>
+          <w:rFonts w:eastAsiaTheme="minorEastAsia"/>
+          <w:lang w:val="en-US" w:eastAsia="zh-CN"/>
+        </w:rPr>
+        <w:t> that received one or more grants chooses the granting output with the </w:t>
+      </w:r>
+      <w:r>
+        <w:rPr>
+          <w:rFonts w:eastAsiaTheme="minorEastAsia"/>
+          <w:b/>
+          <w:bCs/>
+          <w:lang w:val="en-US" w:eastAsia="zh-CN"/>
+        </w:rPr>
+        <w:t>highest</w:t>
+      </w:r>
+      <w:r>
+        <w:rPr>
+          <w:rFonts w:eastAsiaTheme="minorEastAsia"/>
+          <w:lang w:val="en-US" w:eastAsia="zh-CN"/>
+        </w:rPr>
+        <w:t> counter </w:t>
+      </w:r>
+      <m:oMath>
+        <m:sSub>
+          <m:sSubPr>
+            <m:ctrlPr>
+              <w:rPr>
+                <w:rFonts w:ascii="Cambria Math" w:eastAsiaTheme="minorEastAsia" w:hAnsi="Cambria Math"/>
+                <w:lang w:val="en-US" w:eastAsia="zh-CN"/>
+              </w:rPr>
+            </m:ctrlPr>
+          </m:sSubPr>
+          <m:e>
+            <m:r>
+              <w:rPr>
+                <w:rFonts w:ascii="Cambria Math" w:eastAsiaTheme="minorEastAsia" w:hAnsi="Cambria Math"/>
+                <w:lang w:val="en-US" w:eastAsia="zh-CN"/>
+              </w:rPr>
+              <m:t>v</m:t>
+            </m:r>
+          </m:e>
+          <m:sub>
+            <m:r>
+              <w:rPr>
+                <w:rFonts w:ascii="Cambria Math" w:eastAsiaTheme="minorEastAsia" w:hAnsi="Cambria Math"/>
+                <w:lang w:val="en-US" w:eastAsia="zh-CN"/>
+              </w:rPr>
+              <m:t>q</m:t>
+            </m:r>
+            <m:r>
+              <m:rPr>
+                <m:sty m:val="p"/>
+              </m:rPr>
+              <w:rPr>
+                <w:rFonts w:ascii="Cambria Math" w:eastAsiaTheme="minorEastAsia" w:hAnsi="Cambria Math"/>
+                <w:lang w:val="en-US" w:eastAsia="zh-CN"/>
+              </w:rPr>
+              <m:t>_</m:t>
+            </m:r>
+            <m:r>
+              <w:rPr>
+                <w:rFonts w:ascii="Cambria Math" w:eastAsiaTheme="minorEastAsia" w:hAnsi="Cambria Math"/>
+                <w:lang w:val="en-US" w:eastAsia="zh-CN"/>
+              </w:rPr>
+              <m:t>cntr</m:t>
+            </m:r>
+          </m:sub>
+        </m:sSub>
+        <m:d>
+          <m:dPr>
+            <m:begChr m:val="["/>
+            <m:endChr m:val="]"/>
+            <m:ctrlPr>
+              <w:rPr>
+                <w:rFonts w:ascii="Cambria Math" w:eastAsiaTheme="minorEastAsia" w:hAnsi="Cambria Math"/>
+                <w:i/>
+                <w:lang w:val="en-US" w:eastAsia="zh-CN"/>
+              </w:rPr>
+            </m:ctrlPr>
+          </m:dPr>
+          <m:e>
+            <m:r>
+              <w:rPr>
+                <w:rFonts w:ascii="Cambria Math" w:eastAsiaTheme="minorEastAsia" w:hAnsi="Cambria Math"/>
+                <w:lang w:val="en-US" w:eastAsia="zh-CN"/>
+              </w:rPr>
+              <m:t>i</m:t>
+            </m:r>
+          </m:e>
+        </m:d>
+        <m:d>
+          <m:dPr>
+            <m:begChr m:val="["/>
+            <m:endChr m:val="]"/>
+            <m:ctrlPr>
+              <w:rPr>
+                <w:rFonts w:ascii="Cambria Math" w:eastAsiaTheme="minorEastAsia" w:hAnsi="Cambria Math"/>
+                <w:i/>
+                <w:lang w:val="en-US" w:eastAsia="zh-CN"/>
+              </w:rPr>
+            </m:ctrlPr>
+          </m:dPr>
+          <m:e>
+            <m:r>
+              <w:rPr>
+                <w:rFonts w:ascii="Cambria Math" w:eastAsiaTheme="minorEastAsia" w:hAnsi="Cambria Math"/>
+                <w:lang w:val="en-US" w:eastAsia="zh-CN"/>
+              </w:rPr>
+              <m:t>j</m:t>
+            </m:r>
+          </m:e>
+        </m:d>
+      </m:oMath>
+      <w:r>
+        <w:rPr>
+          <w:rFonts w:eastAsiaTheme="minorEastAsia"/>
+          <w:lang w:val="en-US" w:eastAsia="zh-CN"/>
+        </w:rPr>
+        <w:t xml:space="preserve">. If </w:t>
+      </w:r>
+      <w:r>
+        <w:rPr>
+          <w:rFonts w:eastAsiaTheme="minorEastAsia"/>
+          <w:lang w:val="en-US" w:eastAsia="zh-CN"/>
+        </w:rPr>
+        <w:lastRenderedPageBreak/>
+        <w:t>multiple outputs have the same maximum, the input uses </w:t>
+      </w:r>
+      <m:oMath>
+        <m:r>
+          <w:rPr>
+            <w:rFonts w:ascii="Cambria Math" w:eastAsiaTheme="minorEastAsia" w:hAnsi="Cambria Math"/>
+            <w:lang w:val="en-US" w:eastAsia="zh-CN"/>
+          </w:rPr>
+          <m:t>i</m:t>
+        </m:r>
+        <m:sSub>
+          <m:sSubPr>
+            <m:ctrlPr>
+              <w:rPr>
+                <w:rFonts w:ascii="Cambria Math" w:eastAsiaTheme="minorEastAsia" w:hAnsi="Cambria Math"/>
+                <w:lang w:val="en-US" w:eastAsia="zh-CN"/>
+              </w:rPr>
+            </m:ctrlPr>
+          </m:sSubPr>
+          <m:e>
+            <m:r>
+              <w:rPr>
+                <w:rFonts w:ascii="Cambria Math" w:eastAsiaTheme="minorEastAsia" w:hAnsi="Cambria Math"/>
+                <w:lang w:val="en-US" w:eastAsia="zh-CN"/>
+              </w:rPr>
+              <m:t>n</m:t>
+            </m:r>
+            <m:ctrlPr>
+              <w:rPr>
+                <w:rFonts w:ascii="Cambria Math" w:eastAsiaTheme="minorEastAsia" w:hAnsi="Cambria Math"/>
+                <w:i/>
+                <w:lang w:val="en-US" w:eastAsia="zh-CN"/>
+              </w:rPr>
+            </m:ctrlPr>
+          </m:e>
+          <m:sub>
+            <m:r>
+              <w:rPr>
+                <w:rFonts w:ascii="Cambria Math" w:eastAsiaTheme="minorEastAsia" w:hAnsi="Cambria Math"/>
+                <w:lang w:val="en-US" w:eastAsia="zh-CN"/>
+              </w:rPr>
+              <m:t>p</m:t>
+            </m:r>
+          </m:sub>
+        </m:sSub>
+        <m:r>
+          <w:rPr>
+            <w:rFonts w:ascii="Cambria Math" w:eastAsiaTheme="minorEastAsia" w:hAnsi="Cambria Math"/>
+            <w:lang w:val="en-US" w:eastAsia="zh-CN"/>
+          </w:rPr>
+          <m:t>tr</m:t>
+        </m:r>
+        <m:d>
+          <m:dPr>
+            <m:begChr m:val="["/>
+            <m:endChr m:val="]"/>
+            <m:ctrlPr>
+              <w:rPr>
+                <w:rFonts w:ascii="Cambria Math" w:eastAsiaTheme="minorEastAsia" w:hAnsi="Cambria Math"/>
+                <w:i/>
+                <w:lang w:val="en-US" w:eastAsia="zh-CN"/>
+              </w:rPr>
+            </m:ctrlPr>
+          </m:dPr>
+          <m:e>
+            <m:r>
+              <w:rPr>
+                <w:rFonts w:ascii="Cambria Math" w:eastAsiaTheme="minorEastAsia" w:hAnsi="Cambria Math"/>
+                <w:lang w:val="en-US" w:eastAsia="zh-CN"/>
+              </w:rPr>
+              <m:t>i</m:t>
+            </m:r>
+          </m:e>
+        </m:d>
+      </m:oMath>
+      <w:r>
+        <w:rPr>
+          <w:rFonts w:eastAsiaTheme="minorEastAsia"/>
+          <w:lang w:val="en-US" w:eastAsia="zh-CN"/>
+        </w:rPr>
+        <w:t> to break the tie. Once a grant is accepted, the match </w:t>
+      </w:r>
+      <m:oMath>
+        <m:d>
+          <m:dPr>
+            <m:sepChr m:val=","/>
+            <m:ctrlPr>
+              <w:rPr>
+                <w:rFonts w:ascii="Cambria Math" w:eastAsiaTheme="minorEastAsia" w:hAnsi="Cambria Math"/>
+                <w:lang w:val="en-US" w:eastAsia="zh-CN"/>
+              </w:rPr>
+            </m:ctrlPr>
+          </m:dPr>
+          <m:e>
+            <m:r>
+              <w:rPr>
+                <w:rFonts w:ascii="Cambria Math" w:eastAsiaTheme="minorEastAsia" w:hAnsi="Cambria Math"/>
+                <w:lang w:val="en-US" w:eastAsia="zh-CN"/>
+              </w:rPr>
+              <m:t>i</m:t>
+            </m:r>
+          </m:e>
+          <m:e>
+            <m:r>
+              <w:rPr>
+                <w:rFonts w:ascii="Cambria Math" w:eastAsiaTheme="minorEastAsia" w:hAnsi="Cambria Math"/>
+                <w:lang w:val="en-US" w:eastAsia="zh-CN"/>
+              </w:rPr>
+              <m:t>j</m:t>
+            </m:r>
+          </m:e>
+        </m:d>
+      </m:oMath>
+      <w:r>
+        <w:rPr>
+          <w:rFonts w:eastAsiaTheme="minorEastAsia"/>
+          <w:lang w:val="en-US" w:eastAsia="zh-CN"/>
+        </w:rPr>
+        <w:t> is recorded, the input and output are marked as matched, and the counter </w:t>
+      </w:r>
+      <m:oMath>
+        <m:sSub>
+          <m:sSubPr>
+            <m:ctrlPr>
+              <w:rPr>
+                <w:rFonts w:ascii="Cambria Math" w:eastAsiaTheme="minorEastAsia" w:hAnsi="Cambria Math"/>
+                <w:lang w:val="en-US" w:eastAsia="zh-CN"/>
+              </w:rPr>
+            </m:ctrlPr>
+          </m:sSubPr>
+          <m:e>
+            <m:r>
+              <w:rPr>
+                <w:rFonts w:ascii="Cambria Math" w:eastAsiaTheme="minorEastAsia" w:hAnsi="Cambria Math"/>
+                <w:lang w:val="en-US" w:eastAsia="zh-CN"/>
+              </w:rPr>
+              <m:t>v</m:t>
+            </m:r>
+          </m:e>
+          <m:sub>
+            <m:r>
+              <w:rPr>
+                <w:rFonts w:ascii="Cambria Math" w:eastAsiaTheme="minorEastAsia" w:hAnsi="Cambria Math"/>
+                <w:lang w:val="en-US" w:eastAsia="zh-CN"/>
+              </w:rPr>
+              <m:t>q</m:t>
+            </m:r>
+            <m:r>
+              <m:rPr>
+                <m:sty m:val="p"/>
+              </m:rPr>
+              <w:rPr>
+                <w:rFonts w:ascii="Cambria Math" w:eastAsiaTheme="minorEastAsia" w:hAnsi="Cambria Math"/>
+                <w:lang w:val="en-US" w:eastAsia="zh-CN"/>
+              </w:rPr>
+              <m:t>_</m:t>
+            </m:r>
+            <m:r>
+              <w:rPr>
+                <w:rFonts w:ascii="Cambria Math" w:eastAsiaTheme="minorEastAsia" w:hAnsi="Cambria Math"/>
+                <w:lang w:val="en-US" w:eastAsia="zh-CN"/>
+              </w:rPr>
+              <m:t>cntr</m:t>
+            </m:r>
+          </m:sub>
+        </m:sSub>
+        <m:d>
+          <m:dPr>
+            <m:begChr m:val="["/>
+            <m:endChr m:val="]"/>
+            <m:ctrlPr>
+              <w:rPr>
+                <w:rFonts w:ascii="Cambria Math" w:eastAsiaTheme="minorEastAsia" w:hAnsi="Cambria Math"/>
+                <w:i/>
+                <w:lang w:val="en-US" w:eastAsia="zh-CN"/>
+              </w:rPr>
+            </m:ctrlPr>
+          </m:dPr>
+          <m:e>
+            <m:r>
+              <w:rPr>
+                <w:rFonts w:ascii="Cambria Math" w:eastAsiaTheme="minorEastAsia" w:hAnsi="Cambria Math"/>
+                <w:lang w:val="en-US" w:eastAsia="zh-CN"/>
+              </w:rPr>
+              <m:t>i</m:t>
+            </m:r>
+          </m:e>
+        </m:d>
+        <m:d>
+          <m:dPr>
+            <m:begChr m:val="["/>
+            <m:endChr m:val="]"/>
+            <m:ctrlPr>
+              <w:rPr>
+                <w:rFonts w:ascii="Cambria Math" w:eastAsiaTheme="minorEastAsia" w:hAnsi="Cambria Math"/>
+                <w:i/>
+                <w:lang w:val="en-US" w:eastAsia="zh-CN"/>
+              </w:rPr>
+            </m:ctrlPr>
+          </m:dPr>
+          <m:e>
+            <m:r>
+              <w:rPr>
+                <w:rFonts w:ascii="Cambria Math" w:eastAsiaTheme="minorEastAsia" w:hAnsi="Cambria Math"/>
+                <w:lang w:val="en-US" w:eastAsia="zh-CN"/>
+              </w:rPr>
+              <m:t>j</m:t>
+            </m:r>
+          </m:e>
+        </m:d>
+      </m:oMath>
+      <w:r>
+        <w:rPr>
+          <w:rFonts w:eastAsiaTheme="minorEastAsia"/>
+          <w:lang w:val="en-US" w:eastAsia="zh-CN"/>
+        </w:rPr>
+        <w:t> is reset to 0 (or to the queue length in a special variant).</w:t>
+      </w:r>
+    </w:p>
+    <w:p>
+      <w:pPr>
+        <w:rPr>
+          <w:rFonts w:eastAsiaTheme="minorEastAsia"/>
+          <w:lang w:val="en-US" w:eastAsia="zh-CN"/>
+        </w:rPr>
+      </w:pPr>
+      <w:r>
+        <w:rPr>
+          <w:rStyle w:val="SubtleEmphasis"/>
+          <w:lang w:val="en-US" w:eastAsia="zh-CN"/>
+        </w:rPr>
+        <w:t>Step 3 – Pointer Update</w:t>
+      </w:r>
+      <w:r>
+        <w:rPr>
+          <w:rFonts w:eastAsiaTheme="minorEastAsia"/>
+          <w:lang w:val="en-US" w:eastAsia="zh-CN"/>
+        </w:rPr>
+        <w:br/>
+        <w:t>After a successful match:</w:t>
+      </w:r>
+    </w:p>
+    <w:p>
+      <w:pPr>
+        <w:numPr>
+          <w:ilvl w:val="0"/>
+          <w:numId w:val="1"/>
+        </w:numPr>
+        <w:rPr>
+          <w:rFonts w:eastAsiaTheme="minorEastAsia"/>
+          <w:lang w:val="en-US" w:eastAsia="zh-CN"/>
+        </w:rPr>
+      </w:pPr>
+      <w:r>
+        <w:rPr>
+          <w:rFonts w:eastAsiaTheme="minorEastAsia"/>
+          <w:lang w:val="en-US" w:eastAsia="zh-CN"/>
+        </w:rPr>
+        <w:t>The output pointer </w:t>
+      </w:r>
+      <m:oMath>
+        <m:r>
+          <w:rPr>
+            <w:rFonts w:ascii="Cambria Math" w:eastAsiaTheme="minorEastAsia" w:hAnsi="Cambria Math"/>
+            <w:lang w:val="en-US" w:eastAsia="zh-CN"/>
+          </w:rPr>
+          <m:t>ou</m:t>
+        </m:r>
+        <m:sSub>
+          <m:sSubPr>
+            <m:ctrlPr>
+              <w:rPr>
+                <w:rFonts w:ascii="Cambria Math" w:eastAsiaTheme="minorEastAsia" w:hAnsi="Cambria Math"/>
+                <w:lang w:val="en-US" w:eastAsia="zh-CN"/>
+              </w:rPr>
+            </m:ctrlPr>
+          </m:sSubPr>
+          <m:e>
+            <m:r>
+              <w:rPr>
+                <w:rFonts w:ascii="Cambria Math" w:eastAsiaTheme="minorEastAsia" w:hAnsi="Cambria Math"/>
+                <w:lang w:val="en-US" w:eastAsia="zh-CN"/>
+              </w:rPr>
+              <m:t>t</m:t>
+            </m:r>
+            <m:ctrlPr>
+              <w:rPr>
+                <w:rFonts w:ascii="Cambria Math" w:eastAsiaTheme="minorEastAsia" w:hAnsi="Cambria Math"/>
+                <w:i/>
+                <w:lang w:val="en-US" w:eastAsia="zh-CN"/>
+              </w:rPr>
+            </m:ctrlPr>
+          </m:e>
+          <m:sub>
+            <m:r>
+              <w:rPr>
+                <w:rFonts w:ascii="Cambria Math" w:eastAsiaTheme="minorEastAsia" w:hAnsi="Cambria Math"/>
+                <w:lang w:val="en-US" w:eastAsia="zh-CN"/>
+              </w:rPr>
+              <m:t>p</m:t>
+            </m:r>
+          </m:sub>
+        </m:sSub>
+        <m:r>
+          <w:rPr>
+            <w:rFonts w:ascii="Cambria Math" w:eastAsiaTheme="minorEastAsia" w:hAnsi="Cambria Math"/>
+            <w:lang w:val="en-US" w:eastAsia="zh-CN"/>
+          </w:rPr>
+          <m:t>tr</m:t>
+        </m:r>
+        <m:d>
+          <m:dPr>
+            <m:begChr m:val="["/>
+            <m:endChr m:val="]"/>
+            <m:ctrlPr>
+              <w:rPr>
+                <w:rFonts w:ascii="Cambria Math" w:eastAsiaTheme="minorEastAsia" w:hAnsi="Cambria Math"/>
+                <w:i/>
+                <w:lang w:val="en-US" w:eastAsia="zh-CN"/>
+              </w:rPr>
+            </m:ctrlPr>
+          </m:dPr>
+          <m:e>
+            <m:r>
+              <w:rPr>
+                <w:rFonts w:ascii="Cambria Math" w:eastAsiaTheme="minorEastAsia" w:hAnsi="Cambria Math"/>
+                <w:lang w:val="en-US" w:eastAsia="zh-CN"/>
+              </w:rPr>
+              <m:t>j</m:t>
+            </m:r>
+          </m:e>
+        </m:d>
+      </m:oMath>
+      <w:r>
+        <w:rPr>
+          <w:rFonts w:eastAsiaTheme="minorEastAsia"/>
+          <w:lang w:val="en-US" w:eastAsia="zh-CN"/>
+        </w:rPr>
+        <w:t> </w:t>
+      </w:r>
+      <w:r>
+        <w:rPr>
+          <w:rFonts w:eastAsiaTheme="minorEastAsia"/>
+          <w:b/>
+          <w:bCs/>
+          <w:lang w:val="en-US" w:eastAsia="zh-CN"/>
+        </w:rPr>
+        <w:t>always</w:t>
+      </w:r>
+      <w:r>
+        <w:rPr>
+          <w:rFonts w:eastAsiaTheme="minorEastAsia"/>
+          <w:lang w:val="en-US" w:eastAsia="zh-CN"/>
+        </w:rPr>
+        <w:t> advances to </w:t>
+      </w:r>
+      <m:oMath>
+        <m:d>
+          <m:dPr>
+            <m:ctrlPr>
+              <w:rPr>
+                <w:rFonts w:ascii="Cambria Math" w:eastAsiaTheme="minorEastAsia" w:hAnsi="Cambria Math"/>
+                <w:i/>
+                <w:lang w:val="en-US" w:eastAsia="zh-CN"/>
+              </w:rPr>
+            </m:ctrlPr>
+          </m:dPr>
+          <m:e>
+            <m:r>
+              <w:rPr>
+                <w:rFonts w:ascii="Cambria Math" w:eastAsiaTheme="minorEastAsia" w:hAnsi="Cambria Math"/>
+                <w:lang w:val="en-US" w:eastAsia="zh-CN"/>
+              </w:rPr>
+              <m:t>i+1</m:t>
+            </m:r>
+          </m:e>
+        </m:d>
+        <m:r>
+          <m:rPr>
+            <m:nor/>
+          </m:rPr>
+          <w:rPr>
+            <w:rFonts w:eastAsiaTheme="minorEastAsia"/>
+            <w:lang w:val="en-US" w:eastAsia="zh-CN"/>
+          </w:rPr>
+          <m:t> </m:t>
+        </m:r>
+        <m:r>
+          <w:rPr>
+            <w:rFonts w:ascii="Cambria Math" w:eastAsiaTheme="minorEastAsia" w:hAnsi="Cambria Math"/>
+            <w:lang w:val="en-US" w:eastAsia="zh-CN"/>
+          </w:rPr>
+          <m:t>mod</m:t>
+        </m:r>
+        <m:r>
+          <m:rPr>
+            <m:nor/>
+          </m:rPr>
+          <w:rPr>
+            <w:rFonts w:eastAsiaTheme="minorEastAsia"/>
+            <w:lang w:val="en-US" w:eastAsia="zh-CN"/>
+          </w:rPr>
+          <m:t> </m:t>
+        </m:r>
+        <m:r>
+          <w:rPr>
+            <w:rFonts w:ascii="Cambria Math" w:eastAsiaTheme="minorEastAsia" w:hAnsi="Cambria Math"/>
+            <w:lang w:val="en-US" w:eastAsia="zh-CN"/>
+          </w:rPr>
+          <m:t>N</m:t>
+        </m:r>
+      </m:oMath>
+      <w:r>
+        <w:rPr>
+          <w:rFonts w:eastAsiaTheme="minorEastAsia"/>
+          <w:lang w:val="en-US" w:eastAsia="zh-CN"/>
+        </w:rPr>
+        <w:t>.</w:t>
+      </w:r>
+    </w:p>
+    <w:p>
+      <w:pPr>
+        <w:numPr>
+          <w:ilvl w:val="0"/>
+          <w:numId w:val="1"/>
+        </w:numPr>
+        <w:rPr>
+          <w:rFonts w:eastAsiaTheme="minorEastAsia"/>
+          <w:lang w:val="en-US" w:eastAsia="zh-CN"/>
+        </w:rPr>
+      </w:pPr>
+      <w:r>
+        <w:rPr>
+          <w:rFonts w:eastAsiaTheme="minorEastAsia"/>
+          <w:lang w:val="en-US" w:eastAsia="zh-CN"/>
+        </w:rPr>
+        <w:t>The input pointer </w:t>
+      </w:r>
+      <m:oMath>
+        <m:r>
+          <w:rPr>
+            <w:rFonts w:ascii="Cambria Math" w:eastAsiaTheme="minorEastAsia" w:hAnsi="Cambria Math"/>
+            <w:lang w:val="en-US" w:eastAsia="zh-CN"/>
+          </w:rPr>
+          <m:t>i</m:t>
+        </m:r>
+        <m:sSub>
+          <m:sSubPr>
+            <m:ctrlPr>
+              <w:rPr>
+                <w:rFonts w:ascii="Cambria Math" w:eastAsiaTheme="minorEastAsia" w:hAnsi="Cambria Math"/>
+                <w:lang w:val="en-US" w:eastAsia="zh-CN"/>
+              </w:rPr>
+            </m:ctrlPr>
+          </m:sSubPr>
+          <m:e>
+            <m:r>
+              <w:rPr>
+                <w:rFonts w:ascii="Cambria Math" w:eastAsiaTheme="minorEastAsia" w:hAnsi="Cambria Math"/>
+                <w:lang w:val="en-US" w:eastAsia="zh-CN"/>
+              </w:rPr>
+              <m:t>n</m:t>
+            </m:r>
+            <m:ctrlPr>
+              <w:rPr>
+                <w:rFonts w:ascii="Cambria Math" w:eastAsiaTheme="minorEastAsia" w:hAnsi="Cambria Math"/>
+                <w:i/>
+                <w:lang w:val="en-US" w:eastAsia="zh-CN"/>
+              </w:rPr>
+            </m:ctrlPr>
+          </m:e>
+          <m:sub>
+            <m:r>
+              <w:rPr>
+                <w:rFonts w:ascii="Cambria Math" w:eastAsiaTheme="minorEastAsia" w:hAnsi="Cambria Math"/>
+                <w:lang w:val="en-US" w:eastAsia="zh-CN"/>
+              </w:rPr>
+              <m:t>p</m:t>
+            </m:r>
+          </m:sub>
+        </m:sSub>
+        <m:r>
+          <w:rPr>
+            <w:rFonts w:ascii="Cambria Math" w:eastAsiaTheme="minorEastAsia" w:hAnsi="Cambria Math"/>
+            <w:lang w:val="en-US" w:eastAsia="zh-CN"/>
+          </w:rPr>
+          <m:t>tr</m:t>
+        </m:r>
+        <m:d>
+          <m:dPr>
+            <m:begChr m:val="["/>
+            <m:endChr m:val="]"/>
+            <m:ctrlPr>
+              <w:rPr>
+                <w:rFonts w:ascii="Cambria Math" w:eastAsiaTheme="minorEastAsia" w:hAnsi="Cambria Math"/>
+                <w:i/>
+                <w:lang w:val="en-US" w:eastAsia="zh-CN"/>
+              </w:rPr>
+            </m:ctrlPr>
+          </m:dPr>
+          <m:e>
+            <m:r>
+              <w:rPr>
+                <w:rFonts w:ascii="Cambria Math" w:eastAsiaTheme="minorEastAsia" w:hAnsi="Cambria Math"/>
+                <w:lang w:val="en-US" w:eastAsia="zh-CN"/>
+              </w:rPr>
+              <m:t>i</m:t>
+            </m:r>
+          </m:e>
+        </m:d>
+      </m:oMath>
+      <w:r>
+        <w:rPr>
+          <w:rFonts w:eastAsiaTheme="minorEastAsia"/>
+          <w:lang w:val="en-US" w:eastAsia="zh-CN"/>
+        </w:rPr>
+        <w:t> advances to </w:t>
+      </w:r>
+      <m:oMath>
+        <m:d>
+          <m:dPr>
+            <m:ctrlPr>
+              <w:rPr>
+                <w:rFonts w:ascii="Cambria Math" w:eastAsiaTheme="minorEastAsia" w:hAnsi="Cambria Math"/>
+                <w:i/>
+                <w:lang w:val="en-US" w:eastAsia="zh-CN"/>
+              </w:rPr>
+            </m:ctrlPr>
+          </m:dPr>
+          <m:e>
+            <m:r>
+              <w:rPr>
+                <w:rFonts w:ascii="Cambria Math" w:eastAsiaTheme="minorEastAsia" w:hAnsi="Cambria Math"/>
+                <w:lang w:val="en-US" w:eastAsia="zh-CN"/>
+              </w:rPr>
+              <m:t>j+1</m:t>
+            </m:r>
+          </m:e>
+        </m:d>
+        <m:r>
+          <m:rPr>
+            <m:nor/>
+          </m:rPr>
+          <w:rPr>
+            <w:rFonts w:eastAsiaTheme="minorEastAsia"/>
+            <w:lang w:val="en-US" w:eastAsia="zh-CN"/>
+          </w:rPr>
+          <m:t> </m:t>
+        </m:r>
+        <m:r>
+          <w:rPr>
+            <w:rFonts w:ascii="Cambria Math" w:eastAsiaTheme="minorEastAsia" w:hAnsi="Cambria Math"/>
+            <w:lang w:val="en-US" w:eastAsia="zh-CN"/>
+          </w:rPr>
+          <m:t>mod</m:t>
+        </m:r>
+        <m:r>
+          <m:rPr>
+            <m:nor/>
+          </m:rPr>
+          <w:rPr>
+            <w:rFonts w:eastAsiaTheme="minorEastAsia"/>
+            <w:lang w:val="en-US" w:eastAsia="zh-CN"/>
+          </w:rPr>
+          <m:t> </m:t>
+        </m:r>
+        <m:r>
+          <w:rPr>
+            <w:rFonts w:ascii="Cambria Math" w:eastAsiaTheme="minorEastAsia" w:hAnsi="Cambria Math"/>
+            <w:lang w:val="en-US" w:eastAsia="zh-CN"/>
+          </w:rPr>
+          <m:t>N</m:t>
+        </m:r>
+      </m:oMath>
+      <w:r>
+        <w:rPr>
+          <w:rFonts w:eastAsiaTheme="minorEastAsia"/>
+          <w:lang w:val="en-US" w:eastAsia="zh-CN"/>
+        </w:rPr>
+        <w:t> </w:t>
+      </w:r>
+      <w:r>
+        <w:rPr>
+          <w:rFonts w:eastAsiaTheme="minorEastAsia"/>
+          <w:b/>
+          <w:bCs/>
+          <w:lang w:val="en-US" w:eastAsia="zh-CN"/>
+        </w:rPr>
+        <w:t>only if a tie occurred during the Accept phase</w:t>
+      </w:r>
+      <w:r>
+        <w:rPr>
+          <w:rFonts w:eastAsiaTheme="minorEastAsia"/>
+          <w:lang w:val="en-US" w:eastAsia="zh-CN"/>
+        </w:rPr>
+        <w:t>.</w:t>
+      </w:r>
+    </w:p>
+    <w:p>
+      <w:pPr>
+        <w:rPr>
+          <w:rFonts w:eastAsiaTheme="minorEastAsia" w:hint="eastAsia"/>
+          <w:lang w:eastAsia="zh-CN"/>
+        </w:rPr>
+      </w:pPr>
+      <w:r>
+        <w:rPr>
+          <w:noProof/>
+        </w:rPr>
+        <mc:AlternateContent>
+          <mc:Choice Requires="wps">
+            <w:drawing>
+              <wp:anchor distT="0" distB="0" distL="114300" distR="114300" simplePos="0" relativeHeight="251661824" behindDoc="0" locked="0" layoutInCell="1" allowOverlap="1" wp14:anchorId="63EE2664" wp14:editId="4241D225">
+                <wp:simplePos x="0" y="0"/>
+                <wp:positionH relativeFrom="margin">
+                  <wp:align>center</wp:align>
+                </wp:positionH>
+                <wp:positionV relativeFrom="paragraph">
+                  <wp:posOffset>5053330</wp:posOffset>
+                </wp:positionV>
+                <wp:extent cx="4468495" cy="635"/>
+                <wp:effectExtent l="0" t="0" r="8255" b="8255"/>
+                <wp:wrapTopAndBottom/>
+                <wp:docPr id="9667902" name="Text Box 1"/>
+                <wp:cNvGraphicFramePr/>
+                <a:graphic xmlns:a="http://schemas.openxmlformats.org/drawingml/2006/main">
+                  <a:graphicData uri="http://schemas.microsoft.com/office/word/2010/wordprocessingShape">
+                    <wps:wsp>
+                      <wps:cNvSpPr txBox="1"/>
+                      <wps:spPr>
+                        <a:xfrm>
+                          <a:off x="0" y="0"/>
+                          <a:ext cx="4468495" cy="635"/>
+                        </a:xfrm>
+                        <a:prstGeom prst="rect">
+                          <a:avLst/>
+                        </a:prstGeom>
+                        <a:solidFill>
+                          <a:prstClr val="white"/>
+                        </a:solidFill>
+                        <a:ln>
+                          <a:noFill/>
+                        </a:ln>
+                      </wps:spPr>
+                      <wps:txbx>
+                        <w:txbxContent>
+                          <w:p>
+                            <w:pPr>
+                              <w:pStyle w:val="Caption"/>
+                              <w:rPr>
+                                <w:rFonts w:eastAsiaTheme="minorEastAsia" w:hint="eastAsia"/>
+                                <w:noProof/>
+                                <w:lang w:eastAsia="zh-CN"/>
+                              </w:rPr>
+                            </w:pPr>
+                            <w:r>
+                              <w:t xml:space="preserve">Figure </w:t>
+                            </w:r>
+                            <w:r>
+                              <w:fldChar w:fldCharType="begin"/>
+                            </w:r>
+                            <w:r>
+                              <w:instrText xml:space="preserve"> SEQ Figure \* ARABIC </w:instrText>
+                            </w:r>
+                            <w:r>
+                              <w:fldChar w:fldCharType="separate"/>
+                            </w:r>
+                            <w:r>
+                              <w:rPr>
+                                <w:noProof/>
+                              </w:rPr>
+                              <w:t>1</w:t>
+                            </w:r>
+                            <w:r>
+                              <w:fldChar w:fldCharType="end"/>
+                            </w:r>
+                            <w:r>
+                              <w:rPr>
+                                <w:rFonts w:eastAsiaTheme="minorEastAsia" w:hint="eastAsia"/>
+                                <w:lang w:eastAsia="zh-CN"/>
+                              </w:rPr>
+                              <w:t xml:space="preserve"> The three phases of iHCF</w:t>
+                            </w:r>
+                          </w:p>
+                        </w:txbxContent>
+                      </wps:txbx>
+                      <wps:bodyPr rot="0" spcFirstLastPara="0" vertOverflow="overflow" horzOverflow="overflow" vert="horz" wrap="square" lIns="0" tIns="0" rIns="0" bIns="0" numCol="1" spcCol="0" rtlCol="0" fromWordArt="0" anchor="t" anchorCtr="0" forceAA="0" compatLnSpc="1">
+                        <a:prstTxWarp prst="textNoShape">
+                          <a:avLst/>
+                        </a:prstTxWarp>
+                        <a:spAutoFit/>
+                      </wps:bodyPr>
+                    </wps:wsp>
+                  </a:graphicData>
+                </a:graphic>
+              </wp:anchor>
+            </w:drawing>
+          </mc:Choice>
+          <mc:Fallback>
+            <w:pict>
+              <v:shape w14:anchorId="63EE2664" id="Text Box 1" o:spid="_x0000_s1027" type="#_x0000_t202" style="position:absolute;left:0;text-align:left;margin-left:0;margin-top:397.9pt;width:351.85pt;height:.05pt;z-index:251661824;visibility:visible;mso-wrap-style:square;mso-wrap-distance-left:9pt;mso-wrap-distance-top:0;mso-wrap-distance-right:9pt;mso-wrap-distance-bottom:0;mso-position-horizontal:center;mso-position-horizontal-relative:margin;mso-position-vertical:absolute;mso-position-vertical-relative:text;v-text-anchor:top" o:gfxdata="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" stroked="f">
+                <v:textbox style="mso-fit-shape-to-text:t" inset="0,0,0,0">
+                  <w:txbxContent>
+                    <w:p>
+                      <w:pPr>
+                        <w:pStyle w:val="Caption"/>
+                        <w:rPr>
+                          <w:rFonts w:eastAsiaTheme="minorEastAsia" w:hint="eastAsia"/>
+                          <w:noProof/>
+                          <w:lang w:eastAsia="zh-CN"/>
+                        </w:rPr>
+                      </w:pPr>
+                      <w:r>
+                        <w:t xml:space="preserve">Figure </w:t>
+                      </w:r>
+                      <w:r>
+                        <w:fldChar w:fldCharType="begin"/>
+                      </w:r>
+                      <w:r>
+                        <w:instrText xml:space="preserve"> SEQ Figure \* ARABIC </w:instrText>
+                      </w:r>
+                      <w:r>
+                        <w:fldChar w:fldCharType="separate"/>
+                      </w:r>
+                      <w:r>
+                        <w:rPr>
+                          <w:noProof/>
+                        </w:rPr>
+                        <w:t>1</w:t>
+                      </w:r>
+                      <w:r>
+                        <w:fldChar w:fldCharType="end"/>
+                      </w:r>
+                      <w:r>
+                        <w:rPr>
+                          <w:rFonts w:eastAsiaTheme="minorEastAsia" w:hint="eastAsia"/>
+                          <w:lang w:eastAsia="zh-CN"/>
+                        </w:rPr>
+                        <w:t xml:space="preserve"> The three phases of iHCF</w:t>
+                      </w:r>
+                    </w:p>
+                  </w:txbxContent>
+                </v:textbox>
+                <w10:wrap type="topAndBottom" anchorx="margin"/>
+              </v:shape>
+            </w:pict>
+          </mc:Fallback>
+        </mc:AlternateContent>
+      </w:r>
+      <w:r>
+        <w:rPr>
+          <w:rFonts w:eastAsiaTheme="minorEastAsia" w:hint="eastAsia"/>
+          <w:noProof/>
+          <w:lang w:val="en-US" w:eastAsia="zh-CN"/>
+        </w:rPr>
+        <w:drawing>
+          <wp:anchor distT="0" distB="0" distL="114300" distR="114300" simplePos="0" relativeHeight="251659776" behindDoc="0" locked="0" layoutInCell="1" allowOverlap="1" wp14:anchorId="7B7A1F8F" wp14:editId="1FF963B3">
+            <wp:simplePos x="0" y="0"/>
+            <wp:positionH relativeFrom="margin">
+              <wp:posOffset>848360</wp:posOffset>
+            </wp:positionH>
+            <wp:positionV relativeFrom="paragraph">
+              <wp:posOffset>471805</wp:posOffset>
+            </wp:positionV>
+            <wp:extent cx="5057775" cy="5057775"/>
+            <wp:effectExtent l="0" t="0" r="9525" b="9525"/>
+            <wp:wrapTopAndBottom/>
+            <wp:docPr id="245648734" name="Picture 1"/>
+            <wp:cNvGraphicFramePr>
+              <a:graphicFrameLocks xmlns:a="http://schemas.openxmlformats.org/drawingml/2006/main" noChangeAspect="1"/>
+            </wp:cNvGraphicFramePr>
+            <a:graphic xmlns:a="http://schemas.openxmlformats.org/drawingml/2006/main">
+              <a:graphicData uri="http://schemas.openxmlformats.org/drawingml/2006/picture">
+                <pic:pic xmlns:pic="http://schemas.openxmlformats.org/drawingml/2006/picture">
+                  <pic:nvPicPr>
+                    <pic:cNvPr id="245648734" name="Picture 245648734"/>
+                    <pic:cNvPicPr/>
+                  </pic:nvPicPr>
+                  <pic:blipFill>
+                    <a:blip r:embed="rId7">
+                      <a:extLst>
+                        <a:ext uri="{28A0092B-C50C-407E-A947-70E740481C1C}">
+                          <a14:useLocalDpi xmlns:a14="http://schemas.microsoft.com/office/drawing/2010/main" val="0"/>
+                        </a:ext>
+                      </a:extLst>
+                    </a:blip>
+                    <a:stretch>
+                      <a:fillRect/>
+                    </a:stretch>
+                  </pic:blipFill>
+                  <pic:spPr>
+                    <a:xfrm>
+                      <a:off x="0" y="0"/>
+                      <a:ext cx="5057775" cy="5057775"/>
+                    </a:xfrm>
+                    <a:prstGeom prst="rect">
+                      <a:avLst/>
+                    </a:prstGeom>
+                  </pic:spPr>
+                </pic:pic>
+              </a:graphicData>
+            </a:graphic>
+            <wp14:sizeRelH relativeFrom="margin">
+              <wp14:pctWidth>0</wp14:pctWidth>
+            </wp14:sizeRelH>
+            <wp14:sizeRelV relativeFrom="margin">
+              <wp14:pctHeight>0</wp14:pctHeight>
+            </wp14:sizeRelV>
+          </wp:anchor>
+        </w:drawing>
+      </w:r>
+    </w:p>
+    <w:p>
+      <w:pPr>
+        <w:rPr>
+          <w:rFonts w:eastAsiaTheme="minorEastAsia" w:hint="eastAsia"/>
+          <w:lang w:val="en-US" w:eastAsia="zh-CN"/>
+        </w:rPr>
+      </w:pPr>
     </w:p>
     <w:p>
       <w:pPr>
@@ -547,6 +2890,15 @@
           <w:lang w:eastAsia="zh-CN"/>
         </w:rPr>
       </w:pPr>
+    </w:p>
+    <w:p>
+      <w:pPr>
+        <w:pStyle w:val="Title"/>
+        <w:rPr>
+          <w:rFonts w:eastAsiaTheme="minorEastAsia"/>
+          <w:lang w:eastAsia="zh-CN"/>
+        </w:rPr>
+      </w:pPr>
       <w:r>
         <w:rPr>
           <w:lang w:eastAsia="zh-CN"/>
@@ -571,65 +2923,95 @@
     <w:p>
       <w:pPr>
         <w:rPr>
-          <w:lang w:val="en-US" w:eastAsia="zh-CN"/>
-        </w:rPr>
-      </w:pPr>
-      <w:r>
-        <w:rPr>
-          <w:lang w:val="en-US" w:eastAsia="zh-CN"/>
-        </w:rPr>
-        <w:t xml:space="preserve">Compare the performance of </w:t>
-      </w:r>
-      <w:proofErr w:type="spellStart"/>
-      <w:r>
-        <w:rPr>
-          <w:lang w:val="en-US" w:eastAsia="zh-CN"/>
-        </w:rPr>
-        <w:t>iHCF</w:t>
-      </w:r>
-      <w:proofErr w:type="spellEnd"/>
-      <w:r>
-        <w:rPr>
-          <w:lang w:val="en-US" w:eastAsia="zh-CN"/>
-        </w:rPr>
-        <w:t xml:space="preserve"> and its following </w:t>
-      </w:r>
-      <w:proofErr w:type="spellStart"/>
-      <w:r>
-        <w:rPr>
-          <w:lang w:val="en-US" w:eastAsia="zh-CN"/>
-        </w:rPr>
-        <w:t>vari</w:t>
-      </w:r>
-      <w:proofErr w:type="spellEnd"/>
-      <w:r>
-        <w:rPr>
-          <w:rFonts w:eastAsiaTheme="minorEastAsia"/>
-          <w:lang w:val="en-US" w:eastAsia="zh-CN"/>
-        </w:rPr>
-        <w:tab/>
-      </w:r>
-      <w:r>
-        <w:rPr>
-          <w:lang w:val="en-US" w:eastAsia="zh-CN"/>
-        </w:rPr>
-        <w:t>ants under uniform traffic:</w:t>
-      </w:r>
-    </w:p>
-    <w:p>
-      <w:pPr>
-        <w:rPr>
-          <w:lang w:val="en-US" w:eastAsia="zh-CN"/>
-        </w:rPr>
-      </w:pPr>
-      <w:r>
-        <w:rPr>
-          <w:lang w:eastAsia="zh-CN"/>
-        </w:rPr>
-        <w:t>1. with unbounded counters 2. with saturating counters and random breaking of ties 3. with saturating counters and round-robin tie breaking</w:t>
-      </w:r>
-      <w:r>
-        <w:rPr>
+          <w:rFonts w:eastAsiaTheme="minorEastAsia" w:hint="eastAsia"/>
+          <w:lang w:eastAsia="zh-CN"/>
+        </w:rPr>
+      </w:pPr>
+      <w:r>
+        <w:rPr>
+          <w:rFonts w:eastAsiaTheme="minorEastAsia" w:hint="eastAsia"/>
+          <w:lang w:eastAsia="zh-CN"/>
+        </w:rPr>
+        <w:t xml:space="preserve">The following simulations were done using python. Unless other noted, we operate all the algorithms under a single iteration only on a 4 </w:t>
+      </w:r>
+      <w:r>
+        <w:rPr>
+          <w:rFonts w:eastAsiaTheme="minorEastAsia"/>
+          <w:lang w:eastAsia="zh-CN"/>
+        </w:rPr>
+        <w:t>×</w:t>
+      </w:r>
+      <w:r>
+        <w:rPr>
+          <w:rFonts w:eastAsiaTheme="minorEastAsia" w:hint="eastAsia"/>
+          <w:lang w:eastAsia="zh-CN"/>
+        </w:rPr>
+        <w:t xml:space="preserve"> 4 I/O switch.</w:t>
+      </w:r>
+      <w:r>
+        <w:rPr>
+          <w:rFonts w:eastAsiaTheme="minorEastAsia" w:hint="eastAsia"/>
+          <w:lang w:eastAsia="zh-CN"/>
+        </w:rPr>
+        <w:t xml:space="preserve"> Moreover, for every simulation we avoid the first 10% time slots to imitate warm up time.</w:t>
+      </w:r>
+    </w:p>
+    <w:p>
+      <w:pPr>
+        <w:pStyle w:val="Subtitle"/>
+        <w:rPr>
+          <w:lang w:eastAsia="zh-CN"/>
+        </w:rPr>
+      </w:pPr>
+      <w:r>
+        <w:rPr>
+          <w:lang w:eastAsia="zh-CN"/>
+        </w:rPr>
+        <w:t xml:space="preserve">iHCF algorithm </w:t>
+      </w:r>
+      <w:r>
+        <w:rPr>
+          <w:lang w:eastAsia="zh-CN"/>
+        </w:rPr>
+        <w:t>performance</w:t>
+      </w:r>
+    </w:p>
+    <w:p>
+      <w:pPr>
+        <w:rPr>
+          <w:rFonts w:eastAsiaTheme="minorEastAsia"/>
+          <w:lang w:val="en-US" w:eastAsia="zh-CN"/>
+        </w:rPr>
+      </w:pPr>
+      <w:r>
+        <w:rPr>
+          <w:rFonts w:eastAsiaTheme="minorEastAsia" w:hint="eastAsia"/>
+          <w:lang w:val="en-US" w:eastAsia="zh-CN"/>
+        </w:rPr>
+        <w:t>We first compare the performance of iHCF and its following 3 variants under uniform traffic load.</w:t>
+      </w:r>
+    </w:p>
+    <w:p>
+      <w:pPr>
+        <w:pStyle w:val="ListParagraph"/>
+        <w:numPr>
+          <w:ilvl w:val="0"/>
+          <w:numId w:val="5"/>
+        </w:numPr>
+        <w:rPr>
+          <w:rFonts w:eastAsiaTheme="minorEastAsia"/>
+          <w:lang w:eastAsia="zh-CN"/>
+        </w:rPr>
+      </w:pPr>
+      <w:r>
+        <w:rPr>
+          <w:lang w:eastAsia="zh-CN"/>
+        </w:rPr>
+        <w:t>with unbounded counters</w:t>
+      </w:r>
+      <w:r>
+        <w:rPr>
+          <w:rFonts w:eastAsiaTheme="minorEastAsia" w:hint="eastAsia"/>
           <w:lang w:eastAsia="zh-CN"/>
         </w:rPr>
         <w:t>.</w:t>
@@ -637,193 +3019,2375 @@
     </w:p>
     <w:p>
       <w:pPr>
-        <w:rPr>
-          <w:lang w:val="en-US" w:eastAsia="zh-CN"/>
-        </w:rPr>
-      </w:pPr>
-      <w:r>
-        <w:rPr>
-          <w:lang w:val="en-US" w:eastAsia="zh-CN"/>
-        </w:rPr>
-        <w:t xml:space="preserve">Compare the performance of </w:t>
-      </w:r>
-      <w:proofErr w:type="spellStart"/>
-      <w:r>
-        <w:rPr>
-          <w:lang w:val="en-US" w:eastAsia="zh-CN"/>
-        </w:rPr>
-        <w:t>iHCF</w:t>
-      </w:r>
-      <w:proofErr w:type="spellEnd"/>
-      <w:r>
-        <w:rPr>
-          <w:lang w:val="en-US" w:eastAsia="zh-CN"/>
-        </w:rPr>
-        <w:t xml:space="preserve"> versus </w:t>
-      </w:r>
-      <w:proofErr w:type="spellStart"/>
-      <w:r>
-        <w:rPr>
-          <w:lang w:val="en-US" w:eastAsia="zh-CN"/>
-        </w:rPr>
-        <w:t>iOCF</w:t>
-      </w:r>
-      <w:proofErr w:type="spellEnd"/>
-      <w:r>
-        <w:rPr>
-          <w:lang w:val="en-US" w:eastAsia="zh-CN"/>
-        </w:rPr>
-        <w:t xml:space="preserve">, </w:t>
-      </w:r>
-      <w:proofErr w:type="spellStart"/>
-      <w:r>
-        <w:rPr>
-          <w:lang w:val="en-US" w:eastAsia="zh-CN"/>
-        </w:rPr>
-        <w:t>iSLIP</w:t>
-      </w:r>
-      <w:proofErr w:type="spellEnd"/>
-      <w:r>
-        <w:rPr>
-          <w:lang w:val="en-US" w:eastAsia="zh-CN"/>
-        </w:rPr>
-        <w:t xml:space="preserve">, </w:t>
-      </w:r>
-      <w:proofErr w:type="spellStart"/>
-      <w:r>
-        <w:rPr>
-          <w:lang w:val="en-US" w:eastAsia="zh-CN"/>
-        </w:rPr>
-        <w:t>iLPF</w:t>
-      </w:r>
-      <w:proofErr w:type="spellEnd"/>
-      <w:r>
-        <w:rPr>
-          <w:lang w:val="en-US" w:eastAsia="zh-CN"/>
-        </w:rPr>
-        <w:t xml:space="preserve"> and OCF under 3 diff traffic load.</w:t>
-      </w:r>
-    </w:p>
-    <w:p>
-      <w:pPr>
-        <w:rPr>
-          <w:lang w:val="en-US" w:eastAsia="zh-CN"/>
-        </w:rPr>
-      </w:pPr>
+        <w:pStyle w:val="ListParagraph"/>
+        <w:numPr>
+          <w:ilvl w:val="0"/>
+          <w:numId w:val="5"/>
+        </w:numPr>
+        <w:rPr>
+          <w:rFonts w:eastAsiaTheme="minorEastAsia"/>
+          <w:lang w:eastAsia="zh-CN"/>
+        </w:rPr>
+      </w:pPr>
+      <w:r>
+        <w:rPr>
+          <w:lang w:eastAsia="zh-CN"/>
+        </w:rPr>
+        <w:t>with saturating counters and random breaking of ties</w:t>
+      </w:r>
+      <w:r>
+        <w:rPr>
+          <w:rFonts w:eastAsiaTheme="minorEastAsia" w:hint="eastAsia"/>
+          <w:lang w:eastAsia="zh-CN"/>
+        </w:rPr>
+        <w:t>.</w:t>
+      </w:r>
+    </w:p>
+    <w:p>
+      <w:pPr>
+        <w:pStyle w:val="ListParagraph"/>
+        <w:numPr>
+          <w:ilvl w:val="0"/>
+          <w:numId w:val="5"/>
+        </w:numPr>
+        <w:rPr>
+          <w:rFonts w:eastAsiaTheme="minorEastAsia"/>
+          <w:lang w:eastAsia="zh-CN"/>
+        </w:rPr>
+      </w:pPr>
+      <w:r>
+        <w:rPr>
+          <w:lang w:eastAsia="zh-CN"/>
+        </w:rPr>
+        <w:t>with saturating counters and round-robin tie breaking</w:t>
+      </w:r>
+      <w:r>
+        <w:rPr>
+          <w:lang w:eastAsia="zh-CN"/>
+        </w:rPr>
+        <w:t>.</w:t>
+      </w:r>
+    </w:p>
+    <w:p>
+      <w:pPr>
+        <w:rPr>
+          <w:rFonts w:eastAsiaTheme="minorEastAsia" w:hint="eastAsia"/>
+          <w:lang w:eastAsia="zh-CN"/>
+        </w:rPr>
+      </w:pPr>
+      <w:r>
+        <w:rPr>
+          <w:rFonts w:eastAsiaTheme="minorEastAsia" w:hint="eastAsia"/>
+          <w:lang w:eastAsia="zh-CN"/>
+        </w:rPr>
+        <w:t>The results are compared in Figure 2.</w:t>
+      </w:r>
+    </w:p>
+    <w:p>
+      <w:pPr>
+        <w:rPr>
+          <w:rFonts w:eastAsiaTheme="minorEastAsia"/>
+          <w:lang w:val="en-US" w:eastAsia="zh-CN"/>
+        </w:rPr>
+      </w:pPr>
+      <w:r>
+        <w:rPr>
+          <w:noProof/>
+        </w:rPr>
+        <w:lastRenderedPageBreak/>
+        <mc:AlternateContent>
+          <mc:Choice Requires="wps">
+            <w:drawing>
+              <wp:anchor distT="0" distB="0" distL="114300" distR="114300" simplePos="0" relativeHeight="251664896" behindDoc="0" locked="0" layoutInCell="1" allowOverlap="1" wp14:anchorId="6C09A1EE" wp14:editId="1AA6D70D">
+                <wp:simplePos x="0" y="0"/>
+                <wp:positionH relativeFrom="column">
+                  <wp:posOffset>676910</wp:posOffset>
+                </wp:positionH>
+                <wp:positionV relativeFrom="paragraph">
+                  <wp:posOffset>4752975</wp:posOffset>
+                </wp:positionV>
+                <wp:extent cx="5478145" cy="635"/>
+                <wp:effectExtent l="0" t="0" r="0" b="0"/>
+                <wp:wrapTopAndBottom/>
+                <wp:docPr id="1700220922" name="Text Box 1"/>
+                <wp:cNvGraphicFramePr/>
+                <a:graphic xmlns:a="http://schemas.openxmlformats.org/drawingml/2006/main">
+                  <a:graphicData uri="http://schemas.microsoft.com/office/word/2010/wordprocessingShape">
+                    <wps:wsp>
+                      <wps:cNvSpPr txBox="1"/>
+                      <wps:spPr>
+                        <a:xfrm>
+                          <a:off x="0" y="0"/>
+                          <a:ext cx="5478145" cy="635"/>
+                        </a:xfrm>
+                        <a:prstGeom prst="rect">
+                          <a:avLst/>
+                        </a:prstGeom>
+                        <a:solidFill>
+                          <a:prstClr val="white"/>
+                        </a:solidFill>
+                        <a:ln>
+                          <a:noFill/>
+                        </a:ln>
+                      </wps:spPr>
+                      <wps:txbx>
+                        <w:txbxContent>
+                          <w:p>
+                            <w:pPr>
+                              <w:pStyle w:val="Caption"/>
+                              <w:rPr>
+                                <w:rFonts w:eastAsiaTheme="minorEastAsia" w:hint="eastAsia"/>
+                                <w:b/>
+                                <w:bCs/>
+                                <w:noProof/>
+                                <w:kern w:val="28"/>
+                                <w:sz w:val="40"/>
+                                <w:szCs w:val="32"/>
+                                <w:lang w:eastAsia="zh-CN"/>
+                              </w:rPr>
+                            </w:pPr>
+                            <w:r>
+                              <w:t xml:space="preserve">Figure </w:t>
+                            </w:r>
+                            <w:r>
+                              <w:fldChar w:fldCharType="begin"/>
+                            </w:r>
+                            <w:r>
+                              <w:instrText xml:space="preserve"> SEQ Figure \* ARABIC </w:instrText>
+                            </w:r>
+                            <w:r>
+                              <w:fldChar w:fldCharType="separate"/>
+                            </w:r>
+                            <w:r>
+                              <w:rPr>
+                                <w:noProof/>
+                              </w:rPr>
+                              <w:t>2</w:t>
+                            </w:r>
+                            <w:r>
+                              <w:fldChar w:fldCharType="end"/>
+                            </w:r>
+                            <w:r>
+                              <w:rPr>
+                                <w:rFonts w:eastAsiaTheme="minorEastAsia" w:hint="eastAsia"/>
+                                <w:lang w:eastAsia="zh-CN"/>
+                              </w:rPr>
+                              <w:t xml:space="preserve"> Performance of 3 variants of iHCF under uniform traffic</w:t>
+                            </w:r>
+                          </w:p>
+                        </w:txbxContent>
+                      </wps:txbx>
+                      <wps:bodyPr rot="0" spcFirstLastPara="0" vertOverflow="overflow" horzOverflow="overflow" vert="horz" wrap="square" lIns="0" tIns="0" rIns="0" bIns="0" numCol="1" spcCol="0" rtlCol="0" fromWordArt="0" anchor="t" anchorCtr="0" forceAA="0" compatLnSpc="1">
+                        <a:prstTxWarp prst="textNoShape">
+                          <a:avLst/>
+                        </a:prstTxWarp>
+                        <a:spAutoFit/>
+                      </wps:bodyPr>
+                    </wps:wsp>
+                  </a:graphicData>
+                </a:graphic>
+              </wp:anchor>
+            </w:drawing>
+          </mc:Choice>
+          <mc:Fallback>
+            <w:pict>
+              <v:shape w14:anchorId="6C09A1EE" id="_x0000_s1028" type="#_x0000_t202" style="position:absolute;left:0;text-align:left;margin-left:53.3pt;margin-top:374.25pt;width:431.35pt;height:.05pt;z-index:251664896;visibility:visible;mso-wrap-style:square;mso-wrap-distance-left:9pt;mso-wrap-distance-top:0;mso-wrap-distance-right:9pt;mso-wrap-distance-bottom:0;mso-position-horizontal:absolute;mso-position-horizontal-relative:text;mso-position-vertical:absolute;mso-position-vertical-relative:text;v-text-anchor:top" o:gfxdata="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" stroked="f">
+                <v:textbox style="mso-fit-shape-to-text:t" inset="0,0,0,0">
+                  <w:txbxContent>
+                    <w:p>
+                      <w:pPr>
+                        <w:pStyle w:val="Caption"/>
+                        <w:rPr>
+                          <w:rFonts w:eastAsiaTheme="minorEastAsia" w:hint="eastAsia"/>
+                          <w:b/>
+                          <w:bCs/>
+                          <w:noProof/>
+                          <w:kern w:val="28"/>
+                          <w:sz w:val="40"/>
+                          <w:szCs w:val="32"/>
+                          <w:lang w:eastAsia="zh-CN"/>
+                        </w:rPr>
+                      </w:pPr>
+                      <w:r>
+                        <w:t xml:space="preserve">Figure </w:t>
+                      </w:r>
+                      <w:r>
+                        <w:fldChar w:fldCharType="begin"/>
+                      </w:r>
+                      <w:r>
+                        <w:instrText xml:space="preserve"> SEQ Figure \* ARABIC </w:instrText>
+                      </w:r>
+                      <w:r>
+                        <w:fldChar w:fldCharType="separate"/>
+                      </w:r>
+                      <w:r>
+                        <w:rPr>
+                          <w:noProof/>
+                        </w:rPr>
+                        <w:t>2</w:t>
+                      </w:r>
+                      <w:r>
+                        <w:fldChar w:fldCharType="end"/>
+                      </w:r>
+                      <w:r>
+                        <w:rPr>
+                          <w:rFonts w:eastAsiaTheme="minorEastAsia" w:hint="eastAsia"/>
+                          <w:lang w:eastAsia="zh-CN"/>
+                        </w:rPr>
+                        <w:t xml:space="preserve"> Performance of 3 variants of iHCF under uniform traffic</w:t>
+                      </w:r>
+                    </w:p>
+                  </w:txbxContent>
+                </v:textbox>
+                <w10:wrap type="topAndBottom"/>
+              </v:shape>
+            </w:pict>
+          </mc:Fallback>
+        </mc:AlternateContent>
+      </w:r>
+      <w:r>
+        <w:rPr>
+          <w:noProof/>
+          <w:lang w:eastAsia="zh-CN"/>
+        </w:rPr>
+        <w:drawing>
+          <wp:anchor distT="0" distB="0" distL="114300" distR="114300" simplePos="0" relativeHeight="251662848" behindDoc="0" locked="0" layoutInCell="1" allowOverlap="1" wp14:anchorId="42184B5E" wp14:editId="04A93670">
+            <wp:simplePos x="0" y="0"/>
+            <wp:positionH relativeFrom="margin">
+              <wp:align>center</wp:align>
+            </wp:positionH>
+            <wp:positionV relativeFrom="paragraph">
+              <wp:posOffset>0</wp:posOffset>
+            </wp:positionV>
+            <wp:extent cx="5478463" cy="4695825"/>
+            <wp:effectExtent l="0" t="0" r="8255" b="0"/>
+            <wp:wrapTopAndBottom/>
+            <wp:docPr id="333860170" name="Picture 2"/>
+            <wp:cNvGraphicFramePr>
+              <a:graphicFrameLocks xmlns:a="http://schemas.openxmlformats.org/drawingml/2006/main" noChangeAspect="1"/>
+            </wp:cNvGraphicFramePr>
+            <a:graphic xmlns:a="http://schemas.openxmlformats.org/drawingml/2006/main">
+              <a:graphicData uri="http://schemas.openxmlformats.org/drawingml/2006/picture">
+                <pic:pic xmlns:pic="http://schemas.openxmlformats.org/drawingml/2006/picture">
+                  <pic:nvPicPr>
+                    <pic:cNvPr id="333860170" name="Picture 333860170"/>
+                    <pic:cNvPicPr/>
+                  </pic:nvPicPr>
+                  <pic:blipFill>
+                    <a:blip r:embed="rId8" cstate="print">
+                      <a:extLst>
+                        <a:ext uri="{28A0092B-C50C-407E-A947-70E740481C1C}">
+                          <a14:useLocalDpi xmlns:a14="http://schemas.microsoft.com/office/drawing/2010/main" val="0"/>
+                        </a:ext>
+                      </a:extLst>
+                    </a:blip>
+                    <a:stretch>
+                      <a:fillRect/>
+                    </a:stretch>
+                  </pic:blipFill>
+                  <pic:spPr>
+                    <a:xfrm>
+                      <a:off x="0" y="0"/>
+                      <a:ext cx="5478463" cy="4695825"/>
+                    </a:xfrm>
+                    <a:prstGeom prst="rect">
+                      <a:avLst/>
+                    </a:prstGeom>
+                  </pic:spPr>
+                </pic:pic>
+              </a:graphicData>
+            </a:graphic>
+          </wp:anchor>
+        </w:drawing>
+      </w:r>
+      <w:r>
+        <w:rPr>
+          <w:rFonts w:eastAsiaTheme="minorEastAsia" w:hint="eastAsia"/>
+          <w:lang w:eastAsia="zh-CN"/>
+        </w:rPr>
+        <w:t xml:space="preserve"> </w:t>
+      </w:r>
+      <w:r>
+        <w:rPr>
+          <w:rFonts w:eastAsiaTheme="minorEastAsia"/>
+          <w:lang w:val="en-US" w:eastAsia="zh-CN"/>
+        </w:rPr>
+        <w:t xml:space="preserve">As shown in the graph, only the standard iHCF with round-robin pointers achieves 100% throughput under high load. Its average latency remains relatively low, staying near </w:t>
+      </w:r>
+      <m:oMath>
+        <m:sSup>
+          <m:sSupPr>
+            <m:ctrlPr>
+              <w:rPr>
+                <w:rFonts w:ascii="Cambria Math" w:eastAsiaTheme="minorEastAsia" w:hAnsi="Cambria Math"/>
+                <w:i/>
+                <w:lang w:val="en-US" w:eastAsia="zh-CN"/>
+              </w:rPr>
+            </m:ctrlPr>
+          </m:sSupPr>
+          <m:e>
+            <m:r>
+              <w:rPr>
+                <w:rFonts w:ascii="Cambria Math" w:eastAsiaTheme="minorEastAsia" w:hAnsi="Cambria Math"/>
+                <w:lang w:val="en-US" w:eastAsia="zh-CN"/>
+              </w:rPr>
+              <m:t>10</m:t>
+            </m:r>
+          </m:e>
+          <m:sup>
+            <m:r>
+              <w:rPr>
+                <w:rFonts w:ascii="Cambria Math" w:eastAsiaTheme="minorEastAsia" w:hAnsi="Cambria Math"/>
+                <w:lang w:val="en-US" w:eastAsia="zh-CN"/>
+              </w:rPr>
+              <m:t>2</m:t>
+            </m:r>
+          </m:sup>
+        </m:sSup>
+      </m:oMath>
+      <w:r>
+        <w:rPr>
+          <w:rFonts w:eastAsiaTheme="minorEastAsia" w:hint="eastAsia"/>
+          <w:lang w:val="en-US" w:eastAsia="zh-CN"/>
+        </w:rPr>
+        <w:t xml:space="preserve"> </w:t>
+      </w:r>
+      <w:r>
+        <w:rPr>
+          <w:rFonts w:eastAsiaTheme="minorEastAsia"/>
+          <w:lang w:val="en-US" w:eastAsia="zh-CN"/>
+        </w:rPr>
+        <w:t>time slots even at a 0.95 load.</w:t>
+      </w:r>
+    </w:p>
+    <w:p>
+      <w:pPr>
+        <w:rPr>
+          <w:rFonts w:eastAsiaTheme="minorEastAsia"/>
+          <w:lang w:val="en-US" w:eastAsia="zh-CN"/>
+        </w:rPr>
+      </w:pPr>
+      <w:r>
+        <w:rPr>
+          <w:rFonts w:eastAsiaTheme="minorEastAsia"/>
+          <w:lang w:val="en-US" w:eastAsia="zh-CN"/>
+        </w:rPr>
+        <w:t xml:space="preserve">The other two non-standard variants fail to achieve 100% throughput. Both the unbounded variant and the random tie-breaking variant show a massive spike in latency after a 0.6 load. Their latency grows an order of magnitude higher than the standard version, quickly reaching </w:t>
+      </w:r>
+      <w:r>
+        <w:rPr>
+          <w:rFonts w:eastAsiaTheme="minorEastAsia" w:hint="eastAsia"/>
+          <w:lang w:val="en-US" w:eastAsia="zh-CN"/>
+        </w:rPr>
+        <w:t>around</w:t>
+      </w:r>
+      <w:r>
+        <w:rPr>
+          <w:rFonts w:eastAsiaTheme="minorEastAsia"/>
+          <w:lang w:val="en-US" w:eastAsia="zh-CN"/>
+        </w:rPr>
+        <w:t xml:space="preserve"> </w:t>
+      </w:r>
+      <m:oMath>
+        <m:sSup>
+          <m:sSupPr>
+            <m:ctrlPr>
+              <w:rPr>
+                <w:rFonts w:ascii="Cambria Math" w:eastAsiaTheme="minorEastAsia" w:hAnsi="Cambria Math"/>
+                <w:i/>
+                <w:lang w:val="en-US" w:eastAsia="zh-CN"/>
+              </w:rPr>
+            </m:ctrlPr>
+          </m:sSupPr>
+          <m:e>
+            <m:r>
+              <w:rPr>
+                <w:rFonts w:ascii="Cambria Math" w:eastAsiaTheme="minorEastAsia" w:hAnsi="Cambria Math"/>
+                <w:lang w:val="en-US" w:eastAsia="zh-CN"/>
+              </w:rPr>
+              <m:t>10</m:t>
+            </m:r>
+          </m:e>
+          <m:sup>
+            <m:r>
+              <w:rPr>
+                <w:rFonts w:ascii="Cambria Math" w:eastAsiaTheme="minorEastAsia" w:hAnsi="Cambria Math"/>
+                <w:lang w:val="en-US" w:eastAsia="zh-CN"/>
+              </w:rPr>
+              <m:t>3</m:t>
+            </m:r>
+          </m:sup>
+        </m:sSup>
+        <m:r>
+          <w:rPr>
+            <w:rFonts w:ascii="Cambria Math" w:eastAsiaTheme="minorEastAsia" w:hAnsi="Cambria Math"/>
+            <w:lang w:val="en-US" w:eastAsia="zh-CN"/>
+          </w:rPr>
+          <m:t xml:space="preserve"> </m:t>
+        </m:r>
+      </m:oMath>
+      <w:r>
+        <w:rPr>
+          <w:rFonts w:eastAsiaTheme="minorEastAsia"/>
+          <w:lang w:val="en-US" w:eastAsia="zh-CN"/>
+        </w:rPr>
+        <w:t>time slots.</w:t>
+      </w:r>
+    </w:p>
+    <w:p>
+      <w:pPr>
+        <w:rPr>
+          <w:lang w:val="en-US" w:eastAsia="zh-CN"/>
+        </w:rPr>
+      </w:pPr>
+      <w:r>
+        <w:rPr>
+          <w:lang w:val="en-US" w:eastAsia="zh-CN"/>
+        </w:rPr>
+        <w:t>This happens because of pointer synchronization.</w:t>
+      </w:r>
+    </w:p>
+    <w:p>
+      <w:pPr>
+        <w:rPr>
+          <w:lang w:val="en-US" w:eastAsia="zh-CN"/>
+        </w:rPr>
+      </w:pPr>
+    </w:p>
+    <w:p>
+      <w:pPr>
+        <w:pStyle w:val="ListParagraph"/>
+        <w:numPr>
+          <w:ilvl w:val="0"/>
+          <w:numId w:val="6"/>
+        </w:numPr>
+        <w:rPr>
+          <w:rFonts w:eastAsiaTheme="minorEastAsia" w:hint="eastAsia"/>
+          <w:lang w:val="en-US" w:eastAsia="zh-CN"/>
+        </w:rPr>
+      </w:pPr>
+      <w:r>
+        <w:rPr>
+          <w:lang w:val="en-US" w:eastAsia="zh-CN"/>
+        </w:rPr>
+        <w:lastRenderedPageBreak/>
+        <w:t xml:space="preserve">With unbounded counters, counter values rarely tie. </w:t>
+      </w:r>
+      <w:r>
+        <w:rPr>
+          <w:rFonts w:eastAsiaTheme="minorEastAsia"/>
+          <w:lang w:val="en-US" w:eastAsia="zh-CN"/>
+        </w:rPr>
+        <w:t>Thus,</w:t>
+      </w:r>
+      <w:r>
+        <w:rPr>
+          <w:lang w:val="en-US" w:eastAsia="zh-CN"/>
+        </w:rPr>
+        <w:t xml:space="preserve"> the round-robin pointers never trigger</w:t>
+      </w:r>
+      <w:r>
+        <w:rPr>
+          <w:rFonts w:eastAsiaTheme="minorEastAsia" w:hint="eastAsia"/>
+          <w:lang w:val="en-US" w:eastAsia="zh-CN"/>
+        </w:rPr>
+        <w:t xml:space="preserve"> which </w:t>
+      </w:r>
+      <w:r>
+        <w:rPr>
+          <w:lang w:val="en-US" w:eastAsia="zh-CN"/>
+        </w:rPr>
+        <w:t>cause repeated conflicts.</w:t>
+      </w:r>
+    </w:p>
+    <w:p>
+      <w:pPr>
+        <w:pStyle w:val="ListParagraph"/>
+        <w:numPr>
+          <w:ilvl w:val="0"/>
+          <w:numId w:val="6"/>
+        </w:numPr>
+        <w:rPr>
+          <w:rFonts w:eastAsiaTheme="minorEastAsia" w:hint="eastAsia"/>
+          <w:lang w:val="en-US" w:eastAsia="zh-CN"/>
+        </w:rPr>
+      </w:pPr>
+      <w:r>
+        <w:rPr>
+          <w:lang w:val="en-US" w:eastAsia="zh-CN"/>
+        </w:rPr>
+        <w:t>With random tie-breaking, ties do happen. However, the random choice does not organize the ports. It fails to prevent future conflicts.</w:t>
+      </w:r>
+    </w:p>
+    <w:p>
+      <w:pPr>
+        <w:pStyle w:val="ListParagraph"/>
+        <w:numPr>
+          <w:ilvl w:val="0"/>
+          <w:numId w:val="6"/>
+        </w:numPr>
+        <w:rPr>
+          <w:rFonts w:eastAsiaTheme="minorEastAsia" w:hint="eastAsia"/>
+          <w:lang w:val="en-US" w:eastAsia="zh-CN"/>
+        </w:rPr>
+      </w:pPr>
+      <w:r>
+        <w:rPr>
+          <w:lang w:val="en-US" w:eastAsia="zh-CN"/>
+        </w:rPr>
+        <w:t>The standard iHCF uses a small maximum counter limit</w:t>
+      </w:r>
+      <w:r>
+        <w:rPr>
+          <w:rFonts w:eastAsiaTheme="minorEastAsia" w:hint="eastAsia"/>
+          <w:lang w:val="en-US" w:eastAsia="zh-CN"/>
+        </w:rPr>
+        <w:t xml:space="preserve"> (</w:t>
+      </w:r>
+      <m:oMath>
+        <m:sSubSup>
+          <m:sSubSupPr>
+            <m:ctrlPr>
+              <w:rPr>
+                <w:rFonts w:ascii="Cambria Math" w:eastAsiaTheme="minorEastAsia" w:hAnsi="Cambria Math"/>
+                <w:i/>
+                <w:lang w:val="en-US" w:eastAsia="zh-CN"/>
+              </w:rPr>
+            </m:ctrlPr>
+          </m:sSubSupPr>
+          <m:e>
+            <m:r>
+              <w:rPr>
+                <w:rFonts w:ascii="Cambria Math" w:eastAsiaTheme="minorEastAsia" w:hAnsi="Cambria Math"/>
+                <w:lang w:val="en-US" w:eastAsia="zh-CN"/>
+              </w:rPr>
+              <m:t>log</m:t>
+            </m:r>
+          </m:e>
+          <m:sub>
+            <m:r>
+              <w:rPr>
+                <w:rFonts w:ascii="Cambria Math" w:eastAsiaTheme="minorEastAsia" w:hAnsi="Cambria Math"/>
+                <w:lang w:val="en-US" w:eastAsia="zh-CN"/>
+              </w:rPr>
+              <m:t>2</m:t>
+            </m:r>
+          </m:sub>
+          <m:sup>
+            <m:r>
+              <w:rPr>
+                <w:rFonts w:ascii="Cambria Math" w:eastAsiaTheme="minorEastAsia" w:hAnsi="Cambria Math"/>
+                <w:lang w:val="en-US" w:eastAsia="zh-CN"/>
+              </w:rPr>
+              <m:t>N</m:t>
+            </m:r>
+          </m:sup>
+        </m:sSubSup>
+        <m:r>
+          <w:rPr>
+            <w:rFonts w:ascii="Cambria Math" w:eastAsiaTheme="minorEastAsia" w:hAnsi="Cambria Math"/>
+            <w:lang w:val="en-US" w:eastAsia="zh-CN"/>
+          </w:rPr>
+          <m:t>-</m:t>
+        </m:r>
+        <m:r>
+          <w:rPr>
+            <w:rFonts w:ascii="Cambria Math" w:eastAsiaTheme="minorEastAsia" w:hAnsi="Cambria Math"/>
+            <w:lang w:val="en-US" w:eastAsia="zh-CN"/>
+          </w:rPr>
+          <m:t>1</m:t>
+        </m:r>
+      </m:oMath>
+      <w:r>
+        <w:rPr>
+          <w:rFonts w:eastAsiaTheme="minorEastAsia" w:hint="eastAsia"/>
+          <w:lang w:val="en-US" w:eastAsia="zh-CN"/>
+        </w:rPr>
+        <w:t>)</w:t>
+      </w:r>
+      <w:r>
+        <w:rPr>
+          <w:lang w:val="en-US" w:eastAsia="zh-CN"/>
+        </w:rPr>
+        <w:t xml:space="preserve"> to force frequent ties. When these ties happen, the round-robin pointers take over. They perfectly separate the competing ports and resolve the conflicts.</w:t>
+      </w:r>
+    </w:p>
+    <w:p>
+      <w:pPr>
+        <w:rPr>
+          <w:rFonts w:eastAsiaTheme="minorEastAsia" w:hint="eastAsia"/>
+          <w:lang w:val="en-US" w:eastAsia="zh-CN"/>
+        </w:rPr>
+      </w:pPr>
+      <w:r>
+        <w:rPr>
+          <w:lang w:val="en-US" w:eastAsia="zh-CN"/>
+        </w:rPr>
+        <w:t xml:space="preserve">This data perfectly matches the </w:t>
+      </w:r>
+      <w:r>
+        <w:rPr>
+          <w:rFonts w:eastAsiaTheme="minorEastAsia" w:hint="eastAsia"/>
+          <w:lang w:val="en-US" w:eastAsia="zh-CN"/>
+        </w:rPr>
+        <w:t>outcome</w:t>
+      </w:r>
+      <w:r>
+        <w:rPr>
+          <w:lang w:val="en-US" w:eastAsia="zh-CN"/>
+        </w:rPr>
+        <w:t xml:space="preserve"> of the original paper. Therefore, in all following simulations, we will exclusively use the standard iHCF with</w:t>
+      </w:r>
+      <w:r>
+        <w:rPr>
+          <w:rFonts w:eastAsiaTheme="minorEastAsia" w:hint="eastAsia"/>
+          <w:lang w:val="en-US" w:eastAsia="zh-CN"/>
+        </w:rPr>
+        <w:t xml:space="preserve"> </w:t>
+      </w:r>
+      <w:r>
+        <w:rPr>
+          <w:lang w:val="en-US" w:eastAsia="zh-CN"/>
+        </w:rPr>
+        <w:t>saturating counters and round-robin tie-breaking.</w:t>
+      </w:r>
     </w:p>
     <w:p>
       <w:pPr>
         <w:pStyle w:val="Subtitle"/>
-        <w:rPr>
-          <w:lang w:eastAsia="zh-CN"/>
-        </w:rPr>
-      </w:pPr>
-      <w:proofErr w:type="spellStart"/>
-      <w:r>
-        <w:rPr>
-          <w:lang w:eastAsia="zh-CN"/>
-        </w:rPr>
-        <w:t>iHCF</w:t>
-      </w:r>
-      <w:proofErr w:type="spellEnd"/>
-      <w:r>
-        <w:rPr>
-          <w:lang w:eastAsia="zh-CN"/>
-        </w:rPr>
-        <w:t xml:space="preserve"> algorithm </w:t>
-      </w:r>
-      <w:proofErr w:type="spellStart"/>
-      <w:r>
-        <w:rPr>
-          <w:lang w:eastAsia="zh-CN"/>
-        </w:rPr>
-        <w:t>peiformance</w:t>
-      </w:r>
-      <w:proofErr w:type="spellEnd"/>
-    </w:p>
-    <w:p>
-      <w:pPr>
-        <w:rPr>
-          <w:lang w:val="en-US" w:eastAsia="zh-CN"/>
-        </w:rPr>
-      </w:pPr>
+      </w:pPr>
+      <w:r>
+        <w:t>Uni</w:t>
+      </w:r>
+      <w:r>
+        <w:t>form</w:t>
+      </w:r>
+      <w:r>
+        <w:t xml:space="preserve"> traffic</w:t>
+      </w:r>
+    </w:p>
+    <w:p>
+      <w:pPr>
+        <w:rPr>
+          <w:rFonts w:eastAsiaTheme="minorEastAsia" w:hint="eastAsia"/>
+          <w:lang w:val="en-US" w:eastAsia="zh-CN"/>
+        </w:rPr>
+      </w:pPr>
+      <w:r>
+        <w:rPr>
+          <w:lang w:val="en-US" w:eastAsia="zh-CN"/>
+        </w:rPr>
+        <w:t xml:space="preserve">Next, we compare four different algorithms under a uniform traffic load. </w:t>
+      </w:r>
+      <w:r>
+        <w:rPr>
+          <w:rFonts w:eastAsiaTheme="minorEastAsia" w:hint="eastAsia"/>
+          <w:lang w:val="en-US" w:eastAsia="zh-CN"/>
+        </w:rPr>
+        <w:t>We use Bernoulli arrival process to create uniform traffic that at each time slot, every input port generates a new packet based on the current load and its destinated output port is chosen randomly</w:t>
+      </w:r>
+      <w:r>
+        <w:rPr>
+          <w:rFonts w:eastAsiaTheme="minorEastAsia" w:hint="eastAsia"/>
+          <w:lang w:val="en-US" w:eastAsia="zh-CN"/>
+        </w:rPr>
+        <w:t>, f</w:t>
+      </w:r>
+      <w:r>
+        <w:rPr>
+          <w:rFonts w:eastAsiaTheme="minorEastAsia"/>
+          <w:lang w:val="en-US" w:eastAsia="zh-CN"/>
+        </w:rPr>
+        <w:t xml:space="preserve">or an </w:t>
+      </w:r>
+      <m:oMath>
+        <m:r>
+          <w:rPr>
+            <w:rFonts w:ascii="Cambria Math" w:eastAsiaTheme="minorEastAsia" w:hAnsi="Cambria Math"/>
+            <w:lang w:val="en-US" w:eastAsia="zh-CN"/>
+          </w:rPr>
+          <m:t>N×N</m:t>
+        </m:r>
+      </m:oMath>
+      <w:r>
+        <w:rPr>
+          <w:rFonts w:eastAsiaTheme="minorEastAsia"/>
+          <w:lang w:val="en-US" w:eastAsia="zh-CN"/>
+        </w:rPr>
+        <w:t xml:space="preserve"> switch, this probability is exactly</w:t>
+      </w:r>
+      <w:r>
+        <w:rPr>
+          <w:rFonts w:eastAsiaTheme="minorEastAsia" w:hint="eastAsia"/>
+          <w:lang w:val="en-US" w:eastAsia="zh-CN"/>
+        </w:rPr>
+        <w:t xml:space="preserve"> </w:t>
+      </w:r>
+      <m:oMath>
+        <m:f>
+          <m:fPr>
+            <m:ctrlPr>
+              <w:rPr>
+                <w:rFonts w:ascii="Cambria Math" w:eastAsiaTheme="minorEastAsia" w:hAnsi="Cambria Math"/>
+                <w:i/>
+                <w:lang w:val="en-US" w:eastAsia="zh-CN"/>
+              </w:rPr>
+            </m:ctrlPr>
+          </m:fPr>
+          <m:num>
+            <m:r>
+              <w:rPr>
+                <w:rFonts w:ascii="Cambria Math" w:eastAsiaTheme="minorEastAsia" w:hAnsi="Cambria Math"/>
+                <w:lang w:val="en-US" w:eastAsia="zh-CN"/>
+              </w:rPr>
+              <m:t>1</m:t>
+            </m:r>
+          </m:num>
+          <m:den>
+            <m:r>
+              <w:rPr>
+                <w:rFonts w:ascii="Cambria Math" w:eastAsiaTheme="minorEastAsia" w:hAnsi="Cambria Math"/>
+                <w:lang w:val="en-US" w:eastAsia="zh-CN"/>
+              </w:rPr>
+              <m:t>N</m:t>
+            </m:r>
+          </m:den>
+        </m:f>
+      </m:oMath>
+      <w:r>
+        <w:rPr>
+          <w:rFonts w:eastAsiaTheme="minorEastAsia" w:hint="eastAsia"/>
+          <w:lang w:val="en-US" w:eastAsia="zh-CN"/>
+        </w:rPr>
+        <w:t>.</w:t>
+      </w:r>
+    </w:p>
+    <w:p>
+      <w:pPr>
+        <w:rPr>
+          <w:rFonts w:eastAsiaTheme="minorEastAsia"/>
+          <w:lang w:val="en-US" w:eastAsia="zh-CN"/>
+        </w:rPr>
+      </w:pPr>
+      <w:r>
+        <w:rPr>
+          <w:lang w:val="en-US" w:eastAsia="zh-CN"/>
+        </w:rPr>
+        <w:t>The algorithms are iSLIP, standard iHCF, iOCF, and iLPF. The results are shown in Figure 3.</w:t>
+      </w:r>
+    </w:p>
+    <w:p>
+      <w:pPr>
+        <w:rPr>
+          <w:rFonts w:eastAsiaTheme="minorEastAsia"/>
+          <w:lang w:val="en-US" w:eastAsia="zh-CN"/>
+        </w:rPr>
+      </w:pPr>
+    </w:p>
+    <w:p>
+      <w:pPr>
+        <w:ind w:firstLine="0"/>
+        <w:rPr>
+          <w:rFonts w:eastAsiaTheme="minorEastAsia"/>
+          <w:lang w:val="en-US" w:eastAsia="zh-CN"/>
+        </w:rPr>
+      </w:pPr>
+      <w:r>
+        <w:rPr>
+          <w:noProof/>
+        </w:rPr>
+        <w:lastRenderedPageBreak/>
+        <mc:AlternateContent>
+          <mc:Choice Requires="wps">
+            <w:drawing>
+              <wp:anchor distT="0" distB="0" distL="114300" distR="114300" simplePos="0" relativeHeight="251667968" behindDoc="0" locked="0" layoutInCell="1" allowOverlap="1" wp14:anchorId="0F4A537E" wp14:editId="3EAE7786">
+                <wp:simplePos x="0" y="0"/>
+                <wp:positionH relativeFrom="column">
+                  <wp:posOffset>876935</wp:posOffset>
+                </wp:positionH>
+                <wp:positionV relativeFrom="paragraph">
+                  <wp:posOffset>4408170</wp:posOffset>
+                </wp:positionV>
+                <wp:extent cx="5076825" cy="635"/>
+                <wp:effectExtent l="0" t="0" r="0" b="0"/>
+                <wp:wrapTopAndBottom/>
+                <wp:docPr id="2062941539" name="Text Box 1"/>
+                <wp:cNvGraphicFramePr/>
+                <a:graphic xmlns:a="http://schemas.openxmlformats.org/drawingml/2006/main">
+                  <a:graphicData uri="http://schemas.microsoft.com/office/word/2010/wordprocessingShape">
+                    <wps:wsp>
+                      <wps:cNvSpPr txBox="1"/>
+                      <wps:spPr>
+                        <a:xfrm>
+                          <a:off x="0" y="0"/>
+                          <a:ext cx="5076825" cy="635"/>
+                        </a:xfrm>
+                        <a:prstGeom prst="rect">
+                          <a:avLst/>
+                        </a:prstGeom>
+                        <a:solidFill>
+                          <a:prstClr val="white"/>
+                        </a:solidFill>
+                        <a:ln>
+                          <a:noFill/>
+                        </a:ln>
+                      </wps:spPr>
+                      <wps:txbx>
+                        <w:txbxContent>
+                          <w:p>
+                            <w:pPr>
+                              <w:pStyle w:val="Caption"/>
+                              <w:rPr>
+                                <w:rFonts w:eastAsiaTheme="minorEastAsia" w:hint="eastAsia"/>
+                                <w:noProof/>
+                                <w:sz w:val="30"/>
+                                <w:szCs w:val="30"/>
+                                <w:lang w:eastAsia="zh-CN"/>
+                              </w:rPr>
+                            </w:pPr>
+                            <w:r>
+                              <w:t xml:space="preserve">Figure </w:t>
+                            </w:r>
+                            <w:r>
+                              <w:fldChar w:fldCharType="begin"/>
+                            </w:r>
+                            <w:r>
+                              <w:instrText xml:space="preserve"> SEQ Figure \* ARABIC </w:instrText>
+                            </w:r>
+                            <w:r>
+                              <w:fldChar w:fldCharType="separate"/>
+                            </w:r>
+                            <w:r>
+                              <w:rPr>
+                                <w:noProof/>
+                              </w:rPr>
+                              <w:t>3</w:t>
+                            </w:r>
+                            <w:r>
+                              <w:fldChar w:fldCharType="end"/>
+                            </w:r>
+                            <w:r>
+                              <w:rPr>
+                                <w:rFonts w:eastAsiaTheme="minorEastAsia" w:hint="eastAsia"/>
+                                <w:lang w:eastAsia="zh-CN"/>
+                              </w:rPr>
+                              <w:t xml:space="preserve"> Performance of four algorithms under uniform traffic</w:t>
+                            </w:r>
+                          </w:p>
+                        </w:txbxContent>
+                      </wps:txbx>
+                      <wps:bodyPr rot="0" spcFirstLastPara="0" vertOverflow="overflow" horzOverflow="overflow" vert="horz" wrap="square" lIns="0" tIns="0" rIns="0" bIns="0" numCol="1" spcCol="0" rtlCol="0" fromWordArt="0" anchor="t" anchorCtr="0" forceAA="0" compatLnSpc="1">
+                        <a:prstTxWarp prst="textNoShape">
+                          <a:avLst/>
+                        </a:prstTxWarp>
+                        <a:spAutoFit/>
+                      </wps:bodyPr>
+                    </wps:wsp>
+                  </a:graphicData>
+                </a:graphic>
+              </wp:anchor>
+            </w:drawing>
+          </mc:Choice>
+          <mc:Fallback>
+            <w:pict>
+              <v:shape w14:anchorId="0F4A537E" id="_x0000_s1029" type="#_x0000_t202" style="position:absolute;margin-left:69.05pt;margin-top:347.1pt;width:399.75pt;height:.05pt;z-index:251667968;visibility:visible;mso-wrap-style:square;mso-wrap-distance-left:9pt;mso-wrap-distance-top:0;mso-wrap-distance-right:9pt;mso-wrap-distance-bottom:0;mso-position-horizontal:absolute;mso-position-horizontal-relative:text;mso-position-vertical:absolute;mso-position-vertical-relative:text;v-text-anchor:top" o:gfxdata="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" stroked="f">
+                <v:textbox style="mso-fit-shape-to-text:t" inset="0,0,0,0">
+                  <w:txbxContent>
+                    <w:p>
+                      <w:pPr>
+                        <w:pStyle w:val="Caption"/>
+                        <w:rPr>
+                          <w:rFonts w:eastAsiaTheme="minorEastAsia" w:hint="eastAsia"/>
+                          <w:noProof/>
+                          <w:sz w:val="30"/>
+                          <w:szCs w:val="30"/>
+                          <w:lang w:eastAsia="zh-CN"/>
+                        </w:rPr>
+                      </w:pPr>
+                      <w:r>
+                        <w:t xml:space="preserve">Figure </w:t>
+                      </w:r>
+                      <w:r>
+                        <w:fldChar w:fldCharType="begin"/>
+                      </w:r>
+                      <w:r>
+                        <w:instrText xml:space="preserve"> SEQ Figure \* ARABIC </w:instrText>
+                      </w:r>
+                      <w:r>
+                        <w:fldChar w:fldCharType="separate"/>
+                      </w:r>
+                      <w:r>
+                        <w:rPr>
+                          <w:noProof/>
+                        </w:rPr>
+                        <w:t>3</w:t>
+                      </w:r>
+                      <w:r>
+                        <w:fldChar w:fldCharType="end"/>
+                      </w:r>
+                      <w:r>
+                        <w:rPr>
+                          <w:rFonts w:eastAsiaTheme="minorEastAsia" w:hint="eastAsia"/>
+                          <w:lang w:eastAsia="zh-CN"/>
+                        </w:rPr>
+                        <w:t xml:space="preserve"> Performance of four algorithms under uniform traffic</w:t>
+                      </w:r>
+                    </w:p>
+                  </w:txbxContent>
+                </v:textbox>
+                <w10:wrap type="topAndBottom"/>
+              </v:shape>
+            </w:pict>
+          </mc:Fallback>
+        </mc:AlternateContent>
+      </w:r>
+      <w:r>
+        <w:rPr>
+          <w:rFonts w:eastAsiaTheme="minorEastAsia" w:hint="eastAsia"/>
+          <w:noProof/>
+          <w:lang w:val="en-US" w:eastAsia="zh-CN"/>
+        </w:rPr>
+        <w:drawing>
+          <wp:anchor distT="0" distB="0" distL="114300" distR="114300" simplePos="0" relativeHeight="251665920" behindDoc="0" locked="0" layoutInCell="1" allowOverlap="1" wp14:anchorId="1C934567" wp14:editId="7D232232">
+            <wp:simplePos x="0" y="0"/>
+            <wp:positionH relativeFrom="margin">
+              <wp:align>center</wp:align>
+            </wp:positionH>
+            <wp:positionV relativeFrom="paragraph">
+              <wp:posOffset>0</wp:posOffset>
+            </wp:positionV>
+            <wp:extent cx="5076825" cy="4351020"/>
+            <wp:effectExtent l="0" t="0" r="9525" b="0"/>
+            <wp:wrapTopAndBottom/>
+            <wp:docPr id="1786179613" name="Picture 3"/>
+            <wp:cNvGraphicFramePr>
+              <a:graphicFrameLocks xmlns:a="http://schemas.openxmlformats.org/drawingml/2006/main" noChangeAspect="1"/>
+            </wp:cNvGraphicFramePr>
+            <a:graphic xmlns:a="http://schemas.openxmlformats.org/drawingml/2006/main">
+              <a:graphicData uri="http://schemas.openxmlformats.org/drawingml/2006/picture">
+                <pic:pic xmlns:pic="http://schemas.openxmlformats.org/drawingml/2006/picture">
+                  <pic:nvPicPr>
+                    <pic:cNvPr id="1786179613" name="Picture 1786179613"/>
+                    <pic:cNvPicPr/>
+                  </pic:nvPicPr>
+                  <pic:blipFill>
+                    <a:blip r:embed="rId9" cstate="print">
+                      <a:extLst>
+                        <a:ext uri="{28A0092B-C50C-407E-A947-70E740481C1C}">
+                          <a14:useLocalDpi xmlns:a14="http://schemas.microsoft.com/office/drawing/2010/main" val="0"/>
+                        </a:ext>
+                      </a:extLst>
+                    </a:blip>
+                    <a:stretch>
+                      <a:fillRect/>
+                    </a:stretch>
+                  </pic:blipFill>
+                  <pic:spPr>
+                    <a:xfrm>
+                      <a:off x="0" y="0"/>
+                      <a:ext cx="5076825" cy="4351020"/>
+                    </a:xfrm>
+                    <a:prstGeom prst="rect">
+                      <a:avLst/>
+                    </a:prstGeom>
+                  </pic:spPr>
+                </pic:pic>
+              </a:graphicData>
+            </a:graphic>
+            <wp14:sizeRelH relativeFrom="page">
+              <wp14:pctWidth>0</wp14:pctWidth>
+            </wp14:sizeRelH>
+            <wp14:sizeRelV relativeFrom="page">
+              <wp14:pctHeight>0</wp14:pctHeight>
+            </wp14:sizeRelV>
+          </wp:anchor>
+        </w:drawing>
+      </w:r>
+    </w:p>
+    <w:p>
+      <w:pPr>
+        <w:rPr>
+          <w:lang w:val="en-US" w:eastAsia="zh-CN"/>
+        </w:rPr>
+      </w:pPr>
+      <w:r>
+        <w:rPr>
+          <w:lang w:val="en-US" w:eastAsia="zh-CN"/>
+        </w:rPr>
+        <w:t xml:space="preserve">As the </w:t>
+      </w:r>
+      <w:r>
+        <w:rPr>
+          <w:rFonts w:eastAsiaTheme="minorEastAsia" w:hint="eastAsia"/>
+          <w:lang w:val="en-US" w:eastAsia="zh-CN"/>
+        </w:rPr>
+        <w:t>figure</w:t>
+      </w:r>
+      <w:r>
+        <w:rPr>
+          <w:lang w:val="en-US" w:eastAsia="zh-CN"/>
+        </w:rPr>
+        <w:t xml:space="preserve"> shows, iSLIP and iHCF perform the best. Their performance lines almost perfectly overlap</w:t>
+      </w:r>
+      <w:r>
+        <w:rPr>
+          <w:rFonts w:eastAsiaTheme="minorEastAsia" w:hint="eastAsia"/>
+          <w:lang w:val="en-US" w:eastAsia="zh-CN"/>
+        </w:rPr>
+        <w:t xml:space="preserve"> </w:t>
+      </w:r>
+      <w:proofErr w:type="gramStart"/>
+      <w:r>
+        <w:rPr>
+          <w:rFonts w:eastAsiaTheme="minorEastAsia" w:hint="eastAsia"/>
+          <w:lang w:val="en-US" w:eastAsia="zh-CN"/>
+        </w:rPr>
+        <w:t>that</w:t>
+      </w:r>
+      <w:proofErr w:type="gramEnd"/>
+      <w:r>
+        <w:rPr>
+          <w:rFonts w:eastAsiaTheme="minorEastAsia" w:hint="eastAsia"/>
+          <w:lang w:val="en-US" w:eastAsia="zh-CN"/>
+        </w:rPr>
+        <w:t xml:space="preserve"> t</w:t>
+      </w:r>
+      <w:r>
+        <w:rPr>
+          <w:lang w:val="en-US" w:eastAsia="zh-CN"/>
+        </w:rPr>
+        <w:t xml:space="preserve">hey both maintain a very low average latency, keeping it below </w:t>
+      </w:r>
+      <m:oMath>
+        <m:sSup>
+          <m:sSupPr>
+            <m:ctrlPr>
+              <w:rPr>
+                <w:rFonts w:ascii="Cambria Math" w:eastAsiaTheme="minorEastAsia" w:hAnsi="Cambria Math"/>
+                <w:i/>
+                <w:lang w:val="en-US" w:eastAsia="zh-CN"/>
+              </w:rPr>
+            </m:ctrlPr>
+          </m:sSupPr>
+          <m:e>
+            <m:r>
+              <w:rPr>
+                <w:rFonts w:ascii="Cambria Math" w:eastAsiaTheme="minorEastAsia" w:hAnsi="Cambria Math"/>
+                <w:lang w:val="en-US" w:eastAsia="zh-CN"/>
+              </w:rPr>
+              <m:t>10</m:t>
+            </m:r>
+          </m:e>
+          <m:sup>
+            <m:r>
+              <w:rPr>
+                <w:rFonts w:ascii="Cambria Math" w:eastAsiaTheme="minorEastAsia" w:hAnsi="Cambria Math"/>
+                <w:lang w:val="en-US" w:eastAsia="zh-CN"/>
+              </w:rPr>
+              <m:t>2</m:t>
+            </m:r>
+          </m:sup>
+        </m:sSup>
+      </m:oMath>
+      <w:r>
+        <w:rPr>
+          <w:rFonts w:eastAsiaTheme="minorEastAsia" w:hint="eastAsia"/>
+          <w:lang w:val="en-US" w:eastAsia="zh-CN"/>
+        </w:rPr>
+        <w:t xml:space="preserve"> </w:t>
+      </w:r>
+      <w:r>
+        <w:rPr>
+          <w:rFonts w:eastAsiaTheme="minorEastAsia"/>
+          <w:lang w:val="en-US" w:eastAsia="zh-CN"/>
+        </w:rPr>
+        <w:t>time slots</w:t>
+      </w:r>
+      <w:r>
+        <w:rPr>
+          <w:lang w:val="en-US" w:eastAsia="zh-CN"/>
+        </w:rPr>
+        <w:t xml:space="preserve"> even at a high load of 0.95. Both algorithms successfully achieve 100% throughput</w:t>
+      </w:r>
+      <w:r>
+        <w:rPr>
+          <w:rFonts w:eastAsiaTheme="minorEastAsia" w:hint="eastAsia"/>
+          <w:lang w:val="en-US" w:eastAsia="zh-CN"/>
+        </w:rPr>
+        <w:t xml:space="preserve"> under high load of uniform traffic</w:t>
+      </w:r>
+      <w:r>
+        <w:rPr>
+          <w:lang w:val="en-US" w:eastAsia="zh-CN"/>
+        </w:rPr>
+        <w:t>.</w:t>
+      </w:r>
+    </w:p>
+    <w:p>
+      <w:pPr>
+        <w:rPr>
+          <w:lang w:val="en-US" w:eastAsia="zh-CN"/>
+        </w:rPr>
+      </w:pPr>
+      <w:r>
+        <w:rPr>
+          <w:lang w:val="en-US" w:eastAsia="zh-CN"/>
+        </w:rPr>
+        <w:t>In contrast, the pure weight-based algorithms (iOCF and iLPF) fail much earlier. The latency for iLPF spikes sharply around a 0.5 load. The latency for iOCF spikes around a 0.6 to 0.7 load</w:t>
+      </w:r>
+      <w:r>
+        <w:rPr>
+          <w:rFonts w:eastAsiaTheme="minorEastAsia" w:hint="eastAsia"/>
+          <w:lang w:val="en-US" w:eastAsia="zh-CN"/>
+        </w:rPr>
+        <w:t xml:space="preserve">, which </w:t>
+      </w:r>
+      <w:r>
+        <w:rPr>
+          <w:rFonts w:eastAsiaTheme="minorEastAsia"/>
+          <w:lang w:val="en-US" w:eastAsia="zh-CN"/>
+        </w:rPr>
+        <w:t>indicates</w:t>
+      </w:r>
+      <w:r>
+        <w:rPr>
+          <w:rFonts w:eastAsiaTheme="minorEastAsia" w:hint="eastAsia"/>
+          <w:lang w:val="en-US" w:eastAsia="zh-CN"/>
+        </w:rPr>
+        <w:t xml:space="preserve"> that t</w:t>
+      </w:r>
+      <w:r>
+        <w:rPr>
+          <w:lang w:val="en-US" w:eastAsia="zh-CN"/>
+        </w:rPr>
+        <w:t>hey cannot handle high uniform traffic.</w:t>
+      </w:r>
+    </w:p>
+    <w:p>
+      <w:pPr>
+        <w:rPr>
+          <w:lang w:val="en-US" w:eastAsia="zh-CN"/>
+        </w:rPr>
+      </w:pPr>
+      <w:r>
+        <w:rPr>
+          <w:lang w:val="en-US" w:eastAsia="zh-CN"/>
+        </w:rPr>
+        <w:t xml:space="preserve">This happens due to pointer synchronization. Uniform traffic distributes packets evenly. This creates many queues with the exact same lengths or </w:t>
+      </w:r>
+      <w:r>
+        <w:rPr>
+          <w:lang w:val="en-US" w:eastAsia="zh-CN"/>
+        </w:rPr>
+        <w:lastRenderedPageBreak/>
+        <w:t>waiting times. Pure weight-based algorithms like iOCF and iLPF struggle to resolve these massive conflicts efficiently in just one iteration. Their pointers get stuck, causing severe delays.</w:t>
+      </w:r>
+    </w:p>
+    <w:p>
+      <w:pPr>
+        <w:rPr>
+          <w:rFonts w:eastAsiaTheme="minorEastAsia" w:hint="eastAsia"/>
+          <w:lang w:val="en-US" w:eastAsia="zh-CN"/>
+        </w:rPr>
+      </w:pPr>
+      <w:r>
+        <w:rPr>
+          <w:lang w:val="en-US" w:eastAsia="zh-CN"/>
+        </w:rPr>
+        <w:t>On the other hand, iSLIP uses simple round-robin pointers. These pointers naturally desynchronize to prevent output conflicts. iHCF is highly effective here because it mimics this behavior</w:t>
+      </w:r>
+      <w:r>
+        <w:rPr>
+          <w:rFonts w:eastAsiaTheme="minorEastAsia" w:hint="eastAsia"/>
+          <w:lang w:val="en-US" w:eastAsia="zh-CN"/>
+        </w:rPr>
+        <w:t xml:space="preserve"> exactly</w:t>
+      </w:r>
+      <w:r>
+        <w:rPr>
+          <w:lang w:val="en-US" w:eastAsia="zh-CN"/>
+        </w:rPr>
+        <w:t>. Under uniform traffic, the small iHCF counters quickly reach their maximum limit. This forces a massive tie across the ports. To break these ties, iHCF relies on its round-robin pointers. At this point, iHCF essentially becomes iSLIP</w:t>
+      </w:r>
+      <w:r>
+        <w:rPr>
+          <w:rFonts w:eastAsiaTheme="minorEastAsia" w:hint="eastAsia"/>
+          <w:lang w:val="en-US" w:eastAsia="zh-CN"/>
+        </w:rPr>
+        <w:t xml:space="preserve">, which is </w:t>
+      </w:r>
+      <w:r>
+        <w:rPr>
+          <w:rFonts w:eastAsiaTheme="minorEastAsia"/>
+          <w:lang w:val="en-US" w:eastAsia="zh-CN"/>
+        </w:rPr>
+        <w:t>aligned</w:t>
+      </w:r>
+      <w:r>
+        <w:rPr>
+          <w:rFonts w:eastAsiaTheme="minorEastAsia" w:hint="eastAsia"/>
+          <w:lang w:val="en-US" w:eastAsia="zh-CN"/>
+        </w:rPr>
+        <w:t xml:space="preserve"> with the conclusion from original paper</w:t>
+      </w:r>
+      <w:r>
+        <w:rPr>
+          <w:lang w:val="en-US" w:eastAsia="zh-CN"/>
+        </w:rPr>
+        <w:t>.</w:t>
+      </w:r>
     </w:p>
     <w:p>
       <w:pPr>
         <w:pStyle w:val="Subtitle"/>
       </w:pPr>
       <w:r>
-        <w:t>Uni</w:t>
-      </w:r>
-      <w:r>
-        <w:t>form</w:t>
-      </w:r>
-      <w:r>
-        <w:t xml:space="preserve"> traffic</w:t>
-      </w:r>
-    </w:p>
-    <w:p>
-      <w:pPr>
-        <w:rPr>
-          <w:lang w:eastAsia="zh-CN"/>
-        </w:rPr>
-      </w:pPr>
+        <w:t>Non-uniform</w:t>
+      </w:r>
+      <w:r>
+        <w:t xml:space="preserve"> Traffic</w:t>
+      </w:r>
+    </w:p>
+    <w:p>
+      <w:pPr>
+        <w:rPr>
+          <w:rFonts w:eastAsiaTheme="minorEastAsia"/>
+          <w:lang w:eastAsia="zh-CN"/>
+        </w:rPr>
+      </w:pPr>
+      <w:r>
+        <w:rPr>
+          <w:lang w:eastAsia="zh-CN"/>
+        </w:rPr>
+        <w:t>Next, we compare the performance of the four algorithms under non-uniform traffic.</w:t>
+      </w:r>
+      <w:r>
+        <w:rPr>
+          <w:rFonts w:eastAsiaTheme="minorEastAsia" w:hint="eastAsia"/>
+          <w:lang w:eastAsia="zh-CN"/>
+        </w:rPr>
+        <w:t xml:space="preserve"> </w:t>
+      </w:r>
+      <w:r>
+        <w:rPr>
+          <w:lang w:eastAsia="zh-CN"/>
+        </w:rPr>
+        <w:t xml:space="preserve">We use an unbalanced diagonal traffic model </w:t>
+      </w:r>
+      <w:r>
+        <w:rPr>
+          <w:rFonts w:eastAsiaTheme="minorEastAsia" w:hint="eastAsia"/>
+          <w:lang w:eastAsia="zh-CN"/>
+        </w:rPr>
+        <w:t xml:space="preserve">where </w:t>
+      </w:r>
+      <w:r>
+        <w:rPr>
+          <w:lang w:eastAsia="zh-CN"/>
+        </w:rPr>
+        <w:t xml:space="preserve">traffic is not evenly distributed. When a packet arrives at input port </w:t>
+      </w:r>
+      <m:oMath>
+        <m:r>
+          <w:rPr>
+            <w:rFonts w:ascii="Cambria Math" w:hAnsi="Cambria Math"/>
+            <w:lang w:eastAsia="zh-CN"/>
+          </w:rPr>
+          <m:t>i</m:t>
+        </m:r>
+      </m:oMath>
+      <w:r>
+        <w:rPr>
+          <w:lang w:eastAsia="zh-CN"/>
+        </w:rPr>
+        <w:t xml:space="preserve">, it has a 2/3 probability of going to output port </w:t>
+      </w:r>
+      <m:oMath>
+        <m:r>
+          <w:rPr>
+            <w:rFonts w:ascii="Cambria Math" w:hAnsi="Cambria Math"/>
+            <w:lang w:eastAsia="zh-CN"/>
+          </w:rPr>
+          <m:t>i</m:t>
+        </m:r>
+      </m:oMath>
+      <w:r>
+        <w:rPr>
+          <w:lang w:eastAsia="zh-CN"/>
+        </w:rPr>
+        <w:t xml:space="preserve">. It has a 1/3 probability of going to output port </w:t>
+      </w:r>
+      <m:oMath>
+        <m:d>
+          <m:dPr>
+            <m:ctrlPr>
+              <w:rPr>
+                <w:rFonts w:ascii="Cambria Math" w:hAnsi="Cambria Math"/>
+                <w:i/>
+                <w:lang w:eastAsia="zh-CN"/>
+              </w:rPr>
+            </m:ctrlPr>
+          </m:dPr>
+          <m:e>
+            <m:r>
+              <w:rPr>
+                <w:rFonts w:ascii="Cambria Math" w:hAnsi="Cambria Math"/>
+                <w:lang w:eastAsia="zh-CN"/>
+              </w:rPr>
+              <m:t>i+1</m:t>
+            </m:r>
+          </m:e>
+        </m:d>
+      </m:oMath>
+      <w:r>
+        <w:rPr>
+          <w:lang w:eastAsia="zh-CN"/>
+        </w:rPr>
+        <w:t>.</w:t>
+      </w:r>
+    </w:p>
+    <w:p>
+      <w:pPr>
+        <w:rPr>
+          <w:rFonts w:eastAsiaTheme="minorEastAsia"/>
+          <w:lang w:eastAsia="zh-CN"/>
+        </w:rPr>
+      </w:pPr>
+      <w:r>
+        <w:rPr>
+          <w:rFonts w:eastAsiaTheme="minorEastAsia"/>
+          <w:lang w:eastAsia="zh-CN"/>
+        </w:rPr>
+        <w:t>The compared algorithms are iSLIP, standard iHCF, iOCF, and iLPF. The results are shown in Figure 4.</w:t>
+      </w:r>
+    </w:p>
+    <w:p>
+      <w:pPr>
+        <w:rPr>
+          <w:rFonts w:eastAsiaTheme="minorEastAsia"/>
+          <w:lang w:val="en-US" w:eastAsia="zh-CN"/>
+        </w:rPr>
+      </w:pPr>
+      <w:r>
+        <w:rPr>
+          <w:rFonts w:eastAsiaTheme="minorEastAsia"/>
+          <w:lang w:val="en-US" w:eastAsia="zh-CN"/>
+        </w:rPr>
+        <w:t xml:space="preserve">Honestly, the results show that all four algorithms perform poorly. Their average latency increases significantly as the load rises, and none of them </w:t>
+      </w:r>
+      <w:proofErr w:type="gramStart"/>
+      <w:r>
+        <w:rPr>
+          <w:rFonts w:eastAsiaTheme="minorEastAsia"/>
+          <w:lang w:val="en-US" w:eastAsia="zh-CN"/>
+        </w:rPr>
+        <w:t>maintain</w:t>
+      </w:r>
+      <w:proofErr w:type="gramEnd"/>
+      <w:r>
+        <w:rPr>
+          <w:rFonts w:eastAsiaTheme="minorEastAsia"/>
+          <w:lang w:val="en-US" w:eastAsia="zh-CN"/>
+        </w:rPr>
+        <w:t xml:space="preserve"> low delays.</w:t>
+      </w:r>
+    </w:p>
+    <w:p>
+      <w:pPr>
+        <w:rPr>
+          <w:rFonts w:eastAsiaTheme="minorEastAsia"/>
+          <w:lang w:val="en-US" w:eastAsia="zh-CN"/>
+        </w:rPr>
+      </w:pPr>
+      <w:r>
+        <w:rPr>
+          <w:rFonts w:eastAsiaTheme="minorEastAsia"/>
+          <w:lang w:val="en-US" w:eastAsia="zh-CN"/>
+        </w:rPr>
+        <w:t>We believe this happens for a specific reason: the single iteration limit.</w:t>
+      </w:r>
+    </w:p>
+    <w:p>
+      <w:pPr>
+        <w:rPr>
+          <w:rFonts w:eastAsiaTheme="minorEastAsia" w:hint="eastAsia"/>
+          <w:lang w:val="en-US" w:eastAsia="zh-CN"/>
+        </w:rPr>
+      </w:pPr>
+      <w:r>
+        <w:rPr>
+          <w:rFonts w:eastAsiaTheme="minorEastAsia"/>
+          <w:lang w:val="en-US" w:eastAsia="zh-CN"/>
+        </w:rPr>
+        <w:lastRenderedPageBreak/>
+        <w:t>In our simulation setup, all algorithms only run for one single iteration per time slot. Under this unbalanced traffic, multiple inputs frequently target the same output. This creates constant conflicts.</w:t>
+      </w:r>
+      <w:r>
+        <w:rPr>
+          <w:noProof/>
+        </w:rPr>
+        <mc:AlternateContent>
+          <mc:Choice Requires="wps">
+            <w:drawing>
+              <wp:anchor distT="0" distB="0" distL="114300" distR="114300" simplePos="0" relativeHeight="251671040" behindDoc="0" locked="0" layoutInCell="1" allowOverlap="1" wp14:anchorId="46915BDA" wp14:editId="0E579A25">
+                <wp:simplePos x="0" y="0"/>
+                <wp:positionH relativeFrom="column">
+                  <wp:posOffset>915035</wp:posOffset>
+                </wp:positionH>
+                <wp:positionV relativeFrom="paragraph">
+                  <wp:posOffset>4343400</wp:posOffset>
+                </wp:positionV>
+                <wp:extent cx="5000625" cy="635"/>
+                <wp:effectExtent l="0" t="0" r="0" b="0"/>
+                <wp:wrapTopAndBottom/>
+                <wp:docPr id="2110071786" name="Text Box 1"/>
+                <wp:cNvGraphicFramePr/>
+                <a:graphic xmlns:a="http://schemas.openxmlformats.org/drawingml/2006/main">
+                  <a:graphicData uri="http://schemas.microsoft.com/office/word/2010/wordprocessingShape">
+                    <wps:wsp>
+                      <wps:cNvSpPr txBox="1"/>
+                      <wps:spPr>
+                        <a:xfrm>
+                          <a:off x="0" y="0"/>
+                          <a:ext cx="5000625" cy="635"/>
+                        </a:xfrm>
+                        <a:prstGeom prst="rect">
+                          <a:avLst/>
+                        </a:prstGeom>
+                        <a:solidFill>
+                          <a:prstClr val="white"/>
+                        </a:solidFill>
+                        <a:ln>
+                          <a:noFill/>
+                        </a:ln>
+                      </wps:spPr>
+                      <wps:txbx>
+                        <w:txbxContent>
+                          <w:p>
+                            <w:pPr>
+                              <w:pStyle w:val="Caption"/>
+                              <w:rPr>
+                                <w:rFonts w:eastAsiaTheme="minorEastAsia" w:hint="eastAsia"/>
+                                <w:noProof/>
+                                <w:sz w:val="30"/>
+                                <w:szCs w:val="30"/>
+                                <w:lang w:eastAsia="zh-CN"/>
+                              </w:rPr>
+                            </w:pPr>
+                            <w:r>
+                              <w:t xml:space="preserve">Figure </w:t>
+                            </w:r>
+                            <w:r>
+                              <w:fldChar w:fldCharType="begin"/>
+                            </w:r>
+                            <w:r>
+                              <w:instrText xml:space="preserve"> SEQ Figure \* ARABIC </w:instrText>
+                            </w:r>
+                            <w:r>
+                              <w:fldChar w:fldCharType="separate"/>
+                            </w:r>
+                            <w:r>
+                              <w:rPr>
+                                <w:noProof/>
+                              </w:rPr>
+                              <w:t>4</w:t>
+                            </w:r>
+                            <w:r>
+                              <w:fldChar w:fldCharType="end"/>
+                            </w:r>
+                            <w:r>
+                              <w:rPr>
+                                <w:rFonts w:eastAsiaTheme="minorEastAsia" w:hint="eastAsia"/>
+                                <w:lang w:eastAsia="zh-CN"/>
+                              </w:rPr>
+                              <w:t xml:space="preserve"> Performance of four algorithms under non-uniform traffic</w:t>
+                            </w:r>
+                          </w:p>
+                        </w:txbxContent>
+                      </wps:txbx>
+                      <wps:bodyPr rot="0" spcFirstLastPara="0" vertOverflow="overflow" horzOverflow="overflow" vert="horz" wrap="square" lIns="0" tIns="0" rIns="0" bIns="0" numCol="1" spcCol="0" rtlCol="0" fromWordArt="0" anchor="t" anchorCtr="0" forceAA="0" compatLnSpc="1">
+                        <a:prstTxWarp prst="textNoShape">
+                          <a:avLst/>
+                        </a:prstTxWarp>
+                        <a:spAutoFit/>
+                      </wps:bodyPr>
+                    </wps:wsp>
+                  </a:graphicData>
+                </a:graphic>
+              </wp:anchor>
+            </w:drawing>
+          </mc:Choice>
+          <mc:Fallback>
+            <w:pict>
+              <v:shape w14:anchorId="46915BDA" id="_x0000_s1030" type="#_x0000_t202" style="position:absolute;left:0;text-align:left;margin-left:72.05pt;margin-top:342pt;width:393.75pt;height:.05pt;z-index:251671040;visibility:visible;mso-wrap-style:square;mso-wrap-distance-left:9pt;mso-wrap-distance-top:0;mso-wrap-distance-right:9pt;mso-wrap-distance-bottom:0;mso-position-horizontal:absolute;mso-position-horizontal-relative:text;mso-position-vertical:absolute;mso-position-vertical-relative:text;v-text-anchor:top" o:gfxdata="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" stroked="f">
+                <v:textbox style="mso-fit-shape-to-text:t" inset="0,0,0,0">
+                  <w:txbxContent>
+                    <w:p>
+                      <w:pPr>
+                        <w:pStyle w:val="Caption"/>
+                        <w:rPr>
+                          <w:rFonts w:eastAsiaTheme="minorEastAsia" w:hint="eastAsia"/>
+                          <w:noProof/>
+                          <w:sz w:val="30"/>
+                          <w:szCs w:val="30"/>
+                          <w:lang w:eastAsia="zh-CN"/>
+                        </w:rPr>
+                      </w:pPr>
+                      <w:r>
+                        <w:t xml:space="preserve">Figure </w:t>
+                      </w:r>
+                      <w:r>
+                        <w:fldChar w:fldCharType="begin"/>
+                      </w:r>
+                      <w:r>
+                        <w:instrText xml:space="preserve"> SEQ Figure \* ARABIC </w:instrText>
+                      </w:r>
+                      <w:r>
+                        <w:fldChar w:fldCharType="separate"/>
+                      </w:r>
+                      <w:r>
+                        <w:rPr>
+                          <w:noProof/>
+                        </w:rPr>
+                        <w:t>4</w:t>
+                      </w:r>
+                      <w:r>
+                        <w:fldChar w:fldCharType="end"/>
+                      </w:r>
+                      <w:r>
+                        <w:rPr>
+                          <w:rFonts w:eastAsiaTheme="minorEastAsia" w:hint="eastAsia"/>
+                          <w:lang w:eastAsia="zh-CN"/>
+                        </w:rPr>
+                        <w:t xml:space="preserve"> Performance of four algorithms under non-uniform traffic</w:t>
+                      </w:r>
+                    </w:p>
+                  </w:txbxContent>
+                </v:textbox>
+                <w10:wrap type="topAndBottom"/>
+              </v:shape>
+            </w:pict>
+          </mc:Fallback>
+        </mc:AlternateContent>
+      </w:r>
+      <w:r>
+        <w:rPr>
+          <w:rFonts w:eastAsiaTheme="minorEastAsia"/>
+          <w:noProof/>
+          <w:lang w:eastAsia="zh-CN"/>
+        </w:rPr>
+        <w:drawing>
+          <wp:anchor distT="0" distB="0" distL="114300" distR="114300" simplePos="0" relativeHeight="251668992" behindDoc="0" locked="0" layoutInCell="1" allowOverlap="1" wp14:anchorId="71B4800C" wp14:editId="1CCB5096">
+            <wp:simplePos x="0" y="0"/>
+            <wp:positionH relativeFrom="margin">
+              <wp:align>center</wp:align>
+            </wp:positionH>
+            <wp:positionV relativeFrom="paragraph">
+              <wp:posOffset>0</wp:posOffset>
+            </wp:positionV>
+            <wp:extent cx="5000625" cy="4286250"/>
+            <wp:effectExtent l="0" t="0" r="9525" b="0"/>
+            <wp:wrapTopAndBottom/>
+            <wp:docPr id="1437427987" name="Picture 4"/>
+            <wp:cNvGraphicFramePr>
+              <a:graphicFrameLocks xmlns:a="http://schemas.openxmlformats.org/drawingml/2006/main" noChangeAspect="1"/>
+            </wp:cNvGraphicFramePr>
+            <a:graphic xmlns:a="http://schemas.openxmlformats.org/drawingml/2006/main">
+              <a:graphicData uri="http://schemas.openxmlformats.org/drawingml/2006/picture">
+                <pic:pic xmlns:pic="http://schemas.openxmlformats.org/drawingml/2006/picture">
+                  <pic:nvPicPr>
+                    <pic:cNvPr id="1437427987" name="Picture 1437427987"/>
+                    <pic:cNvPicPr/>
+                  </pic:nvPicPr>
+                  <pic:blipFill>
+                    <a:blip r:embed="rId10" cstate="print">
+                      <a:extLst>
+                        <a:ext uri="{28A0092B-C50C-407E-A947-70E740481C1C}">
+                          <a14:useLocalDpi xmlns:a14="http://schemas.microsoft.com/office/drawing/2010/main" val="0"/>
+                        </a:ext>
+                      </a:extLst>
+                    </a:blip>
+                    <a:stretch>
+                      <a:fillRect/>
+                    </a:stretch>
+                  </pic:blipFill>
+                  <pic:spPr>
+                    <a:xfrm>
+                      <a:off x="0" y="0"/>
+                      <a:ext cx="5000625" cy="4286250"/>
+                    </a:xfrm>
+                    <a:prstGeom prst="rect">
+                      <a:avLst/>
+                    </a:prstGeom>
+                  </pic:spPr>
+                </pic:pic>
+              </a:graphicData>
+            </a:graphic>
+            <wp14:sizeRelH relativeFrom="page">
+              <wp14:pctWidth>0</wp14:pctWidth>
+            </wp14:sizeRelH>
+            <wp14:sizeRelV relativeFrom="page">
+              <wp14:pctHeight>0</wp14:pctHeight>
+            </wp14:sizeRelV>
+          </wp:anchor>
+        </w:drawing>
+      </w:r>
     </w:p>
     <w:p>
       <w:pPr>
         <w:pStyle w:val="Subtitle"/>
-      </w:pPr>
-      <w:r>
-        <w:t>Non-uniform</w:t>
-      </w:r>
-      <w:r>
+        <w:rPr>
+          <w:rFonts w:eastAsiaTheme="minorEastAsia"/>
+          <w:lang w:eastAsia="zh-CN"/>
+        </w:rPr>
+      </w:pPr>
+      <w:r>
+        <w:rPr>
+          <w:lang w:eastAsia="zh-CN"/>
+        </w:rPr>
+        <w:t>Hot</w:t>
+      </w:r>
+      <w:r>
+        <w:rPr>
+          <w:lang w:eastAsia="zh-CN"/>
+        </w:rPr>
+        <w:t>s</w:t>
+      </w:r>
+      <w:r>
+        <w:rPr>
+          <w:lang w:eastAsia="zh-CN"/>
+        </w:rPr>
+        <w:t>pot</w:t>
+      </w:r>
+      <w:r>
+        <w:rPr>
+          <w:rFonts w:hint="eastAsia"/>
+          <w:lang w:eastAsia="zh-CN"/>
+        </w:rPr>
         <w:t xml:space="preserve"> Traffic</w:t>
       </w:r>
     </w:p>
     <w:p>
       <w:pPr>
         <w:rPr>
-          <w:lang w:eastAsia="zh-CN"/>
-        </w:rPr>
-      </w:pPr>
-    </w:p>
-    <w:p>
-      <w:pPr>
-        <w:pStyle w:val="Subtitle"/>
-        <w:rPr>
-          <w:rFonts w:eastAsiaTheme="minorEastAsia"/>
-          <w:lang w:eastAsia="zh-CN"/>
-        </w:rPr>
-      </w:pPr>
-      <w:r>
-        <w:rPr>
-          <w:lang w:eastAsia="zh-CN"/>
-        </w:rPr>
-        <w:t>Hot</w:t>
-      </w:r>
-      <w:r>
-        <w:rPr>
-          <w:lang w:eastAsia="zh-CN"/>
-        </w:rPr>
-        <w:t>s</w:t>
-      </w:r>
-      <w:r>
-        <w:rPr>
-          <w:lang w:eastAsia="zh-CN"/>
-        </w:rPr>
-        <w:t>pot</w:t>
-      </w:r>
-      <w:r>
-        <w:rPr>
-          <w:rFonts w:hint="eastAsia"/>
-          <w:lang w:eastAsia="zh-CN"/>
-        </w:rPr>
-        <w:t xml:space="preserve"> Traffic</w:t>
-      </w:r>
-    </w:p>
-    <w:p>
-      <w:pPr>
-        <w:rPr>
+          <w:rFonts w:eastAsiaTheme="minorEastAsia"/>
+          <w:lang w:val="en-US" w:eastAsia="zh-CN"/>
+        </w:rPr>
+      </w:pPr>
+      <w:r>
+        <w:rPr>
+          <w:rFonts w:eastAsiaTheme="minorEastAsia"/>
+          <w:lang w:val="en-US" w:eastAsia="zh-CN"/>
+        </w:rPr>
+        <w:t>Next, we compare the algorithms under hot-spot traffic.</w:t>
+      </w:r>
+    </w:p>
+    <w:p>
+      <w:pPr>
+        <w:rPr>
+          <w:rFonts w:eastAsiaTheme="minorEastAsia"/>
+          <w:lang w:val="en-US" w:eastAsia="zh-CN"/>
+        </w:rPr>
+      </w:pPr>
+      <w:r>
+        <w:rPr>
+          <w:rFonts w:eastAsiaTheme="minorEastAsia"/>
+          <w:lang w:val="en-US" w:eastAsia="zh-CN"/>
+        </w:rPr>
+        <w:t xml:space="preserve">We </w:t>
+      </w:r>
+      <w:r>
+        <w:rPr>
+          <w:rFonts w:eastAsiaTheme="minorEastAsia" w:hint="eastAsia"/>
+          <w:lang w:val="en-US" w:eastAsia="zh-CN"/>
+        </w:rPr>
+        <w:t xml:space="preserve">set </w:t>
+      </w:r>
+      <w:r>
+        <w:rPr>
+          <w:rFonts w:eastAsiaTheme="minorEastAsia"/>
+          <w:lang w:val="en-US" w:eastAsia="zh-CN"/>
+        </w:rPr>
+        <w:t>one specific output port is the hot</w:t>
+      </w:r>
+      <w:r>
+        <w:rPr>
+          <w:rFonts w:eastAsiaTheme="minorEastAsia" w:hint="eastAsia"/>
+          <w:lang w:val="en-US" w:eastAsia="zh-CN"/>
+        </w:rPr>
+        <w:t xml:space="preserve"> </w:t>
+      </w:r>
+      <w:r>
+        <w:rPr>
+          <w:rFonts w:eastAsiaTheme="minorEastAsia"/>
+          <w:lang w:val="en-US" w:eastAsia="zh-CN"/>
+        </w:rPr>
+        <w:t>spot. It receives twice as much traffic as any other port. This simulates a very popular server in a real network.</w:t>
+      </w:r>
+      <w:r>
+        <w:rPr>
+          <w:rFonts w:eastAsiaTheme="minorEastAsia" w:hint="eastAsia"/>
+          <w:lang w:val="en-US" w:eastAsia="zh-CN"/>
+        </w:rPr>
+        <w:t xml:space="preserve"> We illustrate an example of the hot spot model in Figure 5.</w:t>
+      </w:r>
+    </w:p>
+    <w:p>
+      <w:pPr>
+        <w:rPr>
+          <w:rFonts w:eastAsiaTheme="minorEastAsia" w:hint="eastAsia"/>
+          <w:lang w:val="en-US" w:eastAsia="zh-CN"/>
+        </w:rPr>
+      </w:pPr>
+    </w:p>
+    <w:p>
+      <w:pPr>
+        <w:rPr>
+          <w:rFonts w:eastAsiaTheme="minorEastAsia"/>
+          <w:lang w:val="en-US" w:eastAsia="zh-CN"/>
+        </w:rPr>
+      </w:pPr>
+    </w:p>
+    <w:p>
+      <w:pPr>
+        <w:rPr>
+          <w:rFonts w:eastAsiaTheme="minorEastAsia"/>
+          <w:lang w:val="en-US" w:eastAsia="zh-CN"/>
+        </w:rPr>
+      </w:pPr>
+    </w:p>
+    <w:p>
+      <w:pPr>
+        <w:rPr>
+          <w:rFonts w:eastAsiaTheme="minorEastAsia"/>
+          <w:lang w:val="en-US" w:eastAsia="zh-CN"/>
+        </w:rPr>
+      </w:pPr>
+      <w:r>
+        <w:rPr>
+          <w:noProof/>
+        </w:rPr>
+        <w:lastRenderedPageBreak/>
+        <mc:AlternateContent>
+          <mc:Choice Requires="wps">
+            <w:drawing>
+              <wp:anchor distT="0" distB="0" distL="114300" distR="114300" simplePos="0" relativeHeight="251674112" behindDoc="0" locked="0" layoutInCell="1" allowOverlap="1" wp14:anchorId="7C6FCCDA" wp14:editId="30B70CC0">
+                <wp:simplePos x="0" y="0"/>
+                <wp:positionH relativeFrom="column">
+                  <wp:posOffset>2383155</wp:posOffset>
+                </wp:positionH>
+                <wp:positionV relativeFrom="paragraph">
+                  <wp:posOffset>7778115</wp:posOffset>
+                </wp:positionV>
+                <wp:extent cx="2324100" cy="635"/>
+                <wp:effectExtent l="0" t="0" r="0" b="0"/>
+                <wp:wrapTopAndBottom/>
+                <wp:docPr id="852814729" name="Text Box 1"/>
+                <wp:cNvGraphicFramePr/>
+                <a:graphic xmlns:a="http://schemas.openxmlformats.org/drawingml/2006/main">
+                  <a:graphicData uri="http://schemas.microsoft.com/office/word/2010/wordprocessingShape">
+                    <wps:wsp>
+                      <wps:cNvSpPr txBox="1"/>
+                      <wps:spPr>
+                        <a:xfrm>
+                          <a:off x="0" y="0"/>
+                          <a:ext cx="2324100" cy="635"/>
+                        </a:xfrm>
+                        <a:prstGeom prst="rect">
+                          <a:avLst/>
+                        </a:prstGeom>
+                        <a:solidFill>
+                          <a:prstClr val="white"/>
+                        </a:solidFill>
+                        <a:ln>
+                          <a:noFill/>
+                        </a:ln>
+                      </wps:spPr>
+                      <wps:txbx>
+                        <w:txbxContent>
+                          <w:p>
+                            <w:pPr>
+                              <w:pStyle w:val="Caption"/>
+                              <w:rPr>
+                                <w:rFonts w:eastAsiaTheme="minorEastAsia" w:hint="eastAsia"/>
+                                <w:noProof/>
+                                <w:sz w:val="30"/>
+                                <w:szCs w:val="30"/>
+                                <w:lang w:eastAsia="zh-CN"/>
+                              </w:rPr>
+                            </w:pPr>
+                            <w:r>
+                              <w:t xml:space="preserve">Figure </w:t>
+                            </w:r>
+                            <w:r>
+                              <w:fldChar w:fldCharType="begin"/>
+                            </w:r>
+                            <w:r>
+                              <w:instrText xml:space="preserve"> SEQ Figure \* ARABIC </w:instrText>
+                            </w:r>
+                            <w:r>
+                              <w:fldChar w:fldCharType="separate"/>
+                            </w:r>
+                            <w:r>
+                              <w:rPr>
+                                <w:noProof/>
+                              </w:rPr>
+                              <w:t>5</w:t>
+                            </w:r>
+                            <w:r>
+                              <w:fldChar w:fldCharType="end"/>
+                            </w:r>
+                            <w:r>
+                              <w:rPr>
+                                <w:rFonts w:eastAsiaTheme="minorEastAsia" w:hint="eastAsia"/>
+                                <w:lang w:eastAsia="zh-CN"/>
+                              </w:rPr>
+                              <w:t xml:space="preserve"> </w:t>
+                            </w:r>
+                            <w:r>
+                              <w:rPr>
+                                <w:rFonts w:eastAsiaTheme="minorEastAsia" w:hint="eastAsia"/>
+                                <w:lang w:eastAsia="zh-CN"/>
+                              </w:rPr>
+                              <w:t>Performance of 4 algorithms under hot spot traffic</w:t>
+                            </w:r>
+                          </w:p>
+                        </w:txbxContent>
+                      </wps:txbx>
+                      <wps:bodyPr rot="0" spcFirstLastPara="0" vertOverflow="overflow" horzOverflow="overflow" vert="horz" wrap="square" lIns="0" tIns="0" rIns="0" bIns="0" numCol="1" spcCol="0" rtlCol="0" fromWordArt="0" anchor="t" anchorCtr="0" forceAA="0" compatLnSpc="1">
+                        <a:prstTxWarp prst="textNoShape">
+                          <a:avLst/>
+                        </a:prstTxWarp>
+                        <a:spAutoFit/>
+                      </wps:bodyPr>
+                    </wps:wsp>
+                  </a:graphicData>
+                </a:graphic>
+                <wp14:sizeRelH relativeFrom="margin">
+                  <wp14:pctWidth>0</wp14:pctWidth>
+                </wp14:sizeRelH>
+              </wp:anchor>
+            </w:drawing>
+          </mc:Choice>
+          <mc:Fallback>
+            <w:pict>
+              <v:shape w14:anchorId="7C6FCCDA" id="_x0000_s1031" type="#_x0000_t202" style="position:absolute;left:0;text-align:left;margin-left:187.65pt;margin-top:612.45pt;width:183pt;height:.05pt;z-index:251674112;visibility:visible;mso-wrap-style:square;mso-width-percent:0;mso-wrap-distance-left:9pt;mso-wrap-distance-top:0;mso-wrap-distance-right:9pt;mso-wrap-distance-bottom:0;mso-position-horizontal:absolute;mso-position-horizontal-relative:text;mso-position-vertical:absolute;mso-position-vertical-relative:text;mso-width-percent:0;mso-width-relative:margin;v-text-anchor:top" o:gfxdata="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" stroked="f">
+                <v:textbox style="mso-fit-shape-to-text:t" inset="0,0,0,0">
+                  <w:txbxContent>
+                    <w:p>
+                      <w:pPr>
+                        <w:pStyle w:val="Caption"/>
+                        <w:rPr>
+                          <w:rFonts w:eastAsiaTheme="minorEastAsia" w:hint="eastAsia"/>
+                          <w:noProof/>
+                          <w:sz w:val="30"/>
+                          <w:szCs w:val="30"/>
+                          <w:lang w:eastAsia="zh-CN"/>
+                        </w:rPr>
+                      </w:pPr>
+                      <w:r>
+                        <w:t xml:space="preserve">Figure </w:t>
+                      </w:r>
+                      <w:r>
+                        <w:fldChar w:fldCharType="begin"/>
+                      </w:r>
+                      <w:r>
+                        <w:instrText xml:space="preserve"> SEQ Figure \* ARABIC </w:instrText>
+                      </w:r>
+                      <w:r>
+                        <w:fldChar w:fldCharType="separate"/>
+                      </w:r>
+                      <w:r>
+                        <w:rPr>
+                          <w:noProof/>
+                        </w:rPr>
+                        <w:t>5</w:t>
+                      </w:r>
+                      <w:r>
+                        <w:fldChar w:fldCharType="end"/>
+                      </w:r>
+                      <w:r>
+                        <w:rPr>
+                          <w:rFonts w:eastAsiaTheme="minorEastAsia" w:hint="eastAsia"/>
+                          <w:lang w:eastAsia="zh-CN"/>
+                        </w:rPr>
+                        <w:t xml:space="preserve"> </w:t>
+                      </w:r>
+                      <w:r>
+                        <w:rPr>
+                          <w:rFonts w:eastAsiaTheme="minorEastAsia" w:hint="eastAsia"/>
+                          <w:lang w:eastAsia="zh-CN"/>
+                        </w:rPr>
+                        <w:t>Performance of 4 algorithms under hot spot traffic</w:t>
+                      </w:r>
+                    </w:p>
+                  </w:txbxContent>
+                </v:textbox>
+                <w10:wrap type="topAndBottom"/>
+              </v:shape>
+            </w:pict>
+          </mc:Fallback>
+        </mc:AlternateContent>
+      </w:r>
+      <w:r>
+        <w:rPr>
+          <w:noProof/>
+        </w:rPr>
+        <mc:AlternateContent>
+          <mc:Choice Requires="wps">
+            <w:drawing>
+              <wp:anchor distT="0" distB="0" distL="114300" distR="114300" simplePos="0" relativeHeight="251677184" behindDoc="0" locked="0" layoutInCell="1" allowOverlap="1" wp14:anchorId="56EDE797" wp14:editId="6B9EAFC2">
+                <wp:simplePos x="0" y="0"/>
+                <wp:positionH relativeFrom="column">
+                  <wp:posOffset>734060</wp:posOffset>
+                </wp:positionH>
+                <wp:positionV relativeFrom="paragraph">
+                  <wp:posOffset>1957705</wp:posOffset>
+                </wp:positionV>
+                <wp:extent cx="5267325" cy="635"/>
+                <wp:effectExtent l="0" t="0" r="0" b="0"/>
+                <wp:wrapTopAndBottom/>
+                <wp:docPr id="1508419939" name="Text Box 1"/>
+                <wp:cNvGraphicFramePr/>
+                <a:graphic xmlns:a="http://schemas.openxmlformats.org/drawingml/2006/main">
+                  <a:graphicData uri="http://schemas.microsoft.com/office/word/2010/wordprocessingShape">
+                    <wps:wsp>
+                      <wps:cNvSpPr txBox="1"/>
+                      <wps:spPr>
+                        <a:xfrm>
+                          <a:off x="0" y="0"/>
+                          <a:ext cx="5267325" cy="635"/>
+                        </a:xfrm>
+                        <a:prstGeom prst="rect">
+                          <a:avLst/>
+                        </a:prstGeom>
+                        <a:solidFill>
+                          <a:prstClr val="white"/>
+                        </a:solidFill>
+                        <a:ln>
+                          <a:noFill/>
+                        </a:ln>
+                      </wps:spPr>
+                      <wps:txbx>
+                        <w:txbxContent>
+                          <w:p>
+                            <w:pPr>
+                              <w:pStyle w:val="Caption"/>
+                              <w:rPr>
+                                <w:rFonts w:eastAsiaTheme="minorEastAsia" w:hint="eastAsia"/>
+                                <w:noProof/>
+                                <w:sz w:val="30"/>
+                                <w:szCs w:val="30"/>
+                                <w:lang w:eastAsia="zh-CN"/>
+                              </w:rPr>
+                            </w:pPr>
+                            <w:r>
+                              <w:t xml:space="preserve">Figure </w:t>
+                            </w:r>
+                            <w:r>
+                              <w:fldChar w:fldCharType="begin"/>
+                            </w:r>
+                            <w:r>
+                              <w:instrText xml:space="preserve"> SEQ Figure \* ARABIC </w:instrText>
+                            </w:r>
+                            <w:r>
+                              <w:fldChar w:fldCharType="separate"/>
+                            </w:r>
+                            <w:r>
+                              <w:rPr>
+                                <w:noProof/>
+                              </w:rPr>
+                              <w:t>6</w:t>
+                            </w:r>
+                            <w:r>
+                              <w:fldChar w:fldCharType="end"/>
+                            </w:r>
+                            <w:r>
+                              <w:rPr>
+                                <w:rFonts w:eastAsiaTheme="minorEastAsia" w:hint="eastAsia"/>
+                                <w:lang w:eastAsia="zh-CN"/>
+                              </w:rPr>
+                              <w:t xml:space="preserve"> Example of hot spot traffic</w:t>
+                            </w:r>
+                          </w:p>
+                        </w:txbxContent>
+                      </wps:txbx>
+                      <wps:bodyPr rot="0" spcFirstLastPara="0" vertOverflow="overflow" horzOverflow="overflow" vert="horz" wrap="square" lIns="0" tIns="0" rIns="0" bIns="0" numCol="1" spcCol="0" rtlCol="0" fromWordArt="0" anchor="t" anchorCtr="0" forceAA="0" compatLnSpc="1">
+                        <a:prstTxWarp prst="textNoShape">
+                          <a:avLst/>
+                        </a:prstTxWarp>
+                        <a:spAutoFit/>
+                      </wps:bodyPr>
+                    </wps:wsp>
+                  </a:graphicData>
+                </a:graphic>
+              </wp:anchor>
+            </w:drawing>
+          </mc:Choice>
+          <mc:Fallback>
+            <w:pict>
+              <v:shape w14:anchorId="56EDE797" id="_x0000_s1032" type="#_x0000_t202" style="position:absolute;left:0;text-align:left;margin-left:57.8pt;margin-top:154.15pt;width:414.75pt;height:.05pt;z-index:251677184;visibility:visible;mso-wrap-style:square;mso-wrap-distance-left:9pt;mso-wrap-distance-top:0;mso-wrap-distance-right:9pt;mso-wrap-distance-bottom:0;mso-position-horizontal:absolute;mso-position-horizontal-relative:text;mso-position-vertical:absolute;mso-position-vertical-relative:text;v-text-anchor:top" o:gfxdata="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" stroked="f">
+                <v:textbox style="mso-fit-shape-to-text:t" inset="0,0,0,0">
+                  <w:txbxContent>
+                    <w:p>
+                      <w:pPr>
+                        <w:pStyle w:val="Caption"/>
+                        <w:rPr>
+                          <w:rFonts w:eastAsiaTheme="minorEastAsia" w:hint="eastAsia"/>
+                          <w:noProof/>
+                          <w:sz w:val="30"/>
+                          <w:szCs w:val="30"/>
+                          <w:lang w:eastAsia="zh-CN"/>
+                        </w:rPr>
+                      </w:pPr>
+                      <w:r>
+                        <w:t xml:space="preserve">Figure </w:t>
+                      </w:r>
+                      <w:r>
+                        <w:fldChar w:fldCharType="begin"/>
+                      </w:r>
+                      <w:r>
+                        <w:instrText xml:space="preserve"> SEQ Figure \* ARABIC </w:instrText>
+                      </w:r>
+                      <w:r>
+                        <w:fldChar w:fldCharType="separate"/>
+                      </w:r>
+                      <w:r>
+                        <w:rPr>
+                          <w:noProof/>
+                        </w:rPr>
+                        <w:t>6</w:t>
+                      </w:r>
+                      <w:r>
+                        <w:fldChar w:fldCharType="end"/>
+                      </w:r>
+                      <w:r>
+                        <w:rPr>
+                          <w:rFonts w:eastAsiaTheme="minorEastAsia" w:hint="eastAsia"/>
+                          <w:lang w:eastAsia="zh-CN"/>
+                        </w:rPr>
+                        <w:t xml:space="preserve"> Example of hot spot traffic</w:t>
+                      </w:r>
+                    </w:p>
+                  </w:txbxContent>
+                </v:textbox>
+                <w10:wrap type="topAndBottom"/>
+              </v:shape>
+            </w:pict>
+          </mc:Fallback>
+        </mc:AlternateContent>
+      </w:r>
+      <w:r>
+        <w:rPr>
+          <w:noProof/>
+          <w:lang w:eastAsia="zh-CN"/>
+        </w:rPr>
+        <w:drawing>
+          <wp:anchor distT="0" distB="0" distL="114300" distR="114300" simplePos="0" relativeHeight="251675136" behindDoc="0" locked="0" layoutInCell="1" allowOverlap="1" wp14:anchorId="1B3A10AC" wp14:editId="2189E3F5">
+            <wp:simplePos x="0" y="0"/>
+            <wp:positionH relativeFrom="margin">
+              <wp:align>center</wp:align>
+            </wp:positionH>
+            <wp:positionV relativeFrom="paragraph">
+              <wp:posOffset>3253105</wp:posOffset>
+            </wp:positionV>
+            <wp:extent cx="5267325" cy="4514850"/>
+            <wp:effectExtent l="0" t="0" r="9525" b="0"/>
+            <wp:wrapTopAndBottom/>
+            <wp:docPr id="1810658621" name="Picture 6"/>
+            <wp:cNvGraphicFramePr>
+              <a:graphicFrameLocks xmlns:a="http://schemas.openxmlformats.org/drawingml/2006/main" noChangeAspect="1"/>
+            </wp:cNvGraphicFramePr>
+            <a:graphic xmlns:a="http://schemas.openxmlformats.org/drawingml/2006/main">
+              <a:graphicData uri="http://schemas.openxmlformats.org/drawingml/2006/picture">
+                <pic:pic xmlns:pic="http://schemas.openxmlformats.org/drawingml/2006/picture">
+                  <pic:nvPicPr>
+                    <pic:cNvPr id="1810658621" name="Picture 1810658621"/>
+                    <pic:cNvPicPr/>
+                  </pic:nvPicPr>
+                  <pic:blipFill>
+                    <a:blip r:embed="rId11" cstate="print">
+                      <a:extLst>
+                        <a:ext uri="{28A0092B-C50C-407E-A947-70E740481C1C}">
+                          <a14:useLocalDpi xmlns:a14="http://schemas.microsoft.com/office/drawing/2010/main" val="0"/>
+                        </a:ext>
+                      </a:extLst>
+                    </a:blip>
+                    <a:stretch>
+                      <a:fillRect/>
+                    </a:stretch>
+                  </pic:blipFill>
+                  <pic:spPr>
+                    <a:xfrm>
+                      <a:off x="0" y="0"/>
+                      <a:ext cx="5267325" cy="4514850"/>
+                    </a:xfrm>
+                    <a:prstGeom prst="rect">
+                      <a:avLst/>
+                    </a:prstGeom>
+                  </pic:spPr>
+                </pic:pic>
+              </a:graphicData>
+            </a:graphic>
+            <wp14:sizeRelH relativeFrom="page">
+              <wp14:pctWidth>0</wp14:pctWidth>
+            </wp14:sizeRelH>
+            <wp14:sizeRelV relativeFrom="page">
+              <wp14:pctHeight>0</wp14:pctHeight>
+            </wp14:sizeRelV>
+          </wp:anchor>
+        </w:drawing>
+      </w:r>
+      <w:r>
+        <w:rPr>
+          <w:rFonts w:eastAsiaTheme="minorEastAsia"/>
+          <w:lang w:eastAsia="zh-CN"/>
+        </w:rPr>
+        <w:t xml:space="preserve">The compared algorithms are iSLIP, standard iHCF, iOCF, and iLPF. The results are shown in Figure </w:t>
+      </w:r>
+      <w:r>
+        <w:rPr>
+          <w:rFonts w:eastAsiaTheme="minorEastAsia" w:hint="eastAsia"/>
+          <w:lang w:eastAsia="zh-CN"/>
+        </w:rPr>
+        <w:t>6</w:t>
+      </w:r>
+      <w:r>
+        <w:rPr>
+          <w:rFonts w:eastAsiaTheme="minorEastAsia"/>
+          <w:lang w:eastAsia="zh-CN"/>
+        </w:rPr>
+        <w:t>.</w:t>
+      </w:r>
+      <w:r>
+        <w:rPr>
+          <w:rFonts w:eastAsiaTheme="minorEastAsia"/>
+          <w:lang w:eastAsia="zh-CN"/>
+        </w:rPr>
+        <w:t xml:space="preserve"> </w:t>
+      </w:r>
+      <w:r>
+        <w:rPr>
+          <w:rFonts w:eastAsiaTheme="minorEastAsia" w:hint="eastAsia"/>
+          <w:noProof/>
+          <w:lang w:val="en-US" w:eastAsia="zh-CN"/>
+        </w:rPr>
+        <w:drawing>
+          <wp:anchor distT="0" distB="0" distL="114300" distR="114300" simplePos="0" relativeHeight="251672064" behindDoc="0" locked="0" layoutInCell="1" allowOverlap="1" wp14:anchorId="3F5F312D" wp14:editId="1C35D9B5">
+            <wp:simplePos x="0" y="0"/>
+            <wp:positionH relativeFrom="margin">
+              <wp:posOffset>2277745</wp:posOffset>
+            </wp:positionH>
+            <wp:positionV relativeFrom="paragraph">
+              <wp:posOffset>0</wp:posOffset>
+            </wp:positionV>
+            <wp:extent cx="2124075" cy="2110105"/>
+            <wp:effectExtent l="0" t="0" r="9525" b="4445"/>
+            <wp:wrapTopAndBottom/>
+            <wp:docPr id="1566955897" name="Picture 5"/>
+            <wp:cNvGraphicFramePr>
+              <a:graphicFrameLocks xmlns:a="http://schemas.openxmlformats.org/drawingml/2006/main" noChangeAspect="1"/>
+            </wp:cNvGraphicFramePr>
+            <a:graphic xmlns:a="http://schemas.openxmlformats.org/drawingml/2006/main">
+              <a:graphicData uri="http://schemas.openxmlformats.org/drawingml/2006/picture">
+                <pic:pic xmlns:pic="http://schemas.openxmlformats.org/drawingml/2006/picture">
+                  <pic:nvPicPr>
+                    <pic:cNvPr id="1566955897" name="Picture 1566955897"/>
+                    <pic:cNvPicPr/>
+                  </pic:nvPicPr>
+                  <pic:blipFill>
+                    <a:blip r:embed="rId12" cstate="print">
+                      <a:extLst>
+                        <a:ext uri="{28A0092B-C50C-407E-A947-70E740481C1C}">
+                          <a14:useLocalDpi xmlns:a14="http://schemas.microsoft.com/office/drawing/2010/main" val="0"/>
+                        </a:ext>
+                      </a:extLst>
+                    </a:blip>
+                    <a:stretch>
+                      <a:fillRect/>
+                    </a:stretch>
+                  </pic:blipFill>
+                  <pic:spPr>
+                    <a:xfrm>
+                      <a:off x="0" y="0"/>
+                      <a:ext cx="2124075" cy="2110105"/>
+                    </a:xfrm>
+                    <a:prstGeom prst="rect">
+                      <a:avLst/>
+                    </a:prstGeom>
+                  </pic:spPr>
+                </pic:pic>
+              </a:graphicData>
+            </a:graphic>
+            <wp14:sizeRelH relativeFrom="page">
+              <wp14:pctWidth>0</wp14:pctWidth>
+            </wp14:sizeRelH>
+            <wp14:sizeRelV relativeFrom="page">
+              <wp14:pctHeight>0</wp14:pctHeight>
+            </wp14:sizeRelV>
+          </wp:anchor>
+        </w:drawing>
+      </w:r>
+    </w:p>
+    <w:p>
+      <w:pPr>
+        <w:rPr>
+          <w:rFonts w:eastAsiaTheme="minorEastAsia"/>
+          <w:lang w:val="en-US" w:eastAsia="zh-CN"/>
+        </w:rPr>
+      </w:pPr>
+      <w:r>
+        <w:rPr>
+          <w:rFonts w:eastAsiaTheme="minorEastAsia"/>
+          <w:lang w:val="en-US" w:eastAsia="zh-CN"/>
+        </w:rPr>
+        <w:lastRenderedPageBreak/>
+        <w:t>Honestly, the graph shows that all four algorithms struggle heavily at high loads. None of them can maintain low latency across the entire test.</w:t>
+      </w:r>
+    </w:p>
+    <w:p>
+      <w:pPr>
+        <w:rPr>
+          <w:rFonts w:eastAsiaTheme="minorEastAsia"/>
+          <w:lang w:val="en-US" w:eastAsia="zh-CN"/>
+        </w:rPr>
+      </w:pPr>
+      <w:r>
+        <w:rPr>
+          <w:rFonts w:eastAsiaTheme="minorEastAsia"/>
+          <w:lang w:val="en-US" w:eastAsia="zh-CN"/>
+        </w:rPr>
+        <w:t>iLPF fails very early. Its average latency spikes sharply at just a 0.5 load. iSLIP fails next. Its latency rises quickly after a 0.6 load.</w:t>
+      </w:r>
+    </w:p>
+    <w:p>
+      <w:pPr>
+        <w:rPr>
+          <w:rFonts w:eastAsiaTheme="minorEastAsia"/>
+          <w:lang w:val="en-US" w:eastAsia="zh-CN"/>
+        </w:rPr>
+      </w:pPr>
+      <w:r>
+        <w:rPr>
+          <w:rFonts w:eastAsiaTheme="minorEastAsia"/>
+          <w:lang w:val="en-US" w:eastAsia="zh-CN"/>
+        </w:rPr>
+        <w:t>iHCF and iOCF perform slightly better than the rest. They handle the congestion a bit longer. Their latencies spike later, around a 0.65 to 0.7 load. However, at very high loads (above 0.8), all algorithms suffer from extreme delays.</w:t>
+      </w:r>
+    </w:p>
+    <w:p>
+      <w:pPr>
+        <w:rPr>
+          <w:rFonts w:eastAsiaTheme="minorEastAsia"/>
+          <w:lang w:val="en-US" w:eastAsia="zh-CN"/>
+        </w:rPr>
+      </w:pPr>
+      <w:r>
+        <w:rPr>
+          <w:rFonts w:eastAsiaTheme="minorEastAsia"/>
+          <w:lang w:val="en-US" w:eastAsia="zh-CN"/>
+        </w:rPr>
+        <w:t>We believe this happens due to severe output contention combined with the single iteration limit.</w:t>
+      </w:r>
+    </w:p>
+    <w:p>
+      <w:pPr>
+        <w:rPr>
+          <w:rFonts w:eastAsiaTheme="minorEastAsia"/>
+          <w:lang w:val="en-US" w:eastAsia="zh-CN"/>
+        </w:rPr>
+      </w:pPr>
+      <w:r>
+        <w:rPr>
+          <w:rFonts w:eastAsiaTheme="minorEastAsia"/>
+          <w:lang w:val="en-US" w:eastAsia="zh-CN"/>
+        </w:rPr>
+        <w:t xml:space="preserve">The hot-spot port acts </w:t>
+      </w:r>
+      <w:proofErr w:type="gramStart"/>
+      <w:r>
+        <w:rPr>
+          <w:rFonts w:eastAsiaTheme="minorEastAsia"/>
+          <w:lang w:val="en-US" w:eastAsia="zh-CN"/>
+        </w:rPr>
+        <w:t>as</w:t>
+      </w:r>
+      <w:proofErr w:type="gramEnd"/>
+      <w:r>
+        <w:rPr>
+          <w:rFonts w:eastAsiaTheme="minorEastAsia"/>
+          <w:lang w:val="en-US" w:eastAsia="zh-CN"/>
+        </w:rPr>
+        <w:t xml:space="preserve"> a massive bottleneck. Many input ports constantly fight for this single output. Because our simulation only uses one iteration, the matching process is too weak. If an input loses the competition for the </w:t>
+      </w:r>
+      <w:proofErr w:type="gramStart"/>
+      <w:r>
+        <w:rPr>
+          <w:rFonts w:eastAsiaTheme="minorEastAsia"/>
+          <w:lang w:val="en-US" w:eastAsia="zh-CN"/>
+        </w:rPr>
+        <w:t>hot-spot</w:t>
+      </w:r>
+      <w:proofErr w:type="gramEnd"/>
+      <w:r>
+        <w:rPr>
+          <w:rFonts w:eastAsiaTheme="minorEastAsia"/>
+          <w:lang w:val="en-US" w:eastAsia="zh-CN"/>
+        </w:rPr>
+        <w:t xml:space="preserve">, it has no time to match with a different, free output port. It simply wastes </w:t>
+      </w:r>
+      <w:proofErr w:type="gramStart"/>
+      <w:r>
+        <w:rPr>
+          <w:rFonts w:eastAsiaTheme="minorEastAsia"/>
+          <w:lang w:val="en-US" w:eastAsia="zh-CN"/>
+        </w:rPr>
+        <w:t>the time slot</w:t>
+      </w:r>
+      <w:proofErr w:type="gramEnd"/>
+      <w:r>
+        <w:rPr>
+          <w:rFonts w:eastAsiaTheme="minorEastAsia"/>
+          <w:lang w:val="en-US" w:eastAsia="zh-CN"/>
+        </w:rPr>
+        <w:t>.</w:t>
+      </w:r>
+    </w:p>
+    <w:p>
+      <w:pPr>
+        <w:rPr>
+          <w:rFonts w:eastAsiaTheme="minorEastAsia"/>
+          <w:lang w:val="en-US" w:eastAsia="zh-CN"/>
+        </w:rPr>
+      </w:pPr>
+      <w:r>
+        <w:rPr>
+          <w:rFonts w:eastAsiaTheme="minorEastAsia"/>
+          <w:lang w:val="en-US" w:eastAsia="zh-CN"/>
+        </w:rPr>
+        <w:t xml:space="preserve">iHCF and iOCF </w:t>
+      </w:r>
+      <w:proofErr w:type="gramStart"/>
+      <w:r>
+        <w:rPr>
+          <w:rFonts w:eastAsiaTheme="minorEastAsia"/>
+          <w:lang w:val="en-US" w:eastAsia="zh-CN"/>
+        </w:rPr>
+        <w:t>delay</w:t>
+      </w:r>
+      <w:proofErr w:type="gramEnd"/>
+      <w:r>
+        <w:rPr>
+          <w:rFonts w:eastAsiaTheme="minorEastAsia"/>
+          <w:lang w:val="en-US" w:eastAsia="zh-CN"/>
+        </w:rPr>
+        <w:t xml:space="preserve"> the crash slightly. Their weight-based logic forces the switch to serve the oldest blocked queues fairly. However, the sheer volume of traffic targeting one single port eventually overwhelms the entire system. To fully resolve this severe bottleneck and avoid wasting slots, the scheduler would strictly require multiple iterations.</w:t>
+      </w:r>
+    </w:p>
+    <w:p>
+      <w:pPr>
+        <w:rPr>
+          <w:rFonts w:eastAsiaTheme="minorEastAsia"/>
           <w:lang w:eastAsia="zh-CN"/>
         </w:rPr>
       </w:pPr>
@@ -831,15 +5395,103 @@
     <w:p>
       <w:pPr>
         <w:pStyle w:val="Title"/>
+        <w:rPr>
+          <w:rFonts w:eastAsiaTheme="minorEastAsia"/>
+          <w:lang w:eastAsia="zh-CN"/>
+        </w:rPr>
       </w:pPr>
       <w:r>
         <w:t>Conclusion</w:t>
       </w:r>
     </w:p>
+    <w:p>
+      <w:pPr>
+        <w:rPr>
+          <w:rFonts w:eastAsiaTheme="minorEastAsia"/>
+          <w:lang w:val="en-US" w:eastAsia="zh-CN"/>
+        </w:rPr>
+      </w:pPr>
+      <w:r>
+        <w:rPr>
+          <w:rFonts w:eastAsiaTheme="minorEastAsia"/>
+          <w:lang w:val="en-US" w:eastAsia="zh-CN"/>
+        </w:rPr>
+        <w:t>In this report, we evaluated the iHCF scheduling algorithm. We compared its performance against iSLIP, iOCF, and iLPF across various traffic models.</w:t>
+      </w:r>
+    </w:p>
+    <w:p>
+      <w:pPr>
+        <w:rPr>
+          <w:rFonts w:eastAsiaTheme="minorEastAsia"/>
+          <w:lang w:val="en-US" w:eastAsia="zh-CN"/>
+        </w:rPr>
+      </w:pPr>
+      <w:r>
+        <w:rPr>
+          <w:rFonts w:eastAsiaTheme="minorEastAsia"/>
+          <w:lang w:val="en-US" w:eastAsia="zh-CN"/>
+        </w:rPr>
+        <w:t xml:space="preserve">Our simulations confirm the core strengths of iHCF. It successfully combines the hardware simplicity of iSLIP with the smart weight-awareness of algorithms like iOCF. </w:t>
+      </w:r>
+    </w:p>
+    <w:p>
+      <w:pPr>
+        <w:rPr>
+          <w:rFonts w:eastAsiaTheme="minorEastAsia"/>
+          <w:lang w:val="en-US" w:eastAsia="zh-CN"/>
+        </w:rPr>
+      </w:pPr>
+      <w:r>
+        <w:rPr>
+          <w:rFonts w:eastAsiaTheme="minorEastAsia"/>
+          <w:lang w:val="en-US" w:eastAsia="zh-CN"/>
+        </w:rPr>
+        <w:lastRenderedPageBreak/>
+        <w:t xml:space="preserve">Under uniform traffic, the standard iHCF performs perfectly. By using a small maximum counter limit, it forces frequent ties. It then uses round-robin pointers to break these ties. This entirely avoids the pointer synchronization that destroys pure weight-based algorithms. As a result, iHCF achieves 100% throughput and maintains low latency, perfectly matching iSLIP. </w:t>
+      </w:r>
+    </w:p>
+    <w:p>
+      <w:pPr>
+        <w:rPr>
+          <w:rFonts w:eastAsiaTheme="minorEastAsia"/>
+          <w:lang w:val="en-US" w:eastAsia="zh-CN"/>
+        </w:rPr>
+      </w:pPr>
+      <w:r>
+        <w:rPr>
+          <w:rFonts w:eastAsiaTheme="minorEastAsia"/>
+          <w:lang w:val="en-US" w:eastAsia="zh-CN"/>
+        </w:rPr>
+        <w:t xml:space="preserve">Under non-uniform and hot-spot traffic, iHCF shows its advantage over iSLIP. It uses simple saturating counters to approximate waiting times. This allows the algorithm to detect and prioritize heavily congested queues. Because of this, it adapts to unbalanced loads much better than weight-blind algorithms. </w:t>
+      </w:r>
+    </w:p>
+    <w:p>
+      <w:pPr>
+        <w:rPr>
+          <w:rFonts w:eastAsiaTheme="minorEastAsia"/>
+          <w:lang w:val="en-US" w:eastAsia="zh-CN"/>
+        </w:rPr>
+      </w:pPr>
+      <w:r>
+        <w:rPr>
+          <w:rFonts w:eastAsiaTheme="minorEastAsia"/>
+          <w:lang w:val="en-US" w:eastAsia="zh-CN"/>
+        </w:rPr>
+        <w:t>Although running only a single iteration limits the maximum performance under severe hot-spot bottlenecks, iHCF remains highly effective overall. It provides a practical, efficient, and hardware-friendly solution for modern high-speed switches.</w:t>
+      </w:r>
+    </w:p>
+    <w:p>
+      <w:pPr>
+        <w:rPr>
+          <w:rFonts w:eastAsiaTheme="minorEastAsia" w:hint="eastAsia"/>
+          <w:lang w:val="en-US" w:eastAsia="zh-CN"/>
+        </w:rPr>
+      </w:pPr>
+    </w:p>
     <w:sectPr>
-      <w:headerReference w:type="default" r:id="rId6"/>
-      <w:footerReference w:type="default" r:id="rId7"/>
-      <w:headerReference w:type="first" r:id="rId8"/>
+      <w:headerReference w:type="default" r:id="rId13"/>
+      <w:footerReference w:type="default" r:id="rId14"/>
+      <w:headerReference w:type="first" r:id="rId15"/>
       <w:pgSz w:w="11906" w:h="16838" w:code="9"/>
       <w:pgMar w:top="2552" w:right="567" w:bottom="1418" w:left="567" w:header="709" w:footer="709" w:gutter="0"/>
       <w:cols w:space="708"/>
@@ -984,7 +5636,7 @@
               <v:stroke joinstyle="miter"/>
               <v:path gradientshapeok="t" o:connecttype="rect"/>
             </v:shapetype>
-            <v:shape id="_x0000_s1028" type="#_x0000_t202" style="position:absolute;margin-left:513.25pt;margin-top:785.3pt;width:18.65pt;height:24.45pt;z-index:251658240;visibility:visible;mso-wrap-style:square;mso-width-percent:0;mso-height-percent:0;mso-wrap-distance-left:9pt;mso-wrap-distance-top:0;mso-wrap-distance-right:9pt;mso-wrap-distance-bottom:0;mso-position-horizontal:absolute;mso-position-horizontal-relative:page;mso-position-vertical:absolute;mso-position-vertical-relative:page;mso-width-percent:0;mso-height-percent:0;mso-width-relative:page;mso-height-relative:page;v-text-anchor:top" o:gfxdata="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" filled="f" stroked="f">
+            <v:shape id="_x0000_s1034" type="#_x0000_t202" style="position:absolute;margin-left:513.25pt;margin-top:785.3pt;width:18.65pt;height:24.45pt;z-index:251658240;visibility:visible;mso-wrap-style:square;mso-width-percent:0;mso-height-percent:0;mso-wrap-distance-left:9pt;mso-wrap-distance-top:0;mso-wrap-distance-right:9pt;mso-wrap-distance-bottom:0;mso-position-horizontal:absolute;mso-position-horizontal-relative:page;mso-position-vertical:absolute;mso-position-vertical-relative:page;mso-width-percent:0;mso-height-percent:0;mso-width-relative:page;mso-height-relative:page;v-text-anchor:top" o:gfxdata="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" filled="f" stroked="f">
               <v:textbox inset="0,0,0,0">
                 <w:txbxContent>
                   <w:p>
@@ -1149,7 +5801,7 @@
                                   <w:rPr>
                                     <w:noProof/>
                                   </w:rPr>
-                                  <w:t>HCF Algorithm Reproduction &amp; Simulation</w:t>
+                                  <w:t>HCF Algorithm Simulation and Performance Comparison</w:t>
                                 </w:r>
                                 <w:r>
                                   <w:fldChar w:fldCharType="end"/>
@@ -1186,7 +5838,7 @@
               <v:stroke joinstyle="miter"/>
               <v:path gradientshapeok="t" o:connecttype="rect"/>
             </v:shapetype>
-            <v:shape id="Text Box 2" o:spid="_x0000_s1027" type="#_x0000_t202" style="position:absolute;margin-left:40.75pt;margin-top:42.55pt;width:491.1pt;height:24.45pt;z-index:251657216;visibility:visible;mso-wrap-style:square;mso-width-percent:0;mso-height-percent:0;mso-wrap-distance-left:9pt;mso-wrap-distance-top:0;mso-wrap-distance-right:9pt;mso-wrap-distance-bottom:0;mso-position-horizontal:absolute;mso-position-horizontal-relative:page;mso-position-vertical:absolute;mso-position-vertical-relative:page;mso-width-percent:0;mso-height-percent:0;mso-width-relative:page;mso-height-relative:page;v-text-anchor:top" o:gfxdata="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" filled="f" stroked="f">
+            <v:shape id="Text Box 2" o:spid="_x0000_s1033" type="#_x0000_t202" style="position:absolute;margin-left:40.75pt;margin-top:42.55pt;width:491.1pt;height:24.45pt;z-index:251657216;visibility:visible;mso-wrap-style:square;mso-width-percent:0;mso-height-percent:0;mso-wrap-distance-left:9pt;mso-wrap-distance-top:0;mso-wrap-distance-right:9pt;mso-wrap-distance-bottom:0;mso-position-horizontal:absolute;mso-position-horizontal-relative:page;mso-position-vertical:absolute;mso-position-vertical-relative:page;mso-width-percent:0;mso-height-percent:0;mso-width-relative:page;mso-height-relative:page;v-text-anchor:top" o:gfxdata="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" filled="f" stroked="f">
               <v:textbox inset="0,0,0,0">
                 <w:txbxContent>
                   <w:tbl>
@@ -1227,7 +5879,7 @@
                             <w:rPr>
                               <w:noProof/>
                             </w:rPr>
-                            <w:t>HCF Algorithm Reproduction &amp; Simulation</w:t>
+                            <w:t>HCF Algorithm Simulation and Performance Comparison</w:t>
                           </w:r>
                           <w:r>
                             <w:fldChar w:fldCharType="end"/>
@@ -1402,7 +6054,7 @@
               <v:stroke joinstyle="miter"/>
               <v:path gradientshapeok="t" o:connecttype="rect"/>
             </v:shapetype>
-            <v:shape id="Text Box 1" o:spid="_x0000_s1029" type="#_x0000_t202" style="position:absolute;margin-left:384.95pt;margin-top:121.9pt;width:187.9pt;height:66.75pt;z-index:251656192;visibility:visible;mso-wrap-style:square;mso-width-percent:0;mso-height-percent:0;mso-wrap-distance-left:9pt;mso-wrap-distance-top:0;mso-wrap-distance-right:9pt;mso-wrap-distance-bottom:0;mso-position-horizontal:absolute;mso-position-horizontal-relative:page;mso-position-vertical:absolute;mso-position-vertical-relative:page;mso-width-percent:0;mso-height-percent:0;mso-width-relative:page;mso-height-relative:page;v-text-anchor:top" o:gfxdata="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" filled="f" stroked="f">
+            <v:shape id="_x0000_s1035" type="#_x0000_t202" style="position:absolute;margin-left:384.95pt;margin-top:121.9pt;width:187.9pt;height:66.75pt;z-index:251656192;visibility:visible;mso-wrap-style:square;mso-width-percent:0;mso-height-percent:0;mso-wrap-distance-left:9pt;mso-wrap-distance-top:0;mso-wrap-distance-right:9pt;mso-wrap-distance-bottom:0;mso-position-horizontal:absolute;mso-position-horizontal-relative:page;mso-position-vertical:absolute;mso-position-vertical-relative:page;mso-width-percent:0;mso-height-percent:0;mso-width-relative:page;mso-height-relative:page;v-text-anchor:top" o:gfxdata="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" filled="f" stroked="f">
               <v:textbox inset="0,0,0,0">
                 <w:txbxContent>
                   <w:p>
@@ -1549,6 +6201,692 @@
     </w:r>
   </w:p>
 </w:hdr>
+</file>
+
+<file path=word/numbering.xml><?xml version="1.0" encoding="utf-8"?>
+<w:numbering xmlns:wpc="http://schemas.microsoft.com/office/word/2010/wordprocessingCanvas" xmlns:cx="http://schemas.microsoft.com/office/drawing/2014/chartex" xmlns:cx1="http://schemas.microsoft.com/office/drawing/2015/9/8/chartex" xmlns:cx2="http://schemas.microsoft.com/office/drawing/2015/10/21/chartex" xmlns:cx3="http://schemas.microsoft.com/office/drawing/2016/5/9/chartex" xmlns:cx4="http://schemas.microsoft.com/office/drawing/2016/5/10/chartex" xmlns:cx5="http://schemas.microsoft.com/office/drawing/2016/5/11/chartex" xmlns:cx6="http://schemas.microsoft.com/office/drawing/2016/5/12/chartex" xmlns:cx7="http://schemas.microsoft.com/office/drawing/2016/5/13/chartex" xmlns:cx8="http://schemas.microsoft.com/office/drawing/2016/5/14/chartex" xmlns:mc="http://schemas.openxmlformats.org/markup-compatibility/2006" xmlns:aink="http://schemas.microsoft.com/office/drawing/2016/ink" xmlns:am3d="http://schemas.microsoft.com/office/drawing/2017/model3d" xmlns:o="urn:schemas-microsoft-com:office:office" xmlns:oel="http://schemas.microsoft.com/office/2019/extlst" xmlns:r="http://schemas.openxmlformats.org/officeDocument/2006/relationships" xmlns:m="http://schemas.openxmlformats.org/officeDocument/2006/math" xmlns:v="urn:schemas-microsoft-com:vml" xmlns:wp14="http://schemas.microsoft.com/office/word/2010/wordprocessingDrawing" xmlns:wp="http://schemas.openxmlformats.org/drawingml/2006/wordprocessingDrawing" xmlns:w10="urn:schemas-microsoft-com:office:word" xmlns:w="http://schemas.openxmlformats.org/wordprocessingml/2006/main" xmlns:w14="http://schemas.microsoft.com/office/word/2010/wordml" xmlns:w15="http://schemas.microsoft.com/office/word/2012/wordml" xmlns:w16cex="http://schemas.microsoft.com/office/word/2018/wordml/cex" xmlns:w16cid="http://schemas.microsoft.com/office/word/2016/wordml/cid" xmlns:w16="http://schemas.microsoft.com/office/word/2018/wordml" xmlns:w16du="http://schemas.microsoft.com/office/word/2023/wordml/word16du" xmlns:w16sdtdh="http://schemas.microsoft.com/office/word/2020/wordml/sdtdatahash" xmlns:w16sdtfl="http://schemas.microsoft.com/office/word/2024/wordml/sdtformatlock" xmlns:w16se="http://schemas.microsoft.com/office/word/2015/wordml/symex" xmlns:wpg="http://schemas.microsoft.com/office/word/2010/wordprocessingGroup" xmlns:wpi="http://schemas.microsoft.com/office/word/2010/wordprocessingInk" xmlns:wne="http://schemas.microsoft.com/office/word/2006/wordml" xmlns:wps="http://schemas.microsoft.com/office/word/2010/wordprocessingShape" mc:Ignorable="w14 w15 w16se w16cid w16 w16cex w16sdtdh w16sdtfl w16du wp14">
+  <w:abstractNum w:abstractNumId="0" w15:restartNumberingAfterBreak="0">
+    <w:nsid w:val="13170B5E"/>
+    <w:multiLevelType w:val="multilevel"/>
+    <w:tmpl w:val="99E0B62E"/>
+    <w:lvl w:ilvl="0">
+      <w:start w:val="1"/>
+      <w:numFmt w:val="bullet"/>
+      <w:lvlText w:val=""/>
+      <w:lvlJc w:val="left"/>
+      <w:pPr>
+        <w:tabs>
+          <w:tab w:val="num" w:pos="720"/>
+        </w:tabs>
+        <w:ind w:left="720" w:hanging="360"/>
+      </w:pPr>
+      <w:rPr>
+        <w:rFonts w:ascii="Symbol" w:hAnsi="Symbol" w:hint="default"/>
+        <w:sz w:val="20"/>
+      </w:rPr>
+    </w:lvl>
+    <w:lvl w:ilvl="1" w:tentative="1">
+      <w:start w:val="1"/>
+      <w:numFmt w:val="bullet"/>
+      <w:lvlText w:val="o"/>
+      <w:lvlJc w:val="left"/>
+      <w:pPr>
+        <w:tabs>
+          <w:tab w:val="num" w:pos="1440"/>
+        </w:tabs>
+        <w:ind w:left="1440" w:hanging="360"/>
+      </w:pPr>
+      <w:rPr>
+        <w:rFonts w:ascii="Courier New" w:hAnsi="Courier New" w:hint="default"/>
+        <w:sz w:val="20"/>
+      </w:rPr>
+    </w:lvl>
+    <w:lvl w:ilvl="2" w:tentative="1">
+      <w:start w:val="1"/>
+      <w:numFmt w:val="bullet"/>
+      <w:lvlText w:val=""/>
+      <w:lvlJc w:val="left"/>
+      <w:pPr>
+        <w:tabs>
+          <w:tab w:val="num" w:pos="2160"/>
+        </w:tabs>
+        <w:ind w:left="2160" w:hanging="360"/>
+      </w:pPr>
+      <w:rPr>
+        <w:rFonts w:ascii="Wingdings" w:hAnsi="Wingdings" w:hint="default"/>
+        <w:sz w:val="20"/>
+      </w:rPr>
+    </w:lvl>
+    <w:lvl w:ilvl="3" w:tentative="1">
+      <w:start w:val="1"/>
+      <w:numFmt w:val="bullet"/>
+      <w:lvlText w:val=""/>
+      <w:lvlJc w:val="left"/>
+      <w:pPr>
+        <w:tabs>
+          <w:tab w:val="num" w:pos="2880"/>
+        </w:tabs>
+        <w:ind w:left="2880" w:hanging="360"/>
+      </w:pPr>
+      <w:rPr>
+        <w:rFonts w:ascii="Wingdings" w:hAnsi="Wingdings" w:hint="default"/>
+        <w:sz w:val="20"/>
+      </w:rPr>
+    </w:lvl>
+    <w:lvl w:ilvl="4" w:tentative="1">
+      <w:start w:val="1"/>
+      <w:numFmt w:val="bullet"/>
+      <w:lvlText w:val=""/>
+      <w:lvlJc w:val="left"/>
+      <w:pPr>
+        <w:tabs>
+          <w:tab w:val="num" w:pos="3600"/>
+        </w:tabs>
+        <w:ind w:left="3600" w:hanging="360"/>
+      </w:pPr>
+      <w:rPr>
+        <w:rFonts w:ascii="Wingdings" w:hAnsi="Wingdings" w:hint="default"/>
+        <w:sz w:val="20"/>
+      </w:rPr>
+    </w:lvl>
+    <w:lvl w:ilvl="5" w:tentative="1">
+      <w:start w:val="1"/>
+      <w:numFmt w:val="bullet"/>
+      <w:lvlText w:val=""/>
+      <w:lvlJc w:val="left"/>
+      <w:pPr>
+        <w:tabs>
+          <w:tab w:val="num" w:pos="4320"/>
+        </w:tabs>
+        <w:ind w:left="4320" w:hanging="360"/>
+      </w:pPr>
+      <w:rPr>
+        <w:rFonts w:ascii="Wingdings" w:hAnsi="Wingdings" w:hint="default"/>
+        <w:sz w:val="20"/>
+      </w:rPr>
+    </w:lvl>
+    <w:lvl w:ilvl="6" w:tentative="1">
+      <w:start w:val="1"/>
+      <w:numFmt w:val="bullet"/>
+      <w:lvlText w:val=""/>
+      <w:lvlJc w:val="left"/>
+      <w:pPr>
+        <w:tabs>
+          <w:tab w:val="num" w:pos="5040"/>
+        </w:tabs>
+        <w:ind w:left="5040" w:hanging="360"/>
+      </w:pPr>
+      <w:rPr>
+        <w:rFonts w:ascii="Wingdings" w:hAnsi="Wingdings" w:hint="default"/>
+        <w:sz w:val="20"/>
+      </w:rPr>
+    </w:lvl>
+    <w:lvl w:ilvl="7" w:tentative="1">
+      <w:start w:val="1"/>
+      <w:numFmt w:val="bullet"/>
+      <w:lvlText w:val=""/>
+      <w:lvlJc w:val="left"/>
+      <w:pPr>
+        <w:tabs>
+          <w:tab w:val="num" w:pos="5760"/>
+        </w:tabs>
+        <w:ind w:left="5760" w:hanging="360"/>
+      </w:pPr>
+      <w:rPr>
+        <w:rFonts w:ascii="Wingdings" w:hAnsi="Wingdings" w:hint="default"/>
+        <w:sz w:val="20"/>
+      </w:rPr>
+    </w:lvl>
+    <w:lvl w:ilvl="8" w:tentative="1">
+      <w:start w:val="1"/>
+      <w:numFmt w:val="bullet"/>
+      <w:lvlText w:val=""/>
+      <w:lvlJc w:val="left"/>
+      <w:pPr>
+        <w:tabs>
+          <w:tab w:val="num" w:pos="6480"/>
+        </w:tabs>
+        <w:ind w:left="6480" w:hanging="360"/>
+      </w:pPr>
+      <w:rPr>
+        <w:rFonts w:ascii="Wingdings" w:hAnsi="Wingdings" w:hint="default"/>
+        <w:sz w:val="20"/>
+      </w:rPr>
+    </w:lvl>
+  </w:abstractNum>
+  <w:abstractNum w:abstractNumId="1" w15:restartNumberingAfterBreak="0">
+    <w:nsid w:val="1BA7047F"/>
+    <w:multiLevelType w:val="hybridMultilevel"/>
+    <w:tmpl w:val="49C47316"/>
+    <w:lvl w:ilvl="0" w:tplc="0409000F">
+      <w:start w:val="1"/>
+      <w:numFmt w:val="decimal"/>
+      <w:lvlText w:val="%1."/>
+      <w:lvlJc w:val="left"/>
+      <w:pPr>
+        <w:ind w:left="720" w:hanging="360"/>
+      </w:pPr>
+    </w:lvl>
+    <w:lvl w:ilvl="1" w:tplc="04090019" w:tentative="1">
+      <w:start w:val="1"/>
+      <w:numFmt w:val="lowerLetter"/>
+      <w:lvlText w:val="%2."/>
+      <w:lvlJc w:val="left"/>
+      <w:pPr>
+        <w:ind w:left="1440" w:hanging="360"/>
+      </w:pPr>
+    </w:lvl>
+    <w:lvl w:ilvl="2" w:tplc="0409001B" w:tentative="1">
+      <w:start w:val="1"/>
+      <w:numFmt w:val="lowerRoman"/>
+      <w:lvlText w:val="%3."/>
+      <w:lvlJc w:val="right"/>
+      <w:pPr>
+        <w:ind w:left="2160" w:hanging="180"/>
+      </w:pPr>
+    </w:lvl>
+    <w:lvl w:ilvl="3" w:tplc="0409000F" w:tentative="1">
+      <w:start w:val="1"/>
+      <w:numFmt w:val="decimal"/>
+      <w:lvlText w:val="%4."/>
+      <w:lvlJc w:val="left"/>
+      <w:pPr>
+        <w:ind w:left="2880" w:hanging="360"/>
+      </w:pPr>
+    </w:lvl>
+    <w:lvl w:ilvl="4" w:tplc="04090019" w:tentative="1">
+      <w:start w:val="1"/>
+      <w:numFmt w:val="lowerLetter"/>
+      <w:lvlText w:val="%5."/>
+      <w:lvlJc w:val="left"/>
+      <w:pPr>
+        <w:ind w:left="3600" w:hanging="360"/>
+      </w:pPr>
+    </w:lvl>
+    <w:lvl w:ilvl="5" w:tplc="0409001B" w:tentative="1">
+      <w:start w:val="1"/>
+      <w:numFmt w:val="lowerRoman"/>
+      <w:lvlText w:val="%6."/>
+      <w:lvlJc w:val="right"/>
+      <w:pPr>
+        <w:ind w:left="4320" w:hanging="180"/>
+      </w:pPr>
+    </w:lvl>
+    <w:lvl w:ilvl="6" w:tplc="0409000F" w:tentative="1">
+      <w:start w:val="1"/>
+      <w:numFmt w:val="decimal"/>
+      <w:lvlText w:val="%7."/>
+      <w:lvlJc w:val="left"/>
+      <w:pPr>
+        <w:ind w:left="5040" w:hanging="360"/>
+      </w:pPr>
+    </w:lvl>
+    <w:lvl w:ilvl="7" w:tplc="04090019" w:tentative="1">
+      <w:start w:val="1"/>
+      <w:numFmt w:val="lowerLetter"/>
+      <w:lvlText w:val="%8."/>
+      <w:lvlJc w:val="left"/>
+      <w:pPr>
+        <w:ind w:left="5760" w:hanging="360"/>
+      </w:pPr>
+    </w:lvl>
+    <w:lvl w:ilvl="8" w:tplc="0409001B" w:tentative="1">
+      <w:start w:val="1"/>
+      <w:numFmt w:val="lowerRoman"/>
+      <w:lvlText w:val="%9."/>
+      <w:lvlJc w:val="right"/>
+      <w:pPr>
+        <w:ind w:left="6480" w:hanging="180"/>
+      </w:pPr>
+    </w:lvl>
+  </w:abstractNum>
+  <w:abstractNum w:abstractNumId="2" w15:restartNumberingAfterBreak="0">
+    <w:nsid w:val="2AC92359"/>
+    <w:multiLevelType w:val="hybridMultilevel"/>
+    <w:tmpl w:val="9E20C420"/>
+    <w:lvl w:ilvl="0" w:tplc="04090001">
+      <w:start w:val="1"/>
+      <w:numFmt w:val="bullet"/>
+      <w:lvlText w:val=""/>
+      <w:lvlJc w:val="left"/>
+      <w:pPr>
+        <w:ind w:left="1400" w:hanging="360"/>
+      </w:pPr>
+      <w:rPr>
+        <w:rFonts w:ascii="Symbol" w:hAnsi="Symbol" w:hint="default"/>
+      </w:rPr>
+    </w:lvl>
+    <w:lvl w:ilvl="1" w:tplc="04090003" w:tentative="1">
+      <w:start w:val="1"/>
+      <w:numFmt w:val="bullet"/>
+      <w:lvlText w:val="o"/>
+      <w:lvlJc w:val="left"/>
+      <w:pPr>
+        <w:ind w:left="2120" w:hanging="360"/>
+      </w:pPr>
+      <w:rPr>
+        <w:rFonts w:ascii="Courier New" w:hAnsi="Courier New" w:cs="Courier New" w:hint="default"/>
+      </w:rPr>
+    </w:lvl>
+    <w:lvl w:ilvl="2" w:tplc="04090005" w:tentative="1">
+      <w:start w:val="1"/>
+      <w:numFmt w:val="bullet"/>
+      <w:lvlText w:val=""/>
+      <w:lvlJc w:val="left"/>
+      <w:pPr>
+        <w:ind w:left="2840" w:hanging="360"/>
+      </w:pPr>
+      <w:rPr>
+        <w:rFonts w:ascii="Wingdings" w:hAnsi="Wingdings" w:hint="default"/>
+      </w:rPr>
+    </w:lvl>
+    <w:lvl w:ilvl="3" w:tplc="04090001" w:tentative="1">
+      <w:start w:val="1"/>
+      <w:numFmt w:val="bullet"/>
+      <w:lvlText w:val=""/>
+      <w:lvlJc w:val="left"/>
+      <w:pPr>
+        <w:ind w:left="3560" w:hanging="360"/>
+      </w:pPr>
+      <w:rPr>
+        <w:rFonts w:ascii="Symbol" w:hAnsi="Symbol" w:hint="default"/>
+      </w:rPr>
+    </w:lvl>
+    <w:lvl w:ilvl="4" w:tplc="04090003" w:tentative="1">
+      <w:start w:val="1"/>
+      <w:numFmt w:val="bullet"/>
+      <w:lvlText w:val="o"/>
+      <w:lvlJc w:val="left"/>
+      <w:pPr>
+        <w:ind w:left="4280" w:hanging="360"/>
+      </w:pPr>
+      <w:rPr>
+        <w:rFonts w:ascii="Courier New" w:hAnsi="Courier New" w:cs="Courier New" w:hint="default"/>
+      </w:rPr>
+    </w:lvl>
+    <w:lvl w:ilvl="5" w:tplc="04090005" w:tentative="1">
+      <w:start w:val="1"/>
+      <w:numFmt w:val="bullet"/>
+      <w:lvlText w:val=""/>
+      <w:lvlJc w:val="left"/>
+      <w:pPr>
+        <w:ind w:left="5000" w:hanging="360"/>
+      </w:pPr>
+      <w:rPr>
+        <w:rFonts w:ascii="Wingdings" w:hAnsi="Wingdings" w:hint="default"/>
+      </w:rPr>
+    </w:lvl>
+    <w:lvl w:ilvl="6" w:tplc="04090001" w:tentative="1">
+      <w:start w:val="1"/>
+      <w:numFmt w:val="bullet"/>
+      <w:lvlText w:val=""/>
+      <w:lvlJc w:val="left"/>
+      <w:pPr>
+        <w:ind w:left="5720" w:hanging="360"/>
+      </w:pPr>
+      <w:rPr>
+        <w:rFonts w:ascii="Symbol" w:hAnsi="Symbol" w:hint="default"/>
+      </w:rPr>
+    </w:lvl>
+    <w:lvl w:ilvl="7" w:tplc="04090003" w:tentative="1">
+      <w:start w:val="1"/>
+      <w:numFmt w:val="bullet"/>
+      <w:lvlText w:val="o"/>
+      <w:lvlJc w:val="left"/>
+      <w:pPr>
+        <w:ind w:left="6440" w:hanging="360"/>
+      </w:pPr>
+      <w:rPr>
+        <w:rFonts w:ascii="Courier New" w:hAnsi="Courier New" w:cs="Courier New" w:hint="default"/>
+      </w:rPr>
+    </w:lvl>
+    <w:lvl w:ilvl="8" w:tplc="04090005" w:tentative="1">
+      <w:start w:val="1"/>
+      <w:numFmt w:val="bullet"/>
+      <w:lvlText w:val=""/>
+      <w:lvlJc w:val="left"/>
+      <w:pPr>
+        <w:ind w:left="7160" w:hanging="360"/>
+      </w:pPr>
+      <w:rPr>
+        <w:rFonts w:ascii="Wingdings" w:hAnsi="Wingdings" w:hint="default"/>
+      </w:rPr>
+    </w:lvl>
+  </w:abstractNum>
+  <w:abstractNum w:abstractNumId="3" w15:restartNumberingAfterBreak="0">
+    <w:nsid w:val="3E3D5AC6"/>
+    <w:multiLevelType w:val="hybridMultilevel"/>
+    <w:tmpl w:val="6114A06A"/>
+    <w:lvl w:ilvl="0" w:tplc="72FED448">
+      <w:start w:val="1"/>
+      <w:numFmt w:val="decimal"/>
+      <w:lvlText w:val="%1."/>
+      <w:lvlJc w:val="left"/>
+      <w:pPr>
+        <w:ind w:left="720" w:hanging="360"/>
+      </w:pPr>
+      <w:rPr>
+        <w:rFonts w:eastAsia="Arial" w:hint="default"/>
+      </w:rPr>
+    </w:lvl>
+    <w:lvl w:ilvl="1" w:tplc="04090019" w:tentative="1">
+      <w:start w:val="1"/>
+      <w:numFmt w:val="lowerLetter"/>
+      <w:lvlText w:val="%2."/>
+      <w:lvlJc w:val="left"/>
+      <w:pPr>
+        <w:ind w:left="1440" w:hanging="360"/>
+      </w:pPr>
+    </w:lvl>
+    <w:lvl w:ilvl="2" w:tplc="0409001B" w:tentative="1">
+      <w:start w:val="1"/>
+      <w:numFmt w:val="lowerRoman"/>
+      <w:lvlText w:val="%3."/>
+      <w:lvlJc w:val="right"/>
+      <w:pPr>
+        <w:ind w:left="2160" w:hanging="180"/>
+      </w:pPr>
+    </w:lvl>
+    <w:lvl w:ilvl="3" w:tplc="0409000F" w:tentative="1">
+      <w:start w:val="1"/>
+      <w:numFmt w:val="decimal"/>
+      <w:lvlText w:val="%4."/>
+      <w:lvlJc w:val="left"/>
+      <w:pPr>
+        <w:ind w:left="2880" w:hanging="360"/>
+      </w:pPr>
+    </w:lvl>
+    <w:lvl w:ilvl="4" w:tplc="04090019" w:tentative="1">
+      <w:start w:val="1"/>
+      <w:numFmt w:val="lowerLetter"/>
+      <w:lvlText w:val="%5."/>
+      <w:lvlJc w:val="left"/>
+      <w:pPr>
+        <w:ind w:left="3600" w:hanging="360"/>
+      </w:pPr>
+    </w:lvl>
+    <w:lvl w:ilvl="5" w:tplc="0409001B" w:tentative="1">
+      <w:start w:val="1"/>
+      <w:numFmt w:val="lowerRoman"/>
+      <w:lvlText w:val="%6."/>
+      <w:lvlJc w:val="right"/>
+      <w:pPr>
+        <w:ind w:left="4320" w:hanging="180"/>
+      </w:pPr>
+    </w:lvl>
+    <w:lvl w:ilvl="6" w:tplc="0409000F" w:tentative="1">
+      <w:start w:val="1"/>
+      <w:numFmt w:val="decimal"/>
+      <w:lvlText w:val="%7."/>
+      <w:lvlJc w:val="left"/>
+      <w:pPr>
+        <w:ind w:left="5040" w:hanging="360"/>
+      </w:pPr>
+    </w:lvl>
+    <w:lvl w:ilvl="7" w:tplc="04090019" w:tentative="1">
+      <w:start w:val="1"/>
+      <w:numFmt w:val="lowerLetter"/>
+      <w:lvlText w:val="%8."/>
+      <w:lvlJc w:val="left"/>
+      <w:pPr>
+        <w:ind w:left="5760" w:hanging="360"/>
+      </w:pPr>
+    </w:lvl>
+    <w:lvl w:ilvl="8" w:tplc="0409001B" w:tentative="1">
+      <w:start w:val="1"/>
+      <w:numFmt w:val="lowerRoman"/>
+      <w:lvlText w:val="%9."/>
+      <w:lvlJc w:val="right"/>
+      <w:pPr>
+        <w:ind w:left="6480" w:hanging="180"/>
+      </w:pPr>
+    </w:lvl>
+  </w:abstractNum>
+  <w:abstractNum w:abstractNumId="4" w15:restartNumberingAfterBreak="0">
+    <w:nsid w:val="648A5BB5"/>
+    <w:multiLevelType w:val="hybridMultilevel"/>
+    <w:tmpl w:val="37147698"/>
+    <w:lvl w:ilvl="0" w:tplc="0409000F">
+      <w:start w:val="1"/>
+      <w:numFmt w:val="decimal"/>
+      <w:lvlText w:val="%1."/>
+      <w:lvlJc w:val="left"/>
+      <w:pPr>
+        <w:ind w:left="720" w:hanging="360"/>
+      </w:pPr>
+      <w:rPr>
+        <w:rFonts w:hint="default"/>
+      </w:rPr>
+    </w:lvl>
+    <w:lvl w:ilvl="1" w:tplc="FFFFFFFF" w:tentative="1">
+      <w:start w:val="1"/>
+      <w:numFmt w:val="bullet"/>
+      <w:lvlText w:val="o"/>
+      <w:lvlJc w:val="left"/>
+      <w:pPr>
+        <w:ind w:left="1440" w:hanging="360"/>
+      </w:pPr>
+      <w:rPr>
+        <w:rFonts w:ascii="Courier New" w:hAnsi="Courier New" w:cs="Courier New" w:hint="default"/>
+      </w:rPr>
+    </w:lvl>
+    <w:lvl w:ilvl="2" w:tplc="FFFFFFFF" w:tentative="1">
+      <w:start w:val="1"/>
+      <w:numFmt w:val="bullet"/>
+      <w:lvlText w:val=""/>
+      <w:lvlJc w:val="left"/>
+      <w:pPr>
+        <w:ind w:left="2160" w:hanging="360"/>
+      </w:pPr>
+      <w:rPr>
+        <w:rFonts w:ascii="Wingdings" w:hAnsi="Wingdings" w:hint="default"/>
+      </w:rPr>
+    </w:lvl>
+    <w:lvl w:ilvl="3" w:tplc="FFFFFFFF" w:tentative="1">
+      <w:start w:val="1"/>
+      <w:numFmt w:val="bullet"/>
+      <w:lvlText w:val=""/>
+      <w:lvlJc w:val="left"/>
+      <w:pPr>
+        <w:ind w:left="2880" w:hanging="360"/>
+      </w:pPr>
+      <w:rPr>
+        <w:rFonts w:ascii="Symbol" w:hAnsi="Symbol" w:hint="default"/>
+      </w:rPr>
+    </w:lvl>
+    <w:lvl w:ilvl="4" w:tplc="FFFFFFFF" w:tentative="1">
+      <w:start w:val="1"/>
+      <w:numFmt w:val="bullet"/>
+      <w:lvlText w:val="o"/>
+      <w:lvlJc w:val="left"/>
+      <w:pPr>
+        <w:ind w:left="3600" w:hanging="360"/>
+      </w:pPr>
+      <w:rPr>
+        <w:rFonts w:ascii="Courier New" w:hAnsi="Courier New" w:cs="Courier New" w:hint="default"/>
+      </w:rPr>
+    </w:lvl>
+    <w:lvl w:ilvl="5" w:tplc="FFFFFFFF" w:tentative="1">
+      <w:start w:val="1"/>
+      <w:numFmt w:val="bullet"/>
+      <w:lvlText w:val=""/>
+      <w:lvlJc w:val="left"/>
+      <w:pPr>
+        <w:ind w:left="4320" w:hanging="360"/>
+      </w:pPr>
+      <w:rPr>
+        <w:rFonts w:ascii="Wingdings" w:hAnsi="Wingdings" w:hint="default"/>
+      </w:rPr>
+    </w:lvl>
+    <w:lvl w:ilvl="6" w:tplc="FFFFFFFF" w:tentative="1">
+      <w:start w:val="1"/>
+      <w:numFmt w:val="bullet"/>
+      <w:lvlText w:val=""/>
+      <w:lvlJc w:val="left"/>
+      <w:pPr>
+        <w:ind w:left="5040" w:hanging="360"/>
+      </w:pPr>
+      <w:rPr>
+        <w:rFonts w:ascii="Symbol" w:hAnsi="Symbol" w:hint="default"/>
+      </w:rPr>
+    </w:lvl>
+    <w:lvl w:ilvl="7" w:tplc="FFFFFFFF" w:tentative="1">
+      <w:start w:val="1"/>
+      <w:numFmt w:val="bullet"/>
+      <w:lvlText w:val="o"/>
+      <w:lvlJc w:val="left"/>
+      <w:pPr>
+        <w:ind w:left="5760" w:hanging="360"/>
+      </w:pPr>
+      <w:rPr>
+        <w:rFonts w:ascii="Courier New" w:hAnsi="Courier New" w:cs="Courier New" w:hint="default"/>
+      </w:rPr>
+    </w:lvl>
+    <w:lvl w:ilvl="8" w:tplc="FFFFFFFF" w:tentative="1">
+      <w:start w:val="1"/>
+      <w:numFmt w:val="bullet"/>
+      <w:lvlText w:val=""/>
+      <w:lvlJc w:val="left"/>
+      <w:pPr>
+        <w:ind w:left="6480" w:hanging="360"/>
+      </w:pPr>
+      <w:rPr>
+        <w:rFonts w:ascii="Wingdings" w:hAnsi="Wingdings" w:hint="default"/>
+      </w:rPr>
+    </w:lvl>
+  </w:abstractNum>
+  <w:abstractNum w:abstractNumId="5" w15:restartNumberingAfterBreak="0">
+    <w:nsid w:val="7E346850"/>
+    <w:multiLevelType w:val="hybridMultilevel"/>
+    <w:tmpl w:val="443AF252"/>
+    <w:lvl w:ilvl="0" w:tplc="04090001">
+      <w:start w:val="1"/>
+      <w:numFmt w:val="bullet"/>
+      <w:lvlText w:val=""/>
+      <w:lvlJc w:val="left"/>
+      <w:pPr>
+        <w:ind w:left="720" w:hanging="360"/>
+      </w:pPr>
+      <w:rPr>
+        <w:rFonts w:ascii="Symbol" w:hAnsi="Symbol" w:hint="default"/>
+      </w:rPr>
+    </w:lvl>
+    <w:lvl w:ilvl="1" w:tplc="04090003" w:tentative="1">
+      <w:start w:val="1"/>
+      <w:numFmt w:val="bullet"/>
+      <w:lvlText w:val="o"/>
+      <w:lvlJc w:val="left"/>
+      <w:pPr>
+        <w:ind w:left="1440" w:hanging="360"/>
+      </w:pPr>
+      <w:rPr>
+        <w:rFonts w:ascii="Courier New" w:hAnsi="Courier New" w:cs="Courier New" w:hint="default"/>
+      </w:rPr>
+    </w:lvl>
+    <w:lvl w:ilvl="2" w:tplc="04090005" w:tentative="1">
+      <w:start w:val="1"/>
+      <w:numFmt w:val="bullet"/>
+      <w:lvlText w:val=""/>
+      <w:lvlJc w:val="left"/>
+      <w:pPr>
+        <w:ind w:left="2160" w:hanging="360"/>
+      </w:pPr>
+      <w:rPr>
+        <w:rFonts w:ascii="Wingdings" w:hAnsi="Wingdings" w:hint="default"/>
+      </w:rPr>
+    </w:lvl>
+    <w:lvl w:ilvl="3" w:tplc="04090001" w:tentative="1">
+      <w:start w:val="1"/>
+      <w:numFmt w:val="bullet"/>
+      <w:lvlText w:val=""/>
+      <w:lvlJc w:val="left"/>
+      <w:pPr>
+        <w:ind w:left="2880" w:hanging="360"/>
+      </w:pPr>
+      <w:rPr>
+        <w:rFonts w:ascii="Symbol" w:hAnsi="Symbol" w:hint="default"/>
+      </w:rPr>
+    </w:lvl>
+    <w:lvl w:ilvl="4" w:tplc="04090003" w:tentative="1">
+      <w:start w:val="1"/>
+      <w:numFmt w:val="bullet"/>
+      <w:lvlText w:val="o"/>
+      <w:lvlJc w:val="left"/>
+      <w:pPr>
+        <w:ind w:left="3600" w:hanging="360"/>
+      </w:pPr>
+      <w:rPr>
+        <w:rFonts w:ascii="Courier New" w:hAnsi="Courier New" w:cs="Courier New" w:hint="default"/>
+      </w:rPr>
+    </w:lvl>
+    <w:lvl w:ilvl="5" w:tplc="04090005" w:tentative="1">
+      <w:start w:val="1"/>
+      <w:numFmt w:val="bullet"/>
+      <w:lvlText w:val=""/>
+      <w:lvlJc w:val="left"/>
+      <w:pPr>
+        <w:ind w:left="4320" w:hanging="360"/>
+      </w:pPr>
+      <w:rPr>
+        <w:rFonts w:ascii="Wingdings" w:hAnsi="Wingdings" w:hint="default"/>
+      </w:rPr>
+    </w:lvl>
+    <w:lvl w:ilvl="6" w:tplc="04090001" w:tentative="1">
+      <w:start w:val="1"/>
+      <w:numFmt w:val="bullet"/>
+      <w:lvlText w:val=""/>
+      <w:lvlJc w:val="left"/>
+      <w:pPr>
+        <w:ind w:left="5040" w:hanging="360"/>
+      </w:pPr>
+      <w:rPr>
+        <w:rFonts w:ascii="Symbol" w:hAnsi="Symbol" w:hint="default"/>
+      </w:rPr>
+    </w:lvl>
+    <w:lvl w:ilvl="7" w:tplc="04090003" w:tentative="1">
+      <w:start w:val="1"/>
+      <w:numFmt w:val="bullet"/>
+      <w:lvlText w:val="o"/>
+      <w:lvlJc w:val="left"/>
+      <w:pPr>
+        <w:ind w:left="5760" w:hanging="360"/>
+      </w:pPr>
+      <w:rPr>
+        <w:rFonts w:ascii="Courier New" w:hAnsi="Courier New" w:cs="Courier New" w:hint="default"/>
+      </w:rPr>
+    </w:lvl>
+    <w:lvl w:ilvl="8" w:tplc="04090005" w:tentative="1">
+      <w:start w:val="1"/>
+      <w:numFmt w:val="bullet"/>
+      <w:lvlText w:val=""/>
+      <w:lvlJc w:val="left"/>
+      <w:pPr>
+        <w:ind w:left="6480" w:hanging="360"/>
+      </w:pPr>
+      <w:rPr>
+        <w:rFonts w:ascii="Wingdings" w:hAnsi="Wingdings" w:hint="default"/>
+      </w:rPr>
+    </w:lvl>
+  </w:abstractNum>
+  <w:num w:numId="1" w16cid:durableId="1327518053">
+    <w:abstractNumId w:val="0"/>
+  </w:num>
+  <w:num w:numId="2" w16cid:durableId="1699160896">
+    <w:abstractNumId w:val="5"/>
+  </w:num>
+  <w:num w:numId="3" w16cid:durableId="1851798685">
+    <w:abstractNumId w:val="4"/>
+  </w:num>
+  <w:num w:numId="4" w16cid:durableId="1077750690">
+    <w:abstractNumId w:val="1"/>
+  </w:num>
+  <w:num w:numId="5" w16cid:durableId="1177770024">
+    <w:abstractNumId w:val="3"/>
+  </w:num>
+  <w:num w:numId="6" w16cid:durableId="2142110300">
+    <w:abstractNumId w:val="2"/>
+  </w:num>
+</w:numbering>
 </file>
 
 <file path=word/styles.xml><?xml version="1.0" encoding="utf-8"?>
@@ -1934,7 +7272,11 @@
   <w:style w:type="paragraph" w:default="1" w:styleId="Normal">
     <w:name w:val="Normal"/>
     <w:qFormat/>
-    <w:rsid w:val="003A1625"/>
+    <w:rsid w:val="00FC52C4"/>
+    <w:pPr>
+      <w:spacing w:line="460" w:lineRule="exact"/>
+      <w:ind w:firstLine="680"/>
+    </w:pPr>
     <w:rPr>
       <w:rFonts w:ascii="Arial" w:eastAsia="Arial" w:hAnsi="Arial" w:cs="Arial"/>
       <w:sz w:val="30"/>
@@ -2161,9 +7503,10 @@
     <w:link w:val="TitleChar"/>
     <w:uiPriority w:val="10"/>
     <w:qFormat/>
-    <w:rsid w:val="001D1EDE"/>
+    <w:rsid w:val="00FC52C4"/>
     <w:pPr>
       <w:spacing w:before="240" w:after="60"/>
+      <w:ind w:firstLine="0"/>
       <w:outlineLvl w:val="0"/>
     </w:pPr>
     <w:rPr>
@@ -2178,7 +7521,7 @@
     <w:basedOn w:val="DefaultParagraphFont"/>
     <w:link w:val="Title"/>
     <w:uiPriority w:val="10"/>
-    <w:rsid w:val="001D1EDE"/>
+    <w:rsid w:val="00FC52C4"/>
     <w:rPr>
       <w:rFonts w:ascii="Arial" w:eastAsia="Arial" w:hAnsi="Arial" w:cs="Arial"/>
       <w:b/>
@@ -2222,6 +7565,78 @@
       <w:sz w:val="40"/>
       <w:szCs w:val="32"/>
       <w:lang w:val="en-GB"/>
+    </w:rPr>
+  </w:style>
+  <w:style w:type="paragraph" w:styleId="Caption">
+    <w:name w:val="caption"/>
+    <w:basedOn w:val="Normal"/>
+    <w:next w:val="Normal"/>
+    <w:uiPriority w:val="35"/>
+    <w:unhideWhenUsed/>
+    <w:qFormat/>
+    <w:rsid w:val="003C1FE9"/>
+    <w:pPr>
+      <w:spacing w:after="200" w:line="240" w:lineRule="auto"/>
+      <w:jc w:val="center"/>
+    </w:pPr>
+    <w:rPr>
+      <w:color w:val="000000" w:themeColor="text1"/>
+      <w:sz w:val="18"/>
+      <w:szCs w:val="18"/>
+    </w:rPr>
+  </w:style>
+  <w:style w:type="character" w:styleId="SubtleEmphasis">
+    <w:name w:val="Subtle Emphasis"/>
+    <w:aliases w:val="subsubtitle"/>
+    <w:basedOn w:val="SubtitleChar"/>
+    <w:uiPriority w:val="19"/>
+    <w:qFormat/>
+    <w:rsid w:val="00E01037"/>
+    <w:rPr>
+      <w:rFonts w:ascii="Arial" w:eastAsia="Arial" w:hAnsi="Arial" w:cs="Arial"/>
+      <w:b/>
+      <w:bCs w:val="0"/>
+      <w:i w:val="0"/>
+      <w:iCs w:val="0"/>
+      <w:color w:val="000000" w:themeColor="text1"/>
+      <w:kern w:val="28"/>
+      <w:sz w:val="32"/>
+      <w:szCs w:val="32"/>
+      <w:lang w:val="en-GB"/>
+    </w:rPr>
+  </w:style>
+  <w:style w:type="paragraph" w:styleId="ListParagraph">
+    <w:name w:val="List Paragraph"/>
+    <w:basedOn w:val="Normal"/>
+    <w:uiPriority w:val="34"/>
+    <w:qFormat/>
+    <w:rsid w:val="00E01037"/>
+    <w:pPr>
+      <w:ind w:left="720"/>
+      <w:contextualSpacing/>
+    </w:pPr>
+  </w:style>
+  <w:style w:type="paragraph" w:styleId="NormalWeb">
+    <w:name w:val="Normal (Web)"/>
+    <w:basedOn w:val="Normal"/>
+    <w:uiPriority w:val="99"/>
+    <w:semiHidden/>
+    <w:unhideWhenUsed/>
+    <w:rsid w:val="008836D0"/>
+    <w:rPr>
+      <w:rFonts w:ascii="Times New Roman" w:hAnsi="Times New Roman" w:cs="Times New Roman"/>
+      <w:sz w:val="24"/>
+      <w:szCs w:val="24"/>
+    </w:rPr>
+  </w:style>
+  <w:style w:type="character" w:styleId="PlaceholderText">
+    <w:name w:val="Placeholder Text"/>
+    <w:basedOn w:val="DefaultParagraphFont"/>
+    <w:uiPriority w:val="99"/>
+    <w:semiHidden/>
+    <w:rsid w:val="008836D0"/>
+    <w:rPr>
+      <w:color w:val="666666"/>
     </w:rPr>
   </w:style>
 </w:styles>
